--- a/2026-T2/T1B1/1-material-sopport/Simulation-Pack.docx
+++ b/2026-T2/T1B1/1-material-sopport/Simulation-Pack.docx
@@ -6,18 +6,19 @@
       <w:pPr>
         <w:pStyle w:val="Title"/>
         <w:rPr>
-          <w:rFonts w:asciiTheme="minorHAnsi" w:eastAsia="Times New Roman" w:hAnsiTheme="minorHAnsi" w:cstheme="minorHAnsi"/>
-          <w:color w:val="000000" w:themeColor="text1"/>
+          <w:rFonts w:eastAsia="Times New Roman"/>
           <w:lang w:eastAsia="en-GB"/>
         </w:rPr>
       </w:pPr>
       <w:r>
-        <w:rPr>
-          <w:rFonts w:asciiTheme="minorHAnsi" w:eastAsia="Times New Roman" w:hAnsiTheme="minorHAnsi" w:cstheme="minorHAnsi"/>
-          <w:color w:val="000000" w:themeColor="text1"/>
+        <w:t>Simulation</w:t>
+      </w:r>
+      <w:r>
+        <w:rPr>
+          <w:rFonts w:eastAsia="Times New Roman"/>
           <w:lang w:eastAsia="en-GB"/>
         </w:rPr>
-        <w:t>Simulation Pack: Case Study – WORLDUCATION</w:t>
+        <w:t xml:space="preserve"> Pack: Case Study – WORLDUCATION</w:t>
       </w:r>
     </w:p>
     <w:p>
@@ -47,23 +48,24 @@
     </w:p>
     <w:p>
       <w:pPr>
+        <w:pStyle w:val="Heading1"/>
+        <w:numPr>
+          <w:ilvl w:val="0"/>
+          <w:numId w:val="15"/>
+        </w:numPr>
+      </w:pPr>
+      <w:r>
+        <w:t>Case Study – WORLDUCATION</w:t>
+      </w:r>
+    </w:p>
+    <w:p>
+      <w:pPr>
         <w:shd w:val="clear" w:color="auto" w:fill="FFFFFF"/>
         <w:rPr>
-          <w:rFonts w:cstheme="minorHAnsi"/>
-          <w:b/>
-          <w:bCs/>
-          <w:color w:val="000000" w:themeColor="text1"/>
-        </w:rPr>
-      </w:pPr>
-      <w:r>
-        <w:rPr>
-          <w:rFonts w:asciiTheme="minorHAnsi" w:hAnsiTheme="minorHAnsi" w:cstheme="minorHAnsi"/>
-          <w:b/>
-          <w:bCs/>
-          <w:color w:val="000000" w:themeColor="text1"/>
-        </w:rPr>
-        <w:t>Case Study – WORLDUCATION</w:t>
-      </w:r>
+          <w:rFonts w:asciiTheme="minorHAnsi" w:hAnsiTheme="minorHAnsi" w:cstheme="minorHAnsi"/>
+          <w:color w:val="000000" w:themeColor="text1"/>
+        </w:rPr>
+      </w:pPr>
     </w:p>
     <w:p>
       <w:pPr>
@@ -73,6 +75,13 @@
           <w:color w:val="000000" w:themeColor="text1"/>
         </w:rPr>
       </w:pPr>
+      <w:r>
+        <w:rPr>
+          <w:rFonts w:asciiTheme="minorHAnsi" w:hAnsiTheme="minorHAnsi" w:cstheme="minorHAnsi"/>
+          <w:color w:val="000000" w:themeColor="text1"/>
+        </w:rPr>
+        <w:t>Worlducation is a social startup that manufactures tablet computers for primary school students. They not only focus on the hardware, but they also have a competitive team creating software, content and activities to better engage and educate the students. </w:t>
+      </w:r>
     </w:p>
     <w:p>
       <w:pPr>
@@ -87,7 +96,7 @@
           <w:rFonts w:asciiTheme="minorHAnsi" w:hAnsiTheme="minorHAnsi" w:cstheme="minorHAnsi"/>
           <w:color w:val="000000" w:themeColor="text1"/>
         </w:rPr>
-        <w:t>Worlducation is a social startup that manufactures tablet computers for primary school students. They not only focus on the hardware, but they also have a competitive team creating software, content and activities to better engage and educate the students. </w:t>
+        <w:t>Worlducation aims to change the way children learn at school by implementing artificial intelligence technology that can follow up on each child’s progress and adjust to their needs as they learn, creating the optimal path learning experience.</w:t>
       </w:r>
     </w:p>
     <w:p>
@@ -103,7 +112,7 @@
           <w:rFonts w:asciiTheme="minorHAnsi" w:hAnsiTheme="minorHAnsi" w:cstheme="minorHAnsi"/>
           <w:color w:val="000000" w:themeColor="text1"/>
         </w:rPr>
-        <w:t>Worlducation aims to change the way children learn at school by implementing artificial intelligence technology that can follow up on each child’s progress and adjust to their needs as they learn, creating the optimal path learning experience.</w:t>
+        <w:t>So far, Worlducation only sells their tablet computers business to business (B2B) as they realised that their content and hardware proved most effective when a whole classroom was using it, and a teacher was coordinating the activities. Also, this helped the sales team focus on larger sales, and minimised the potential number of problems that could arise from individual customers. However, the long-term plan is to also tackle a business to consumer strategy (B2C). </w:t>
       </w:r>
     </w:p>
     <w:p>
@@ -119,7 +128,7 @@
           <w:rFonts w:asciiTheme="minorHAnsi" w:hAnsiTheme="minorHAnsi" w:cstheme="minorHAnsi"/>
           <w:color w:val="000000" w:themeColor="text1"/>
         </w:rPr>
-        <w:t>So far, Worlducation only sells their tablet computers business to business (B2B) as they realised that their content and hardware proved most effective when a whole classroom was using it, and a teacher was coordinating the activities. Also, this helped the sales team focus on larger sales, and minimised the potential number of problems that could arise from individual customers. However, the long-term plan is to also tackle a business to consumer strategy (B2C). </w:t>
+        <w:t>What makes Worlducation completely different from their competition is that they envision a world in which every child learns how to read and write – a world without illiteracy. Given this vision, for every classroom that buys their products, they donate and train a classroom somewhere around the world that can’t afford the same technology. Furthermore, they connect the two classrooms (those who bought the products and services and those who received the donation) so that they can grow together and collaborate throughout their learning cycle.  </w:t>
       </w:r>
     </w:p>
     <w:p>
@@ -135,7 +144,7 @@
           <w:rFonts w:asciiTheme="minorHAnsi" w:hAnsiTheme="minorHAnsi" w:cstheme="minorHAnsi"/>
           <w:color w:val="000000" w:themeColor="text1"/>
         </w:rPr>
-        <w:t>What makes Worlducation completely different from their competition is that they envision a world in which every child learns how to read and write – a world without illiteracy. Given this vision, for every classroom that buys their products, they donate and train a classroom somewhere around the world that can’t afford the same technology. Furthermore, they connect the two classrooms (those who bought the products and services and those who received the donation) so that they can grow together and collaborate throughout their learning cycle.  </w:t>
+        <w:t>Worlducation was founded in 2016, and by the end of 2019 they had sold over 35,000 tablets to over 550 schools in 23 countries, generating revenue in hardware sales and software subscriptions. </w:t>
       </w:r>
     </w:p>
     <w:p>
@@ -151,7 +160,7 @@
           <w:rFonts w:asciiTheme="minorHAnsi" w:hAnsiTheme="minorHAnsi" w:cstheme="minorHAnsi"/>
           <w:color w:val="000000" w:themeColor="text1"/>
         </w:rPr>
-        <w:t>Worlducation was founded in 2016, and by the end of 2019 they had sold over 35,000 tablets to over 550 schools in 23 countries, generating revenue in hardware sales and software subscriptions. </w:t>
+        <w:t>Worlducation headquarters are in Sydney’s CBD but they have a development team in Bulgaria, a manufacturing team in Hong Kong, and operation and marketing staff in Colombia, Egypt, Iceland, Russia and the Philippines.</w:t>
       </w:r>
     </w:p>
     <w:p>
@@ -167,7 +176,7 @@
           <w:rFonts w:asciiTheme="minorHAnsi" w:hAnsiTheme="minorHAnsi" w:cstheme="minorHAnsi"/>
           <w:color w:val="000000" w:themeColor="text1"/>
         </w:rPr>
-        <w:t>Worlducation headquarters are in Sydney’s CBD but they have a development team in Bulgaria, a manufacturing team in Hong Kong, and operation and marketing staff in Colombia, Egypt, Iceland, Russia and the Philippines.</w:t>
+        <w:t>Worlducation started 2020 with a huge sale to a school in Portugal. Although it was a great start, the context for the rest of the quarter was highly uncertain due to COVID-19. Surprisingly the pandemic brought hundreds of new leads and that led to an unprecedented growth that brought alongside dozens of operation and production problems.</w:t>
       </w:r>
     </w:p>
     <w:p>
@@ -183,7 +192,7 @@
           <w:rFonts w:asciiTheme="minorHAnsi" w:hAnsiTheme="minorHAnsi" w:cstheme="minorHAnsi"/>
           <w:color w:val="000000" w:themeColor="text1"/>
         </w:rPr>
-        <w:t>Worlducation started 2020 with a huge sale to a school in Portugal. Although it was a great start, the context for the rest of the quarter was highly uncertain due to COVID-19. Surprisingly the pandemic brought hundreds of new leads and that led to an unprecedented growth that brought alongside dozens of operation and production problems.</w:t>
+        <w:t>The factory in Hong Kong closed down for 1 month due to government restrictions limiting supply, the sales team was overwhelmed with sale meetings over ZOOM, the tech-support team had to re-adapt the software to remote learning for many of the schools, and the founders had to start thinking on how education was going to change after this worldwide event. </w:t>
       </w:r>
     </w:p>
     <w:p>
@@ -199,42 +208,18 @@
           <w:rFonts w:asciiTheme="minorHAnsi" w:hAnsiTheme="minorHAnsi" w:cstheme="minorHAnsi"/>
           <w:color w:val="000000" w:themeColor="text1"/>
         </w:rPr>
-        <w:t>The factory in Hong Kong closed down for 1 month due to government restrictions limiting supply, the sales team was overwhelmed with sale meetings over ZOOM, the tech-support team had to re-adapt the software to remote learning for many of the schools, and the founders had to start thinking on how education was going to change after this worldwide event. </w:t>
-      </w:r>
-    </w:p>
-    <w:p>
-      <w:pPr>
-        <w:shd w:val="clear" w:color="auto" w:fill="FFFFFF"/>
-        <w:rPr>
-          <w:rFonts w:asciiTheme="minorHAnsi" w:hAnsiTheme="minorHAnsi" w:cstheme="minorHAnsi"/>
-          <w:color w:val="000000" w:themeColor="text1"/>
-        </w:rPr>
-      </w:pPr>
-      <w:r>
-        <w:rPr>
-          <w:rFonts w:asciiTheme="minorHAnsi" w:hAnsiTheme="minorHAnsi" w:cstheme="minorHAnsi"/>
-          <w:color w:val="000000" w:themeColor="text1"/>
-        </w:rPr>
         <w:br w:type="page"/>
       </w:r>
     </w:p>
     <w:p>
       <w:pPr>
-        <w:shd w:val="clear" w:color="auto" w:fill="FFFFFF"/>
-        <w:rPr>
-          <w:rFonts w:cstheme="minorHAnsi"/>
-          <w:b/>
-          <w:bCs/>
-          <w:color w:val="000000" w:themeColor="text1"/>
-        </w:rPr>
-      </w:pPr>
-      <w:r>
-        <w:rPr>
-          <w:rFonts w:asciiTheme="minorHAnsi" w:hAnsiTheme="minorHAnsi" w:cstheme="minorHAnsi"/>
-          <w:b/>
-          <w:bCs/>
-          <w:color w:val="000000" w:themeColor="text1"/>
-        </w:rPr>
+        <w:pStyle w:val="Heading1"/>
+        <w:numPr>
+          <w:ilvl w:val="0"/>
+          <w:numId w:val="15"/>
+        </w:numPr>
+      </w:pPr>
+      <w:r>
         <w:lastRenderedPageBreak/>
         <w:t>Strategic and Operational Plan 2020 – 2022</w:t>
       </w:r>
@@ -250,6 +235,18 @@
     </w:p>
     <w:p>
       <w:pPr>
+        <w:pStyle w:val="Heading2"/>
+        <w:numPr>
+          <w:ilvl w:val="1"/>
+          <w:numId w:val="15"/>
+        </w:numPr>
+      </w:pPr>
+      <w:r>
+        <w:t>Welcome</w:t>
+      </w:r>
+    </w:p>
+    <w:p>
+      <w:pPr>
         <w:shd w:val="clear" w:color="auto" w:fill="FFFFFF"/>
         <w:rPr>
           <w:rFonts w:asciiTheme="minorHAnsi" w:hAnsiTheme="minorHAnsi" w:cstheme="minorHAnsi"/>
@@ -259,11 +256,9 @@
       <w:r>
         <w:rPr>
           <w:rFonts w:asciiTheme="minorHAnsi" w:hAnsiTheme="minorHAnsi" w:cstheme="minorHAnsi"/>
-          <w:b/>
-          <w:bCs/>
-          <w:color w:val="000000" w:themeColor="text1"/>
-        </w:rPr>
-        <w:t>Welcome</w:t>
+          <w:color w:val="000000" w:themeColor="text1"/>
+        </w:rPr>
+        <w:t>Welcome to the Strategic and Operational Plan for Worlducation. </w:t>
       </w:r>
     </w:p>
     <w:p>
@@ -279,7 +274,7 @@
           <w:rFonts w:asciiTheme="minorHAnsi" w:hAnsiTheme="minorHAnsi" w:cstheme="minorHAnsi"/>
           <w:color w:val="000000" w:themeColor="text1"/>
         </w:rPr>
-        <w:t>Welcome to the Strategic and Operational Plan for Worlducation. </w:t>
+        <w:t>This document sets out our vision for the next two years and how we hope to achieve it.</w:t>
       </w:r>
     </w:p>
     <w:p>
@@ -295,7 +290,7 @@
           <w:rFonts w:asciiTheme="minorHAnsi" w:hAnsiTheme="minorHAnsi" w:cstheme="minorHAnsi"/>
           <w:color w:val="000000" w:themeColor="text1"/>
         </w:rPr>
-        <w:t>This document sets out our vision for the next two years and how we hope to achieve it.</w:t>
+        <w:t>We hope you enjoy reading this document.</w:t>
       </w:r>
     </w:p>
     <w:p>
@@ -311,7 +306,7 @@
           <w:rFonts w:asciiTheme="minorHAnsi" w:hAnsiTheme="minorHAnsi" w:cstheme="minorHAnsi"/>
           <w:color w:val="000000" w:themeColor="text1"/>
         </w:rPr>
-        <w:t>We hope you enjoy reading this document.</w:t>
+        <w:t>Lucas Lopez</w:t>
       </w:r>
     </w:p>
     <w:p>
@@ -327,29 +322,66 @@
           <w:rFonts w:asciiTheme="minorHAnsi" w:hAnsiTheme="minorHAnsi" w:cstheme="minorHAnsi"/>
           <w:color w:val="000000" w:themeColor="text1"/>
         </w:rPr>
-        <w:t>Lucas Lopez</w:t>
+        <w:t>CEO </w:t>
       </w:r>
     </w:p>
     <w:p>
       <w:pPr>
         <w:shd w:val="clear" w:color="auto" w:fill="FFFFFF"/>
         <w:rPr>
-          <w:rFonts w:asciiTheme="minorHAnsi" w:hAnsiTheme="minorHAnsi" w:cstheme="minorHAnsi"/>
-          <w:color w:val="000000" w:themeColor="text1"/>
-        </w:rPr>
-      </w:pPr>
-      <w:r>
-        <w:rPr>
-          <w:rFonts w:asciiTheme="minorHAnsi" w:hAnsiTheme="minorHAnsi" w:cstheme="minorHAnsi"/>
-          <w:color w:val="000000" w:themeColor="text1"/>
-        </w:rPr>
-        <w:t>CEO </w:t>
+          <w:rFonts w:cstheme="minorHAnsi"/>
+          <w:color w:val="000000" w:themeColor="text1"/>
+        </w:rPr>
+      </w:pPr>
+      <w:r>
+        <w:rPr>
+          <w:rFonts w:asciiTheme="minorHAnsi" w:hAnsiTheme="minorHAnsi" w:cstheme="minorHAnsi"/>
+          <w:color w:val="000000" w:themeColor="text1"/>
+        </w:rPr>
+        <w:t>Worlducation</w:t>
       </w:r>
     </w:p>
     <w:p>
       <w:pPr>
         <w:shd w:val="clear" w:color="auto" w:fill="FFFFFF"/>
         <w:rPr>
+          <w:rFonts w:asciiTheme="minorHAnsi" w:hAnsiTheme="minorHAnsi" w:cstheme="minorHAnsi"/>
+          <w:color w:val="000000" w:themeColor="text1"/>
+        </w:rPr>
+      </w:pPr>
+    </w:p>
+    <w:p>
+      <w:pPr>
+        <w:pStyle w:val="Heading2"/>
+        <w:numPr>
+          <w:ilvl w:val="1"/>
+          <w:numId w:val="15"/>
+        </w:numPr>
+      </w:pPr>
+      <w:r>
+        <w:t>Executive Summary</w:t>
+      </w:r>
+    </w:p>
+    <w:p>
+      <w:pPr>
+        <w:shd w:val="clear" w:color="auto" w:fill="FFFFFF"/>
+        <w:rPr>
+          <w:rFonts w:asciiTheme="minorHAnsi" w:hAnsiTheme="minorHAnsi" w:cstheme="minorHAnsi"/>
+          <w:color w:val="000000" w:themeColor="text1"/>
+        </w:rPr>
+      </w:pPr>
+      <w:r>
+        <w:rPr>
+          <w:rFonts w:asciiTheme="minorHAnsi" w:hAnsiTheme="minorHAnsi" w:cstheme="minorHAnsi"/>
+          <w:color w:val="000000" w:themeColor="text1"/>
+        </w:rPr>
+        <w:t>Founded in 2016, Worlducation is a social startup that manufactures tablet computers for primary school students. Our focus is not only on the hardware, but also creating software, content and activities to better engage and educate primary school students. </w:t>
+      </w:r>
+    </w:p>
+    <w:p>
+      <w:pPr>
+        <w:shd w:val="clear" w:color="auto" w:fill="FFFFFF"/>
+        <w:rPr>
           <w:rFonts w:cstheme="minorHAnsi"/>
           <w:color w:val="000000" w:themeColor="text1"/>
         </w:rPr>
@@ -359,7 +391,7 @@
           <w:rFonts w:asciiTheme="minorHAnsi" w:hAnsiTheme="minorHAnsi" w:cstheme="minorHAnsi"/>
           <w:color w:val="000000" w:themeColor="text1"/>
         </w:rPr>
-        <w:t>Worlducation</w:t>
+        <w:t>Worlducation aims to change the way children learn at school by implementing artificial intelligence technology that can follow up on each child’s progress and adjust to their needs as they learn, creating the optimal path learning experience. Worlducation envisions a world in which every child learns how to read and write – a world without illiteracy. This is why, for each classroom that buys our product, we donate and train a classroom somewhere around the world that can’t afford the same technology. We then connect the classrooms together so that they can grow and collaborate throughout their learning cycle.  </w:t>
       </w:r>
     </w:p>
     <w:p>
@@ -373,20 +405,30 @@
     </w:p>
     <w:p>
       <w:pPr>
+        <w:pStyle w:val="Heading2"/>
+        <w:numPr>
+          <w:ilvl w:val="1"/>
+          <w:numId w:val="15"/>
+        </w:numPr>
+      </w:pPr>
+      <w:r>
+        <w:t>Vision Statement</w:t>
+      </w:r>
+    </w:p>
+    <w:p>
+      <w:pPr>
         <w:shd w:val="clear" w:color="auto" w:fill="FFFFFF"/>
         <w:rPr>
-          <w:rFonts w:asciiTheme="minorHAnsi" w:hAnsiTheme="minorHAnsi" w:cstheme="minorHAnsi"/>
-          <w:color w:val="000000" w:themeColor="text1"/>
-        </w:rPr>
-      </w:pPr>
-      <w:r>
-        <w:rPr>
-          <w:rFonts w:asciiTheme="minorHAnsi" w:hAnsiTheme="minorHAnsi" w:cstheme="minorHAnsi"/>
-          <w:b/>
-          <w:bCs/>
-          <w:color w:val="000000" w:themeColor="text1"/>
-        </w:rPr>
-        <w:t>Executive Summary</w:t>
+          <w:rFonts w:cstheme="minorHAnsi"/>
+          <w:color w:val="000000" w:themeColor="text1"/>
+        </w:rPr>
+      </w:pPr>
+      <w:r>
+        <w:rPr>
+          <w:rFonts w:asciiTheme="minorHAnsi" w:hAnsiTheme="minorHAnsi" w:cstheme="minorHAnsi"/>
+          <w:color w:val="000000" w:themeColor="text1"/>
+        </w:rPr>
+        <w:t>To see a world without illiteracy. </w:t>
       </w:r>
     </w:p>
     <w:p>
@@ -397,12 +439,17 @@
           <w:color w:val="000000" w:themeColor="text1"/>
         </w:rPr>
       </w:pPr>
-      <w:r>
-        <w:rPr>
-          <w:rFonts w:asciiTheme="minorHAnsi" w:hAnsiTheme="minorHAnsi" w:cstheme="minorHAnsi"/>
-          <w:color w:val="000000" w:themeColor="text1"/>
-        </w:rPr>
-        <w:t>Founded in 2016, Worlducation is a social startup that manufactures tablet computers for primary school students. Our focus is not only on the hardware, but also creating software, content and activities to better engage and educate primary school students. </w:t>
+    </w:p>
+    <w:p>
+      <w:pPr>
+        <w:pStyle w:val="Heading2"/>
+        <w:numPr>
+          <w:ilvl w:val="1"/>
+          <w:numId w:val="15"/>
+        </w:numPr>
+      </w:pPr>
+      <w:r>
+        <w:t>Mission Statement</w:t>
       </w:r>
     </w:p>
     <w:p>
@@ -418,7 +465,7 @@
           <w:rFonts w:asciiTheme="minorHAnsi" w:hAnsiTheme="minorHAnsi" w:cstheme="minorHAnsi"/>
           <w:color w:val="000000" w:themeColor="text1"/>
         </w:rPr>
-        <w:t>Worlducation aims to change the way children learn at school by implementing artificial intelligence technology that can follow up on each child’s progress and adjust to their needs as they learn, creating the optimal path learning experience. Worlducation envisions a world in which every child learns how to read and write – a world without illiteracy. This is why, for each classroom that buys our product, we donate and train a classroom somewhere around the world that can’t afford the same technology. We then connect the classrooms together so that they can grow and collaborate throughout their learning cycle.  </w:t>
+        <w:t>To be the change and facilitate a world without illiteracy by changing the way children learn at school and the number of schools that have access to technology.</w:t>
       </w:r>
     </w:p>
     <w:p>
@@ -432,105 +479,13 @@
     </w:p>
     <w:p>
       <w:pPr>
-        <w:shd w:val="clear" w:color="auto" w:fill="FFFFFF"/>
-        <w:rPr>
-          <w:rFonts w:asciiTheme="minorHAnsi" w:hAnsiTheme="minorHAnsi" w:cstheme="minorHAnsi"/>
-          <w:color w:val="000000" w:themeColor="text1"/>
-        </w:rPr>
-      </w:pPr>
-      <w:r>
-        <w:rPr>
-          <w:rFonts w:asciiTheme="minorHAnsi" w:hAnsiTheme="minorHAnsi" w:cstheme="minorHAnsi"/>
-          <w:b/>
-          <w:bCs/>
-          <w:color w:val="000000" w:themeColor="text1"/>
-        </w:rPr>
-        <w:t>Vision Statement</w:t>
-      </w:r>
-    </w:p>
-    <w:p>
-      <w:pPr>
-        <w:shd w:val="clear" w:color="auto" w:fill="FFFFFF"/>
-        <w:rPr>
-          <w:rFonts w:cstheme="minorHAnsi"/>
-          <w:color w:val="000000" w:themeColor="text1"/>
-        </w:rPr>
-      </w:pPr>
-      <w:r>
-        <w:rPr>
-          <w:rFonts w:asciiTheme="minorHAnsi" w:hAnsiTheme="minorHAnsi" w:cstheme="minorHAnsi"/>
-          <w:color w:val="000000" w:themeColor="text1"/>
-        </w:rPr>
-        <w:t>To see a world without illiteracy. </w:t>
-      </w:r>
-    </w:p>
-    <w:p>
-      <w:pPr>
-        <w:shd w:val="clear" w:color="auto" w:fill="FFFFFF"/>
-        <w:rPr>
-          <w:rFonts w:asciiTheme="minorHAnsi" w:hAnsiTheme="minorHAnsi" w:cstheme="minorHAnsi"/>
-          <w:color w:val="000000" w:themeColor="text1"/>
-        </w:rPr>
-      </w:pPr>
-    </w:p>
-    <w:p>
-      <w:pPr>
-        <w:shd w:val="clear" w:color="auto" w:fill="FFFFFF"/>
-        <w:rPr>
-          <w:rFonts w:asciiTheme="minorHAnsi" w:hAnsiTheme="minorHAnsi" w:cstheme="minorHAnsi"/>
-          <w:color w:val="000000" w:themeColor="text1"/>
-        </w:rPr>
-      </w:pPr>
-      <w:r>
-        <w:rPr>
-          <w:rFonts w:asciiTheme="minorHAnsi" w:hAnsiTheme="minorHAnsi" w:cstheme="minorHAnsi"/>
-          <w:b/>
-          <w:bCs/>
-          <w:color w:val="000000" w:themeColor="text1"/>
-        </w:rPr>
-        <w:t>Mission Statement</w:t>
-      </w:r>
-    </w:p>
-    <w:p>
-      <w:pPr>
-        <w:shd w:val="clear" w:color="auto" w:fill="FFFFFF"/>
-        <w:rPr>
-          <w:rFonts w:cstheme="minorHAnsi"/>
-          <w:color w:val="000000" w:themeColor="text1"/>
-        </w:rPr>
-      </w:pPr>
-      <w:r>
-        <w:rPr>
-          <w:rFonts w:asciiTheme="minorHAnsi" w:hAnsiTheme="minorHAnsi" w:cstheme="minorHAnsi"/>
-          <w:color w:val="000000" w:themeColor="text1"/>
-        </w:rPr>
-        <w:t>To be the change and facilitate a world without illiteracy by changing the way children learn at school and the number of schools that have access to technology.</w:t>
-      </w:r>
-    </w:p>
-    <w:p>
-      <w:pPr>
-        <w:shd w:val="clear" w:color="auto" w:fill="FFFFFF"/>
-        <w:rPr>
-          <w:rFonts w:asciiTheme="minorHAnsi" w:hAnsiTheme="minorHAnsi" w:cstheme="minorHAnsi"/>
-          <w:color w:val="000000" w:themeColor="text1"/>
-        </w:rPr>
-      </w:pPr>
-    </w:p>
-    <w:p>
-      <w:pPr>
-        <w:shd w:val="clear" w:color="auto" w:fill="FFFFFF"/>
-        <w:rPr>
-          <w:rFonts w:asciiTheme="minorHAnsi" w:hAnsiTheme="minorHAnsi" w:cstheme="minorHAnsi"/>
-          <w:color w:val="000000" w:themeColor="text1"/>
-        </w:rPr>
-      </w:pPr>
-      <w:r>
-        <w:rPr>
-          <w:rFonts w:asciiTheme="minorHAnsi" w:hAnsiTheme="minorHAnsi" w:cstheme="minorHAnsi"/>
-          <w:b/>
-          <w:bCs/>
-          <w:color w:val="000000" w:themeColor="text1"/>
-        </w:rPr>
+        <w:pStyle w:val="Heading2"/>
+        <w:numPr>
+          <w:ilvl w:val="1"/>
+          <w:numId w:val="15"/>
+        </w:numPr>
+      </w:pPr>
+      <w:r>
         <w:t>Our values are:</w:t>
       </w:r>
     </w:p>
@@ -621,19 +576,13 @@
     </w:p>
     <w:p>
       <w:pPr>
-        <w:shd w:val="clear" w:color="auto" w:fill="FFFFFF"/>
-        <w:rPr>
-          <w:rFonts w:asciiTheme="minorHAnsi" w:hAnsiTheme="minorHAnsi" w:cstheme="minorHAnsi"/>
-          <w:color w:val="000000" w:themeColor="text1"/>
-        </w:rPr>
-      </w:pPr>
-      <w:r>
-        <w:rPr>
-          <w:rFonts w:asciiTheme="minorHAnsi" w:hAnsiTheme="minorHAnsi" w:cstheme="minorHAnsi"/>
-          <w:b/>
-          <w:bCs/>
-          <w:color w:val="000000" w:themeColor="text1"/>
-        </w:rPr>
+        <w:pStyle w:val="Heading2"/>
+        <w:numPr>
+          <w:ilvl w:val="1"/>
+          <w:numId w:val="15"/>
+        </w:numPr>
+      </w:pPr>
+      <w:r>
         <w:t>Strategic Priorities </w:t>
       </w:r>
     </w:p>
@@ -728,19 +677,14 @@
     </w:p>
     <w:p>
       <w:pPr>
-        <w:shd w:val="clear" w:color="auto" w:fill="FFFFFF"/>
-        <w:rPr>
-          <w:rFonts w:asciiTheme="minorHAnsi" w:hAnsiTheme="minorHAnsi" w:cstheme="minorHAnsi"/>
-          <w:color w:val="000000" w:themeColor="text1"/>
-        </w:rPr>
-      </w:pPr>
-      <w:r>
-        <w:rPr>
-          <w:rFonts w:asciiTheme="minorHAnsi" w:hAnsiTheme="minorHAnsi" w:cstheme="minorHAnsi"/>
-          <w:b/>
-          <w:bCs/>
-          <w:color w:val="000000" w:themeColor="text1"/>
-        </w:rPr>
+        <w:pStyle w:val="Heading2"/>
+        <w:numPr>
+          <w:ilvl w:val="1"/>
+          <w:numId w:val="15"/>
+        </w:numPr>
+      </w:pPr>
+      <w:r>
+        <w:lastRenderedPageBreak/>
         <w:t>Increase our reach</w:t>
       </w:r>
     </w:p>
@@ -795,19 +739,13 @@
     </w:p>
     <w:p>
       <w:pPr>
-        <w:shd w:val="clear" w:color="auto" w:fill="FFFFFF"/>
-        <w:rPr>
-          <w:rFonts w:asciiTheme="minorHAnsi" w:hAnsiTheme="minorHAnsi" w:cstheme="minorHAnsi"/>
-          <w:color w:val="000000" w:themeColor="text1"/>
-        </w:rPr>
-      </w:pPr>
-      <w:r>
-        <w:rPr>
-          <w:rFonts w:asciiTheme="minorHAnsi" w:hAnsiTheme="minorHAnsi" w:cstheme="minorHAnsi"/>
-          <w:b/>
-          <w:bCs/>
-          <w:color w:val="000000" w:themeColor="text1"/>
-        </w:rPr>
+        <w:pStyle w:val="Heading2"/>
+        <w:numPr>
+          <w:ilvl w:val="2"/>
+          <w:numId w:val="15"/>
+        </w:numPr>
+      </w:pPr>
+      <w:r>
         <w:t>Continue building deeper customer relationships</w:t>
       </w:r>
     </w:p>
@@ -913,20 +851,13 @@
     </w:p>
     <w:p>
       <w:pPr>
-        <w:shd w:val="clear" w:color="auto" w:fill="FFFFFF"/>
-        <w:rPr>
-          <w:rFonts w:asciiTheme="minorHAnsi" w:hAnsiTheme="minorHAnsi" w:cstheme="minorHAnsi"/>
-          <w:color w:val="000000" w:themeColor="text1"/>
-        </w:rPr>
-      </w:pPr>
-      <w:r>
-        <w:rPr>
-          <w:rFonts w:asciiTheme="minorHAnsi" w:hAnsiTheme="minorHAnsi" w:cstheme="minorHAnsi"/>
-          <w:b/>
-          <w:bCs/>
-          <w:color w:val="000000" w:themeColor="text1"/>
-        </w:rPr>
-        <w:lastRenderedPageBreak/>
+        <w:pStyle w:val="Heading2"/>
+        <w:numPr>
+          <w:ilvl w:val="2"/>
+          <w:numId w:val="15"/>
+        </w:numPr>
+      </w:pPr>
+      <w:r>
         <w:t>Attract, engage and develop the best staff</w:t>
       </w:r>
     </w:p>
@@ -1057,19 +988,13 @@
     </w:p>
     <w:p>
       <w:pPr>
-        <w:shd w:val="clear" w:color="auto" w:fill="FFFFFF"/>
-        <w:rPr>
-          <w:rFonts w:asciiTheme="minorHAnsi" w:hAnsiTheme="minorHAnsi" w:cstheme="minorHAnsi"/>
-          <w:color w:val="000000" w:themeColor="text1"/>
-        </w:rPr>
-      </w:pPr>
-      <w:r>
-        <w:rPr>
-          <w:rFonts w:asciiTheme="minorHAnsi" w:hAnsiTheme="minorHAnsi" w:cstheme="minorHAnsi"/>
-          <w:b/>
-          <w:bCs/>
-          <w:color w:val="000000" w:themeColor="text1"/>
-        </w:rPr>
+        <w:pStyle w:val="Heading2"/>
+        <w:numPr>
+          <w:ilvl w:val="1"/>
+          <w:numId w:val="15"/>
+        </w:numPr>
+      </w:pPr>
+      <w:r>
         <w:t>Our organisation structure</w:t>
       </w:r>
     </w:p>
@@ -1252,6 +1177,18 @@
     </w:p>
     <w:p>
       <w:pPr>
+        <w:pStyle w:val="Heading2"/>
+        <w:numPr>
+          <w:ilvl w:val="1"/>
+          <w:numId w:val="15"/>
+        </w:numPr>
+      </w:pPr>
+      <w:r>
+        <w:t>The Market</w:t>
+      </w:r>
+    </w:p>
+    <w:p>
+      <w:pPr>
         <w:shd w:val="clear" w:color="auto" w:fill="FFFFFF"/>
         <w:rPr>
           <w:rFonts w:asciiTheme="minorHAnsi" w:hAnsiTheme="minorHAnsi" w:cstheme="minorHAnsi"/>
@@ -1261,11 +1198,9 @@
       <w:r>
         <w:rPr>
           <w:rFonts w:asciiTheme="minorHAnsi" w:hAnsiTheme="minorHAnsi" w:cstheme="minorHAnsi"/>
-          <w:b/>
-          <w:bCs/>
-          <w:color w:val="000000" w:themeColor="text1"/>
-        </w:rPr>
-        <w:t>The Market</w:t>
+          <w:color w:val="000000" w:themeColor="text1"/>
+        </w:rPr>
+        <w:t>The technology market is a growing and ever-changing industry due to the rapid rate that technology is being updated. Emerging technologies include artificial intelligence and the Internet of Things (IOT). There is an increasing focus on cyber security.</w:t>
       </w:r>
     </w:p>
     <w:p>
@@ -1281,766 +1216,306 @@
           <w:rFonts w:asciiTheme="minorHAnsi" w:hAnsiTheme="minorHAnsi" w:cstheme="minorHAnsi"/>
           <w:color w:val="000000" w:themeColor="text1"/>
         </w:rPr>
-        <w:t>The technology market is a growing and ever-changing industry due to the rapid rate that technology is being updated. Emerging technologies include artificial intelligence and the Internet of Things (IOT). There is an increasing focus on cyber security.</w:t>
+        <w:t>Due to the global pandemic, the issues with the manufacturing industry have impacted on the supply of hardware components. </w:t>
       </w:r>
     </w:p>
     <w:p>
       <w:pPr>
         <w:shd w:val="clear" w:color="auto" w:fill="FFFFFF"/>
         <w:rPr>
-          <w:rFonts w:asciiTheme="minorHAnsi" w:hAnsiTheme="minorHAnsi" w:cstheme="minorHAnsi"/>
-          <w:color w:val="000000" w:themeColor="text1"/>
-        </w:rPr>
-      </w:pPr>
-      <w:r>
-        <w:rPr>
-          <w:rFonts w:asciiTheme="minorHAnsi" w:hAnsiTheme="minorHAnsi" w:cstheme="minorHAnsi"/>
-          <w:color w:val="000000" w:themeColor="text1"/>
-        </w:rPr>
-        <w:t>Due to the global pandemic, the issues with the manufacturing industry have impacted on the supply of hardware components. </w:t>
+          <w:rFonts w:cstheme="minorHAnsi"/>
+          <w:color w:val="000000" w:themeColor="text1"/>
+        </w:rPr>
+      </w:pPr>
+      <w:r>
+        <w:rPr>
+          <w:rFonts w:asciiTheme="minorHAnsi" w:hAnsiTheme="minorHAnsi" w:cstheme="minorHAnsi"/>
+          <w:color w:val="000000" w:themeColor="text1"/>
+        </w:rPr>
+        <w:t>The trend for consumer spending during the pandemic has taken a downturn but this has not affected the ICT industry as due to more people working from home, consumer appetite for tablets has increased. </w:t>
+      </w:r>
+    </w:p>
+    <w:p>
+      <w:pPr>
+        <w:spacing w:after="160" w:line="278" w:lineRule="auto"/>
+        <w:rPr>
+          <w:rFonts w:asciiTheme="minorHAnsi" w:hAnsiTheme="minorHAnsi" w:cstheme="minorHAnsi"/>
+          <w:color w:val="000000" w:themeColor="text1"/>
+        </w:rPr>
+      </w:pPr>
+      <w:r>
+        <w:rPr>
+          <w:rFonts w:asciiTheme="minorHAnsi" w:hAnsiTheme="minorHAnsi" w:cstheme="minorHAnsi"/>
+          <w:color w:val="000000" w:themeColor="text1"/>
+        </w:rPr>
+        <w:br w:type="page"/>
       </w:r>
     </w:p>
     <w:p>
       <w:pPr>
         <w:shd w:val="clear" w:color="auto" w:fill="FFFFFF"/>
         <w:rPr>
+          <w:rFonts w:asciiTheme="minorHAnsi" w:hAnsiTheme="minorHAnsi" w:cstheme="minorHAnsi"/>
+          <w:color w:val="000000" w:themeColor="text1"/>
+        </w:rPr>
+      </w:pPr>
+    </w:p>
+    <w:p>
+      <w:pPr>
+        <w:pStyle w:val="Heading2"/>
+        <w:numPr>
+          <w:ilvl w:val="1"/>
+          <w:numId w:val="15"/>
+        </w:numPr>
+        <w:ind w:left="432"/>
+      </w:pPr>
+      <w:r>
+        <w:t>Situation Analysis</w:t>
+      </w:r>
+    </w:p>
+    <w:p>
+      <w:pPr>
+        <w:pStyle w:val="Heading2"/>
+        <w:numPr>
+          <w:ilvl w:val="2"/>
+          <w:numId w:val="15"/>
+        </w:numPr>
+        <w:ind w:left="864"/>
+      </w:pPr>
+      <w:r>
+        <w:t>Strengths</w:t>
+      </w:r>
+    </w:p>
+    <w:p>
+      <w:pPr>
+        <w:pStyle w:val="ListParagraph"/>
+        <w:numPr>
+          <w:ilvl w:val="0"/>
+          <w:numId w:val="31"/>
+        </w:numPr>
+        <w:ind w:left="360"/>
+      </w:pPr>
+      <w:r>
+        <w:t>Value and quality</w:t>
+      </w:r>
+    </w:p>
+    <w:p>
+      <w:pPr>
+        <w:pStyle w:val="ListParagraph"/>
+        <w:numPr>
+          <w:ilvl w:val="0"/>
+          <w:numId w:val="31"/>
+        </w:numPr>
+        <w:ind w:left="360"/>
+      </w:pPr>
+      <w:r>
+        <w:t xml:space="preserve">Strong management </w:t>
+      </w:r>
+    </w:p>
+    <w:p>
+      <w:pPr>
+        <w:pStyle w:val="ListParagraph"/>
+        <w:numPr>
+          <w:ilvl w:val="0"/>
+          <w:numId w:val="31"/>
+        </w:numPr>
+        <w:ind w:left="360"/>
+      </w:pPr>
+      <w:r>
+        <w:t>Customer loyalty</w:t>
+      </w:r>
+    </w:p>
+    <w:p>
+      <w:pPr>
+        <w:pStyle w:val="ListParagraph"/>
+        <w:numPr>
+          <w:ilvl w:val="0"/>
+          <w:numId w:val="31"/>
+        </w:numPr>
+        <w:ind w:left="360"/>
+      </w:pPr>
+      <w:r>
+        <w:t>Friendly organisational culture</w:t>
+      </w:r>
+    </w:p>
+    <w:p>
+      <w:pPr>
+        <w:pStyle w:val="ListParagraph"/>
+        <w:numPr>
+          <w:ilvl w:val="0"/>
+          <w:numId w:val="31"/>
+        </w:numPr>
+        <w:ind w:left="360"/>
+      </w:pPr>
+      <w:r>
+        <w:t>Level of available finance for investment</w:t>
+      </w:r>
+    </w:p>
+    <w:p>
+      <w:pPr>
+        <w:pStyle w:val="Heading2"/>
+        <w:numPr>
+          <w:ilvl w:val="2"/>
+          <w:numId w:val="15"/>
+        </w:numPr>
+        <w:ind w:left="864"/>
+      </w:pPr>
+      <w:r>
+        <w:t>Weaknesses</w:t>
+      </w:r>
+    </w:p>
+    <w:p>
+      <w:pPr>
+        <w:pStyle w:val="ListParagraph"/>
+        <w:numPr>
+          <w:ilvl w:val="0"/>
+          <w:numId w:val="32"/>
+        </w:numPr>
+        <w:ind w:left="360"/>
+      </w:pPr>
+      <w:r>
+        <w:t>Brand name not developed as well it could be</w:t>
+      </w:r>
+    </w:p>
+    <w:p>
+      <w:pPr>
+        <w:pStyle w:val="ListParagraph"/>
+        <w:numPr>
+          <w:ilvl w:val="0"/>
+          <w:numId w:val="32"/>
+        </w:numPr>
+        <w:ind w:left="360"/>
+      </w:pPr>
+      <w:r>
+        <w:t>Growing organisation</w:t>
+      </w:r>
+    </w:p>
+    <w:p>
+      <w:pPr>
+        <w:pStyle w:val="Heading2"/>
+        <w:numPr>
+          <w:ilvl w:val="2"/>
+          <w:numId w:val="15"/>
+        </w:numPr>
+        <w:ind w:left="864"/>
+      </w:pPr>
+      <w:r>
+        <w:t>Opportunities</w:t>
+      </w:r>
+    </w:p>
+    <w:p>
+      <w:r>
+        <w:t>Schools needing to upgrade technology</w:t>
+      </w:r>
+    </w:p>
+    <w:p>
+      <w:pPr>
+        <w:pStyle w:val="ListParagraph"/>
+        <w:numPr>
+          <w:ilvl w:val="0"/>
+          <w:numId w:val="53"/>
+        </w:numPr>
+      </w:pPr>
+      <w:r>
+        <w:t xml:space="preserve">Opportunities to offer a range of services </w:t>
+      </w:r>
+    </w:p>
+    <w:p>
+      <w:pPr>
+        <w:pStyle w:val="ListParagraph"/>
+        <w:numPr>
+          <w:ilvl w:val="0"/>
+          <w:numId w:val="53"/>
+        </w:numPr>
+      </w:pPr>
+      <w:r>
+        <w:t>Opportunities for synergies across all services and products</w:t>
+      </w:r>
+    </w:p>
+    <w:p/>
+    <w:p>
+      <w:pPr>
+        <w:pStyle w:val="Heading2"/>
+        <w:numPr>
+          <w:ilvl w:val="2"/>
+          <w:numId w:val="15"/>
+        </w:numPr>
+        <w:ind w:left="864"/>
+      </w:pPr>
+      <w:r>
+        <w:t>Threats</w:t>
+      </w:r>
+    </w:p>
+    <w:p>
+      <w:pPr>
+        <w:pStyle w:val="ListParagraph"/>
+        <w:numPr>
+          <w:ilvl w:val="0"/>
+          <w:numId w:val="54"/>
+        </w:numPr>
+      </w:pPr>
+      <w:r>
+        <w:t xml:space="preserve">High level of competition </w:t>
+      </w:r>
+    </w:p>
+    <w:p>
+      <w:pPr>
+        <w:pStyle w:val="ListParagraph"/>
+        <w:numPr>
+          <w:ilvl w:val="0"/>
+          <w:numId w:val="54"/>
+        </w:numPr>
+      </w:pPr>
+      <w:r>
+        <w:t xml:space="preserve">Economic downturn meaning less spent generally </w:t>
+      </w:r>
+    </w:p>
+    <w:p>
+      <w:pPr>
+        <w:pStyle w:val="ListParagraph"/>
+        <w:numPr>
+          <w:ilvl w:val="0"/>
+          <w:numId w:val="54"/>
+        </w:numPr>
+      </w:pPr>
+      <w:r>
+        <w:t>Failing to satisfy clients demands</w:t>
+      </w:r>
+    </w:p>
+    <w:p>
+      <w:pPr>
+        <w:rPr>
+          <w:lang w:eastAsia="en-US"/>
+        </w:rPr>
+      </w:pPr>
+    </w:p>
+    <w:p>
+      <w:pPr>
+        <w:pStyle w:val="Heading2"/>
+        <w:numPr>
+          <w:ilvl w:val="1"/>
+          <w:numId w:val="15"/>
+        </w:numPr>
+      </w:pPr>
+      <w:r>
+        <w:t>Marketing Strategies</w:t>
+      </w:r>
+    </w:p>
+    <w:p>
+      <w:pPr>
+        <w:pStyle w:val="ListParagraph"/>
+        <w:numPr>
+          <w:ilvl w:val="2"/>
+          <w:numId w:val="15"/>
+        </w:numPr>
+        <w:rPr>
           <w:rFonts w:cstheme="minorHAnsi"/>
           <w:color w:val="000000" w:themeColor="text1"/>
         </w:rPr>
       </w:pPr>
       <w:r>
         <w:rPr>
-          <w:rFonts w:asciiTheme="minorHAnsi" w:hAnsiTheme="minorHAnsi" w:cstheme="minorHAnsi"/>
-          <w:color w:val="000000" w:themeColor="text1"/>
-        </w:rPr>
-        <w:t>The trend for consumer spending during the pandemic has taken a downturn but this has not affected the ICT industry as due to more people working from home, consumer appetite for tablets has increased. </w:t>
-      </w:r>
-    </w:p>
-    <w:p>
-      <w:pPr>
-        <w:shd w:val="clear" w:color="auto" w:fill="FFFFFF"/>
-        <w:rPr>
-          <w:rFonts w:asciiTheme="minorHAnsi" w:hAnsiTheme="minorHAnsi" w:cstheme="minorHAnsi"/>
-          <w:color w:val="000000" w:themeColor="text1"/>
-        </w:rPr>
-      </w:pPr>
-    </w:p>
-    <w:p>
-      <w:pPr>
-        <w:shd w:val="clear" w:color="auto" w:fill="FFFFFF"/>
-        <w:rPr>
-          <w:rFonts w:asciiTheme="minorHAnsi" w:hAnsiTheme="minorHAnsi" w:cstheme="minorHAnsi"/>
-          <w:color w:val="000000" w:themeColor="text1"/>
-        </w:rPr>
-      </w:pPr>
-      <w:r>
-        <w:rPr>
-          <w:rFonts w:asciiTheme="minorHAnsi" w:hAnsiTheme="minorHAnsi" w:cstheme="minorHAnsi"/>
-          <w:b/>
-          <w:bCs/>
-          <w:color w:val="000000" w:themeColor="text1"/>
-        </w:rPr>
-        <w:t>Situation Analysis</w:t>
-      </w:r>
-    </w:p>
-    <w:tbl>
-      <w:tblPr>
-        <w:tblW w:w="10460" w:type="dxa"/>
-        <w:tblLook w:val="04A0" w:firstRow="1" w:lastRow="0" w:firstColumn="1" w:lastColumn="0" w:noHBand="0" w:noVBand="1"/>
-      </w:tblPr>
-      <w:tblGrid>
-        <w:gridCol w:w="5672"/>
-        <w:gridCol w:w="4788"/>
-      </w:tblGrid>
-      <w:tr>
-        <w:trPr>
-          <w:trHeight w:val="720"/>
-        </w:trPr>
-        <w:tc>
-          <w:tcPr>
-            <w:tcW w:w="5672" w:type="dxa"/>
-            <w:tcBorders>
-              <w:top w:val="single" w:sz="4" w:space="0" w:color="auto"/>
-              <w:left w:val="single" w:sz="4" w:space="0" w:color="auto"/>
-              <w:bottom w:val="single" w:sz="4" w:space="0" w:color="auto"/>
-              <w:right w:val="single" w:sz="4" w:space="0" w:color="auto"/>
-            </w:tcBorders>
-            <w:shd w:val="clear" w:color="000000" w:fill="E7E6E6"/>
-            <w:noWrap/>
-            <w:vAlign w:val="bottom"/>
-            <w:hideMark/>
-          </w:tcPr>
-          <w:p>
-            <w:pPr>
-              <w:rPr>
-                <w:rFonts w:asciiTheme="minorHAnsi" w:hAnsiTheme="minorHAnsi" w:cstheme="minorHAnsi"/>
-                <w:b/>
-                <w:bCs/>
-                <w:color w:val="000000" w:themeColor="text1"/>
-              </w:rPr>
-            </w:pPr>
-            <w:r>
-              <w:rPr>
-                <w:rFonts w:asciiTheme="minorHAnsi" w:hAnsiTheme="minorHAnsi" w:cstheme="minorHAnsi"/>
-                <w:b/>
-                <w:bCs/>
-                <w:color w:val="000000" w:themeColor="text1"/>
-              </w:rPr>
-              <w:t>Strengths</w:t>
-            </w:r>
-          </w:p>
-        </w:tc>
-        <w:tc>
-          <w:tcPr>
-            <w:tcW w:w="4788" w:type="dxa"/>
-            <w:tcBorders>
-              <w:top w:val="single" w:sz="4" w:space="0" w:color="auto"/>
-              <w:left w:val="nil"/>
-              <w:bottom w:val="single" w:sz="4" w:space="0" w:color="auto"/>
-              <w:right w:val="single" w:sz="4" w:space="0" w:color="auto"/>
-            </w:tcBorders>
-            <w:shd w:val="clear" w:color="000000" w:fill="E7E6E6"/>
-            <w:noWrap/>
-            <w:vAlign w:val="bottom"/>
-            <w:hideMark/>
-          </w:tcPr>
-          <w:p>
-            <w:pPr>
-              <w:rPr>
-                <w:rFonts w:asciiTheme="minorHAnsi" w:hAnsiTheme="minorHAnsi" w:cstheme="minorHAnsi"/>
-                <w:b/>
-                <w:bCs/>
-                <w:color w:val="000000" w:themeColor="text1"/>
-              </w:rPr>
-            </w:pPr>
-            <w:r>
-              <w:rPr>
-                <w:rFonts w:asciiTheme="minorHAnsi" w:hAnsiTheme="minorHAnsi" w:cstheme="minorHAnsi"/>
-                <w:b/>
-                <w:bCs/>
-                <w:color w:val="000000" w:themeColor="text1"/>
-              </w:rPr>
-              <w:t>Weaknesses</w:t>
-            </w:r>
-          </w:p>
-        </w:tc>
-      </w:tr>
-      <w:tr>
-        <w:trPr>
-          <w:trHeight w:val="720"/>
-        </w:trPr>
-        <w:tc>
-          <w:tcPr>
-            <w:tcW w:w="5672" w:type="dxa"/>
-            <w:tcBorders>
-              <w:top w:val="nil"/>
-              <w:left w:val="single" w:sz="4" w:space="0" w:color="auto"/>
-              <w:bottom w:val="single" w:sz="4" w:space="0" w:color="auto"/>
-              <w:right w:val="single" w:sz="4" w:space="0" w:color="auto"/>
-            </w:tcBorders>
-            <w:noWrap/>
-            <w:vAlign w:val="bottom"/>
-            <w:hideMark/>
-          </w:tcPr>
-          <w:p>
-            <w:pPr>
-              <w:rPr>
-                <w:rFonts w:asciiTheme="minorHAnsi" w:hAnsiTheme="minorHAnsi" w:cstheme="minorHAnsi"/>
-                <w:color w:val="000000" w:themeColor="text1"/>
-              </w:rPr>
-            </w:pPr>
-            <w:r>
-              <w:rPr>
-                <w:rFonts w:asciiTheme="minorHAnsi" w:hAnsiTheme="minorHAnsi" w:cstheme="minorHAnsi"/>
-                <w:color w:val="000000" w:themeColor="text1"/>
-              </w:rPr>
-              <w:t>Value and quality</w:t>
-            </w:r>
-          </w:p>
-        </w:tc>
-        <w:tc>
-          <w:tcPr>
-            <w:tcW w:w="4788" w:type="dxa"/>
-            <w:tcBorders>
-              <w:top w:val="nil"/>
-              <w:left w:val="nil"/>
-              <w:bottom w:val="single" w:sz="4" w:space="0" w:color="auto"/>
-              <w:right w:val="single" w:sz="4" w:space="0" w:color="auto"/>
-            </w:tcBorders>
-            <w:noWrap/>
-            <w:vAlign w:val="bottom"/>
-            <w:hideMark/>
-          </w:tcPr>
-          <w:p>
-            <w:pPr>
-              <w:rPr>
-                <w:rFonts w:asciiTheme="minorHAnsi" w:hAnsiTheme="minorHAnsi" w:cstheme="minorHAnsi"/>
-                <w:color w:val="000000" w:themeColor="text1"/>
-              </w:rPr>
-            </w:pPr>
-            <w:r>
-              <w:rPr>
-                <w:rFonts w:asciiTheme="minorHAnsi" w:hAnsiTheme="minorHAnsi" w:cstheme="minorHAnsi"/>
-                <w:color w:val="000000" w:themeColor="text1"/>
-              </w:rPr>
-              <w:t>Brand name not developed as well it could be</w:t>
-            </w:r>
-          </w:p>
-        </w:tc>
-      </w:tr>
-      <w:tr>
-        <w:trPr>
-          <w:trHeight w:val="720"/>
-        </w:trPr>
-        <w:tc>
-          <w:tcPr>
-            <w:tcW w:w="5672" w:type="dxa"/>
-            <w:tcBorders>
-              <w:top w:val="nil"/>
-              <w:left w:val="single" w:sz="4" w:space="0" w:color="auto"/>
-              <w:bottom w:val="single" w:sz="4" w:space="0" w:color="auto"/>
-              <w:right w:val="single" w:sz="4" w:space="0" w:color="auto"/>
-            </w:tcBorders>
-            <w:noWrap/>
-            <w:vAlign w:val="bottom"/>
-            <w:hideMark/>
-          </w:tcPr>
-          <w:p>
-            <w:pPr>
-              <w:rPr>
-                <w:rFonts w:asciiTheme="minorHAnsi" w:hAnsiTheme="minorHAnsi" w:cstheme="minorHAnsi"/>
-                <w:color w:val="000000" w:themeColor="text1"/>
-              </w:rPr>
-            </w:pPr>
-            <w:r>
-              <w:rPr>
-                <w:rFonts w:asciiTheme="minorHAnsi" w:hAnsiTheme="minorHAnsi" w:cstheme="minorHAnsi"/>
-                <w:color w:val="000000" w:themeColor="text1"/>
-              </w:rPr>
-              <w:t>Strong management </w:t>
-            </w:r>
-          </w:p>
-        </w:tc>
-        <w:tc>
-          <w:tcPr>
-            <w:tcW w:w="4788" w:type="dxa"/>
-            <w:tcBorders>
-              <w:top w:val="nil"/>
-              <w:left w:val="nil"/>
-              <w:bottom w:val="single" w:sz="4" w:space="0" w:color="auto"/>
-              <w:right w:val="single" w:sz="4" w:space="0" w:color="auto"/>
-            </w:tcBorders>
-            <w:noWrap/>
-            <w:vAlign w:val="bottom"/>
-            <w:hideMark/>
-          </w:tcPr>
-          <w:p>
-            <w:pPr>
-              <w:rPr>
-                <w:rFonts w:asciiTheme="minorHAnsi" w:hAnsiTheme="minorHAnsi" w:cstheme="minorHAnsi"/>
-                <w:color w:val="000000" w:themeColor="text1"/>
-              </w:rPr>
-            </w:pPr>
-            <w:r>
-              <w:rPr>
-                <w:rFonts w:asciiTheme="minorHAnsi" w:hAnsiTheme="minorHAnsi" w:cstheme="minorHAnsi"/>
-                <w:color w:val="000000" w:themeColor="text1"/>
-              </w:rPr>
-              <w:t>Growing organisation </w:t>
-            </w:r>
-          </w:p>
-        </w:tc>
-      </w:tr>
-      <w:tr>
-        <w:trPr>
-          <w:trHeight w:val="720"/>
-        </w:trPr>
-        <w:tc>
-          <w:tcPr>
-            <w:tcW w:w="5672" w:type="dxa"/>
-            <w:tcBorders>
-              <w:top w:val="nil"/>
-              <w:left w:val="single" w:sz="4" w:space="0" w:color="auto"/>
-              <w:bottom w:val="single" w:sz="4" w:space="0" w:color="auto"/>
-              <w:right w:val="single" w:sz="4" w:space="0" w:color="auto"/>
-            </w:tcBorders>
-            <w:noWrap/>
-            <w:vAlign w:val="bottom"/>
-            <w:hideMark/>
-          </w:tcPr>
-          <w:p>
-            <w:pPr>
-              <w:rPr>
-                <w:rFonts w:asciiTheme="minorHAnsi" w:hAnsiTheme="minorHAnsi" w:cstheme="minorHAnsi"/>
-                <w:color w:val="000000" w:themeColor="text1"/>
-              </w:rPr>
-            </w:pPr>
-            <w:r>
-              <w:rPr>
-                <w:rFonts w:asciiTheme="minorHAnsi" w:hAnsiTheme="minorHAnsi" w:cstheme="minorHAnsi"/>
-                <w:color w:val="000000" w:themeColor="text1"/>
-              </w:rPr>
-              <w:t>Customer loyalty</w:t>
-            </w:r>
-          </w:p>
-        </w:tc>
-        <w:tc>
-          <w:tcPr>
-            <w:tcW w:w="4788" w:type="dxa"/>
-            <w:tcBorders>
-              <w:top w:val="nil"/>
-              <w:left w:val="nil"/>
-              <w:bottom w:val="single" w:sz="4" w:space="0" w:color="auto"/>
-              <w:right w:val="single" w:sz="4" w:space="0" w:color="auto"/>
-            </w:tcBorders>
-            <w:noWrap/>
-            <w:vAlign w:val="bottom"/>
-            <w:hideMark/>
-          </w:tcPr>
-          <w:p>
-            <w:pPr>
-              <w:rPr>
-                <w:rFonts w:asciiTheme="minorHAnsi" w:hAnsiTheme="minorHAnsi" w:cstheme="minorHAnsi"/>
-                <w:color w:val="000000" w:themeColor="text1"/>
-              </w:rPr>
-            </w:pPr>
-            <w:r>
-              <w:rPr>
-                <w:rFonts w:asciiTheme="minorHAnsi" w:hAnsiTheme="minorHAnsi" w:cstheme="minorHAnsi"/>
-                <w:color w:val="000000" w:themeColor="text1"/>
-              </w:rPr>
-              <w:t> </w:t>
-            </w:r>
-          </w:p>
-        </w:tc>
-      </w:tr>
-      <w:tr>
-        <w:trPr>
-          <w:trHeight w:val="720"/>
-        </w:trPr>
-        <w:tc>
-          <w:tcPr>
-            <w:tcW w:w="5672" w:type="dxa"/>
-            <w:tcBorders>
-              <w:top w:val="nil"/>
-              <w:left w:val="single" w:sz="4" w:space="0" w:color="auto"/>
-              <w:bottom w:val="single" w:sz="4" w:space="0" w:color="auto"/>
-              <w:right w:val="single" w:sz="4" w:space="0" w:color="auto"/>
-            </w:tcBorders>
-            <w:noWrap/>
-            <w:vAlign w:val="bottom"/>
-            <w:hideMark/>
-          </w:tcPr>
-          <w:p>
-            <w:pPr>
-              <w:rPr>
-                <w:rFonts w:asciiTheme="minorHAnsi" w:hAnsiTheme="minorHAnsi" w:cstheme="minorHAnsi"/>
-                <w:color w:val="000000" w:themeColor="text1"/>
-              </w:rPr>
-            </w:pPr>
-            <w:r>
-              <w:rPr>
-                <w:rFonts w:asciiTheme="minorHAnsi" w:hAnsiTheme="minorHAnsi" w:cstheme="minorHAnsi"/>
-                <w:color w:val="000000" w:themeColor="text1"/>
-              </w:rPr>
-              <w:t>Friendly organisational culture</w:t>
-            </w:r>
-          </w:p>
-        </w:tc>
-        <w:tc>
-          <w:tcPr>
-            <w:tcW w:w="4788" w:type="dxa"/>
-            <w:tcBorders>
-              <w:top w:val="nil"/>
-              <w:left w:val="nil"/>
-              <w:bottom w:val="single" w:sz="4" w:space="0" w:color="auto"/>
-              <w:right w:val="single" w:sz="4" w:space="0" w:color="auto"/>
-            </w:tcBorders>
-            <w:noWrap/>
-            <w:vAlign w:val="bottom"/>
-            <w:hideMark/>
-          </w:tcPr>
-          <w:p>
-            <w:pPr>
-              <w:rPr>
-                <w:rFonts w:asciiTheme="minorHAnsi" w:hAnsiTheme="minorHAnsi" w:cstheme="minorHAnsi"/>
-                <w:color w:val="000000" w:themeColor="text1"/>
-              </w:rPr>
-            </w:pPr>
-            <w:r>
-              <w:rPr>
-                <w:rFonts w:asciiTheme="minorHAnsi" w:hAnsiTheme="minorHAnsi" w:cstheme="minorHAnsi"/>
-                <w:color w:val="000000" w:themeColor="text1"/>
-              </w:rPr>
-              <w:t> </w:t>
-            </w:r>
-          </w:p>
-        </w:tc>
-      </w:tr>
-      <w:tr>
-        <w:trPr>
-          <w:trHeight w:val="720"/>
-        </w:trPr>
-        <w:tc>
-          <w:tcPr>
-            <w:tcW w:w="5672" w:type="dxa"/>
-            <w:tcBorders>
-              <w:top w:val="nil"/>
-              <w:left w:val="single" w:sz="4" w:space="0" w:color="auto"/>
-              <w:bottom w:val="single" w:sz="4" w:space="0" w:color="auto"/>
-              <w:right w:val="single" w:sz="4" w:space="0" w:color="auto"/>
-            </w:tcBorders>
-            <w:noWrap/>
-            <w:vAlign w:val="bottom"/>
-            <w:hideMark/>
-          </w:tcPr>
-          <w:p>
-            <w:pPr>
-              <w:rPr>
-                <w:rFonts w:asciiTheme="minorHAnsi" w:hAnsiTheme="minorHAnsi" w:cstheme="minorHAnsi"/>
-                <w:color w:val="000000" w:themeColor="text1"/>
-              </w:rPr>
-            </w:pPr>
-            <w:r>
-              <w:rPr>
-                <w:rFonts w:asciiTheme="minorHAnsi" w:hAnsiTheme="minorHAnsi" w:cstheme="minorHAnsi"/>
-                <w:color w:val="000000" w:themeColor="text1"/>
-              </w:rPr>
-              <w:t>Level of available finance for investment </w:t>
-            </w:r>
-          </w:p>
-        </w:tc>
-        <w:tc>
-          <w:tcPr>
-            <w:tcW w:w="4788" w:type="dxa"/>
-            <w:tcBorders>
-              <w:top w:val="nil"/>
-              <w:left w:val="nil"/>
-              <w:bottom w:val="single" w:sz="4" w:space="0" w:color="auto"/>
-              <w:right w:val="single" w:sz="4" w:space="0" w:color="auto"/>
-            </w:tcBorders>
-            <w:noWrap/>
-            <w:vAlign w:val="bottom"/>
-            <w:hideMark/>
-          </w:tcPr>
-          <w:p>
-            <w:pPr>
-              <w:rPr>
-                <w:rFonts w:asciiTheme="minorHAnsi" w:hAnsiTheme="minorHAnsi" w:cstheme="minorHAnsi"/>
-                <w:color w:val="000000" w:themeColor="text1"/>
-              </w:rPr>
-            </w:pPr>
-            <w:r>
-              <w:rPr>
-                <w:rFonts w:asciiTheme="minorHAnsi" w:hAnsiTheme="minorHAnsi" w:cstheme="minorHAnsi"/>
-                <w:color w:val="000000" w:themeColor="text1"/>
-              </w:rPr>
-              <w:t> </w:t>
-            </w:r>
-          </w:p>
-        </w:tc>
-      </w:tr>
-      <w:tr>
-        <w:trPr>
-          <w:trHeight w:val="720"/>
-        </w:trPr>
-        <w:tc>
-          <w:tcPr>
-            <w:tcW w:w="5672" w:type="dxa"/>
-            <w:tcBorders>
-              <w:top w:val="nil"/>
-              <w:left w:val="single" w:sz="4" w:space="0" w:color="auto"/>
-              <w:bottom w:val="single" w:sz="4" w:space="0" w:color="auto"/>
-              <w:right w:val="single" w:sz="4" w:space="0" w:color="auto"/>
-            </w:tcBorders>
-            <w:shd w:val="clear" w:color="000000" w:fill="E7E6E6"/>
-            <w:noWrap/>
-            <w:vAlign w:val="bottom"/>
-            <w:hideMark/>
-          </w:tcPr>
-          <w:p>
-            <w:pPr>
-              <w:rPr>
-                <w:rFonts w:asciiTheme="minorHAnsi" w:hAnsiTheme="minorHAnsi" w:cstheme="minorHAnsi"/>
-                <w:b/>
-                <w:bCs/>
-                <w:color w:val="000000" w:themeColor="text1"/>
-              </w:rPr>
-            </w:pPr>
-            <w:r>
-              <w:rPr>
-                <w:rFonts w:asciiTheme="minorHAnsi" w:hAnsiTheme="minorHAnsi" w:cstheme="minorHAnsi"/>
-                <w:b/>
-                <w:bCs/>
-                <w:color w:val="000000" w:themeColor="text1"/>
-              </w:rPr>
-              <w:t>Opportunities</w:t>
-            </w:r>
-          </w:p>
-        </w:tc>
-        <w:tc>
-          <w:tcPr>
-            <w:tcW w:w="4788" w:type="dxa"/>
-            <w:tcBorders>
-              <w:top w:val="nil"/>
-              <w:left w:val="nil"/>
-              <w:bottom w:val="single" w:sz="4" w:space="0" w:color="auto"/>
-              <w:right w:val="single" w:sz="4" w:space="0" w:color="auto"/>
-            </w:tcBorders>
-            <w:shd w:val="clear" w:color="000000" w:fill="E7E6E6"/>
-            <w:noWrap/>
-            <w:vAlign w:val="bottom"/>
-            <w:hideMark/>
-          </w:tcPr>
-          <w:p>
-            <w:pPr>
-              <w:rPr>
-                <w:rFonts w:asciiTheme="minorHAnsi" w:hAnsiTheme="minorHAnsi" w:cstheme="minorHAnsi"/>
-                <w:b/>
-                <w:bCs/>
-                <w:color w:val="000000" w:themeColor="text1"/>
-              </w:rPr>
-            </w:pPr>
-            <w:r>
-              <w:rPr>
-                <w:rFonts w:asciiTheme="minorHAnsi" w:hAnsiTheme="minorHAnsi" w:cstheme="minorHAnsi"/>
-                <w:b/>
-                <w:bCs/>
-                <w:color w:val="000000" w:themeColor="text1"/>
-              </w:rPr>
-              <w:t>Threats</w:t>
-            </w:r>
-          </w:p>
-        </w:tc>
-      </w:tr>
-      <w:tr>
-        <w:trPr>
-          <w:trHeight w:val="720"/>
-        </w:trPr>
-        <w:tc>
-          <w:tcPr>
-            <w:tcW w:w="5672" w:type="dxa"/>
-            <w:tcBorders>
-              <w:top w:val="nil"/>
-              <w:left w:val="single" w:sz="4" w:space="0" w:color="auto"/>
-              <w:bottom w:val="single" w:sz="4" w:space="0" w:color="auto"/>
-              <w:right w:val="single" w:sz="4" w:space="0" w:color="auto"/>
-            </w:tcBorders>
-            <w:noWrap/>
-            <w:vAlign w:val="bottom"/>
-            <w:hideMark/>
-          </w:tcPr>
-          <w:p>
-            <w:pPr>
-              <w:rPr>
-                <w:rFonts w:asciiTheme="minorHAnsi" w:hAnsiTheme="minorHAnsi" w:cstheme="minorHAnsi"/>
-                <w:color w:val="000000" w:themeColor="text1"/>
-              </w:rPr>
-            </w:pPr>
-            <w:r>
-              <w:rPr>
-                <w:rFonts w:asciiTheme="minorHAnsi" w:hAnsiTheme="minorHAnsi" w:cstheme="minorHAnsi"/>
-                <w:color w:val="000000" w:themeColor="text1"/>
-              </w:rPr>
-              <w:t>Schools needing to upgrade technology</w:t>
-            </w:r>
-          </w:p>
-        </w:tc>
-        <w:tc>
-          <w:tcPr>
-            <w:tcW w:w="4788" w:type="dxa"/>
-            <w:tcBorders>
-              <w:top w:val="nil"/>
-              <w:left w:val="nil"/>
-              <w:bottom w:val="single" w:sz="4" w:space="0" w:color="auto"/>
-              <w:right w:val="single" w:sz="4" w:space="0" w:color="auto"/>
-            </w:tcBorders>
-            <w:noWrap/>
-            <w:vAlign w:val="bottom"/>
-            <w:hideMark/>
-          </w:tcPr>
-          <w:p>
-            <w:pPr>
-              <w:rPr>
-                <w:rFonts w:asciiTheme="minorHAnsi" w:hAnsiTheme="minorHAnsi" w:cstheme="minorHAnsi"/>
-                <w:color w:val="000000" w:themeColor="text1"/>
-              </w:rPr>
-            </w:pPr>
-            <w:r>
-              <w:rPr>
-                <w:rFonts w:asciiTheme="minorHAnsi" w:hAnsiTheme="minorHAnsi" w:cstheme="minorHAnsi"/>
-                <w:color w:val="000000" w:themeColor="text1"/>
-              </w:rPr>
-              <w:t>High level of competition </w:t>
-            </w:r>
-          </w:p>
-        </w:tc>
-      </w:tr>
-      <w:tr>
-        <w:trPr>
-          <w:trHeight w:val="720"/>
-        </w:trPr>
-        <w:tc>
-          <w:tcPr>
-            <w:tcW w:w="5672" w:type="dxa"/>
-            <w:tcBorders>
-              <w:top w:val="nil"/>
-              <w:left w:val="single" w:sz="4" w:space="0" w:color="auto"/>
-              <w:bottom w:val="single" w:sz="4" w:space="0" w:color="auto"/>
-              <w:right w:val="single" w:sz="4" w:space="0" w:color="auto"/>
-            </w:tcBorders>
-            <w:noWrap/>
-            <w:vAlign w:val="bottom"/>
-            <w:hideMark/>
-          </w:tcPr>
-          <w:p>
-            <w:pPr>
-              <w:rPr>
-                <w:rFonts w:asciiTheme="minorHAnsi" w:hAnsiTheme="minorHAnsi" w:cstheme="minorHAnsi"/>
-                <w:color w:val="000000" w:themeColor="text1"/>
-              </w:rPr>
-            </w:pPr>
-            <w:r>
-              <w:rPr>
-                <w:rFonts w:asciiTheme="minorHAnsi" w:hAnsiTheme="minorHAnsi" w:cstheme="minorHAnsi"/>
-                <w:color w:val="000000" w:themeColor="text1"/>
-              </w:rPr>
-              <w:t>Opportunities to offer a range of services </w:t>
-            </w:r>
-          </w:p>
-        </w:tc>
-        <w:tc>
-          <w:tcPr>
-            <w:tcW w:w="4788" w:type="dxa"/>
-            <w:tcBorders>
-              <w:top w:val="nil"/>
-              <w:left w:val="nil"/>
-              <w:bottom w:val="single" w:sz="4" w:space="0" w:color="auto"/>
-              <w:right w:val="single" w:sz="4" w:space="0" w:color="auto"/>
-            </w:tcBorders>
-            <w:noWrap/>
-            <w:vAlign w:val="bottom"/>
-            <w:hideMark/>
-          </w:tcPr>
-          <w:p>
-            <w:pPr>
-              <w:rPr>
-                <w:rFonts w:asciiTheme="minorHAnsi" w:hAnsiTheme="minorHAnsi" w:cstheme="minorHAnsi"/>
-                <w:color w:val="000000" w:themeColor="text1"/>
-              </w:rPr>
-            </w:pPr>
-            <w:r>
-              <w:rPr>
-                <w:rFonts w:asciiTheme="minorHAnsi" w:hAnsiTheme="minorHAnsi" w:cstheme="minorHAnsi"/>
-                <w:color w:val="000000" w:themeColor="text1"/>
-              </w:rPr>
-              <w:t>Economic downturn meaning less spent generally </w:t>
-            </w:r>
-          </w:p>
-        </w:tc>
-      </w:tr>
-      <w:tr>
-        <w:trPr>
-          <w:trHeight w:val="720"/>
-        </w:trPr>
-        <w:tc>
-          <w:tcPr>
-            <w:tcW w:w="5672" w:type="dxa"/>
-            <w:tcBorders>
-              <w:top w:val="nil"/>
-              <w:left w:val="single" w:sz="4" w:space="0" w:color="auto"/>
-              <w:bottom w:val="single" w:sz="4" w:space="0" w:color="auto"/>
-              <w:right w:val="single" w:sz="4" w:space="0" w:color="auto"/>
-            </w:tcBorders>
-            <w:noWrap/>
-            <w:vAlign w:val="bottom"/>
-            <w:hideMark/>
-          </w:tcPr>
-          <w:p>
-            <w:pPr>
-              <w:rPr>
-                <w:rFonts w:asciiTheme="minorHAnsi" w:hAnsiTheme="minorHAnsi" w:cstheme="minorHAnsi"/>
-                <w:color w:val="000000" w:themeColor="text1"/>
-              </w:rPr>
-            </w:pPr>
-            <w:r>
-              <w:rPr>
-                <w:rFonts w:asciiTheme="minorHAnsi" w:hAnsiTheme="minorHAnsi" w:cstheme="minorHAnsi"/>
-                <w:color w:val="000000" w:themeColor="text1"/>
-              </w:rPr>
-              <w:lastRenderedPageBreak/>
-              <w:t>Opportunities for synergies across all services and products</w:t>
-            </w:r>
-          </w:p>
-        </w:tc>
-        <w:tc>
-          <w:tcPr>
-            <w:tcW w:w="4788" w:type="dxa"/>
-            <w:tcBorders>
-              <w:top w:val="nil"/>
-              <w:left w:val="nil"/>
-              <w:bottom w:val="single" w:sz="4" w:space="0" w:color="auto"/>
-              <w:right w:val="single" w:sz="4" w:space="0" w:color="auto"/>
-            </w:tcBorders>
-            <w:noWrap/>
-            <w:vAlign w:val="bottom"/>
-            <w:hideMark/>
-          </w:tcPr>
-          <w:p>
-            <w:pPr>
-              <w:rPr>
-                <w:rFonts w:asciiTheme="minorHAnsi" w:hAnsiTheme="minorHAnsi" w:cstheme="minorHAnsi"/>
-                <w:color w:val="000000" w:themeColor="text1"/>
-              </w:rPr>
-            </w:pPr>
-            <w:r>
-              <w:rPr>
-                <w:rFonts w:asciiTheme="minorHAnsi" w:hAnsiTheme="minorHAnsi" w:cstheme="minorHAnsi"/>
-                <w:color w:val="000000" w:themeColor="text1"/>
-              </w:rPr>
-              <w:t>Failing to satisfy clients demands </w:t>
-            </w:r>
-          </w:p>
-        </w:tc>
-      </w:tr>
-    </w:tbl>
-    <w:p>
-      <w:pPr>
-        <w:rPr>
-          <w:rFonts w:asciiTheme="minorHAnsi" w:hAnsiTheme="minorHAnsi" w:cstheme="minorHAnsi"/>
-          <w:color w:val="000000" w:themeColor="text1"/>
-        </w:rPr>
-      </w:pPr>
-    </w:p>
-    <w:p>
-      <w:pPr>
-        <w:spacing w:after="160" w:line="278" w:lineRule="auto"/>
-        <w:rPr>
-          <w:rFonts w:asciiTheme="minorHAnsi" w:hAnsiTheme="minorHAnsi" w:cstheme="minorHAnsi"/>
-          <w:color w:val="000000" w:themeColor="text1"/>
-        </w:rPr>
-      </w:pPr>
-      <w:r>
-        <w:rPr>
-          <w:rFonts w:asciiTheme="minorHAnsi" w:hAnsiTheme="minorHAnsi" w:cstheme="minorHAnsi"/>
-          <w:b/>
-          <w:bCs/>
-          <w:color w:val="000000" w:themeColor="text1"/>
-        </w:rPr>
-        <w:t>Marketing Strategies</w:t>
-      </w:r>
-    </w:p>
-    <w:p>
-      <w:pPr>
-        <w:spacing w:after="160" w:line="278" w:lineRule="auto"/>
-        <w:rPr>
-          <w:rFonts w:asciiTheme="minorHAnsi" w:hAnsiTheme="minorHAnsi" w:cstheme="minorHAnsi"/>
-          <w:color w:val="000000" w:themeColor="text1"/>
-        </w:rPr>
-      </w:pPr>
-      <w:r>
-        <w:rPr>
-          <w:rFonts w:asciiTheme="minorHAnsi" w:hAnsiTheme="minorHAnsi" w:cstheme="minorHAnsi"/>
+          <w:rFonts w:cstheme="minorHAnsi"/>
           <w:color w:val="000000" w:themeColor="text1"/>
         </w:rPr>
         <w:t>Our marketing strategies aim to:</w:t>
@@ -2128,15 +1603,19 @@
     </w:p>
     <w:p>
       <w:pPr>
-        <w:spacing w:after="160" w:line="278" w:lineRule="auto"/>
-        <w:rPr>
-          <w:rFonts w:asciiTheme="minorHAnsi" w:hAnsiTheme="minorHAnsi" w:cstheme="minorHAnsi"/>
-          <w:color w:val="000000" w:themeColor="text1"/>
-        </w:rPr>
-      </w:pPr>
-      <w:r>
-        <w:rPr>
-          <w:rFonts w:asciiTheme="minorHAnsi" w:hAnsiTheme="minorHAnsi" w:cstheme="minorHAnsi"/>
+        <w:pStyle w:val="ListParagraph"/>
+        <w:numPr>
+          <w:ilvl w:val="2"/>
+          <w:numId w:val="15"/>
+        </w:numPr>
+        <w:rPr>
+          <w:rFonts w:cstheme="minorHAnsi"/>
+          <w:color w:val="000000" w:themeColor="text1"/>
+        </w:rPr>
+      </w:pPr>
+      <w:r>
+        <w:rPr>
+          <w:rFonts w:cstheme="minorHAnsi"/>
           <w:color w:val="000000" w:themeColor="text1"/>
         </w:rPr>
         <w:t>We plan to develop our market share by:</w:t>
@@ -2239,6 +1718,7 @@
           <w:rFonts w:asciiTheme="minorHAnsi" w:hAnsiTheme="minorHAnsi" w:cstheme="minorHAnsi"/>
           <w:color w:val="000000" w:themeColor="text1"/>
         </w:rPr>
+        <w:lastRenderedPageBreak/>
         <w:t>Targeting identified growth markets with planned, market appropriate campaigns employing a variety of promotional strategies and advertising mediums</w:t>
       </w:r>
     </w:p>
@@ -2304,19 +1784,13 @@
     </w:p>
     <w:p>
       <w:pPr>
-        <w:spacing w:after="160" w:line="278" w:lineRule="auto"/>
-        <w:rPr>
-          <w:rFonts w:asciiTheme="minorHAnsi" w:hAnsiTheme="minorHAnsi" w:cstheme="minorHAnsi"/>
-          <w:color w:val="000000" w:themeColor="text1"/>
-        </w:rPr>
-      </w:pPr>
-      <w:r>
-        <w:rPr>
-          <w:rFonts w:asciiTheme="minorHAnsi" w:hAnsiTheme="minorHAnsi" w:cstheme="minorHAnsi"/>
-          <w:b/>
-          <w:bCs/>
-          <w:color w:val="000000" w:themeColor="text1"/>
-        </w:rPr>
+        <w:pStyle w:val="Heading2"/>
+        <w:numPr>
+          <w:ilvl w:val="1"/>
+          <w:numId w:val="15"/>
+        </w:numPr>
+      </w:pPr>
+      <w:r>
         <w:t>Collaboration</w:t>
       </w:r>
     </w:p>
@@ -2398,6 +1872,18 @@
     </w:p>
     <w:p>
       <w:pPr>
+        <w:pStyle w:val="Heading2"/>
+        <w:numPr>
+          <w:ilvl w:val="1"/>
+          <w:numId w:val="15"/>
+        </w:numPr>
+      </w:pPr>
+      <w:r>
+        <w:t>Key projects </w:t>
+      </w:r>
+    </w:p>
+    <w:p>
+      <w:pPr>
         <w:spacing w:after="160" w:line="278" w:lineRule="auto"/>
         <w:rPr>
           <w:rFonts w:asciiTheme="minorHAnsi" w:hAnsiTheme="minorHAnsi" w:cstheme="minorHAnsi"/>
@@ -2407,11 +1893,9 @@
       <w:r>
         <w:rPr>
           <w:rFonts w:asciiTheme="minorHAnsi" w:hAnsiTheme="minorHAnsi" w:cstheme="minorHAnsi"/>
-          <w:b/>
-          <w:bCs/>
-          <w:color w:val="000000" w:themeColor="text1"/>
-        </w:rPr>
-        <w:t>Key projects </w:t>
+          <w:color w:val="000000" w:themeColor="text1"/>
+        </w:rPr>
+        <w:t>The following key projects will commence in 2021:</w:t>
       </w:r>
     </w:p>
     <w:p>
@@ -2427,7 +1911,19 @@
           <w:rFonts w:asciiTheme="minorHAnsi" w:hAnsiTheme="minorHAnsi" w:cstheme="minorHAnsi"/>
           <w:color w:val="000000" w:themeColor="text1"/>
         </w:rPr>
-        <w:t>The following key projects will commence in 2021:</w:t>
+        <w:t>Due to global economic conditions, a wait and watch attitude is being adopted while we brainstorm and provide cost estimates for future business models. Options include establishing a second manufacturing facility (estimated cost $5 million), outsourcing manufacturing to a third party (lost margin of $200 per unit sold or $2 million per year assuming 10 000 units are sold), developing a cloud based solution where customers can access the software remotely on their own devices (estimated cost of $2 million), purchasing off the shelf tablets (lost margin of $300 per unit sold or $3 million per year) or repurposing used tablets ($100 per unit sold or $1 million).</w:t>
+      </w:r>
+    </w:p>
+    <w:p>
+      <w:pPr>
+        <w:pStyle w:val="Heading2"/>
+        <w:numPr>
+          <w:ilvl w:val="1"/>
+          <w:numId w:val="15"/>
+        </w:numPr>
+      </w:pPr>
+      <w:r>
+        <w:t>Operational Plan (focus on 2021)</w:t>
       </w:r>
     </w:p>
     <w:p>
@@ -2443,7 +1939,64 @@
           <w:rFonts w:asciiTheme="minorHAnsi" w:hAnsiTheme="minorHAnsi" w:cstheme="minorHAnsi"/>
           <w:color w:val="000000" w:themeColor="text1"/>
         </w:rPr>
-        <w:t xml:space="preserve">Due to global economic conditions, a wait and watch attitude is being adopted while we brainstorm and provide cost estimates for future business models. Options include establishing a second manufacturing facility (estimated cost $5 million), outsourcing manufacturing to a third party (lost margin of $200 per unit sold or $2 million per year assuming 10 000 units are sold), developing a cloud based solution where </w:t>
+        <w:t>As an introduction to the Operational Plan, it is important to understand the following information.</w:t>
+      </w:r>
+    </w:p>
+    <w:p>
+      <w:pPr>
+        <w:spacing w:after="160" w:line="278" w:lineRule="auto"/>
+        <w:rPr>
+          <w:rFonts w:asciiTheme="minorHAnsi" w:hAnsiTheme="minorHAnsi" w:cstheme="minorHAnsi"/>
+          <w:color w:val="000000" w:themeColor="text1"/>
+        </w:rPr>
+      </w:pPr>
+      <w:proofErr w:type="spellStart"/>
+      <w:r>
+        <w:rPr>
+          <w:rFonts w:asciiTheme="minorHAnsi" w:hAnsiTheme="minorHAnsi" w:cstheme="minorHAnsi"/>
+          <w:color w:val="000000" w:themeColor="text1"/>
+        </w:rPr>
+        <w:t>Worldcation</w:t>
+      </w:r>
+      <w:proofErr w:type="spellEnd"/>
+      <w:r>
+        <w:rPr>
+          <w:rFonts w:asciiTheme="minorHAnsi" w:hAnsiTheme="minorHAnsi" w:cstheme="minorHAnsi"/>
+          <w:color w:val="000000" w:themeColor="text1"/>
+        </w:rPr>
+        <w:t xml:space="preserve"> has a complex supply chain that begins when a sale is made usually via a sales representative or through an online enquiry that is handled by the sales team. Sales are recorded in an internal Enterprise Resource Planning System (ERP System) which notifies the operations team that an order needs to be delivered. The operations team verify the sales order and authorise the delivery of a manufacturing request to the factory in Hong Kong. Manufacturing team in Hong Kong notes the order specifications and delivery details and incorporates this within its production schedule. The order is manufactured and the operations team arrange freight and shipping directly to the customer.</w:t>
+      </w:r>
+    </w:p>
+    <w:p>
+      <w:pPr>
+        <w:spacing w:after="160" w:line="278" w:lineRule="auto"/>
+        <w:rPr>
+          <w:rFonts w:asciiTheme="minorHAnsi" w:hAnsiTheme="minorHAnsi" w:cstheme="minorHAnsi"/>
+          <w:color w:val="000000" w:themeColor="text1"/>
+        </w:rPr>
+      </w:pPr>
+      <w:r>
+        <w:rPr>
+          <w:rFonts w:asciiTheme="minorHAnsi" w:hAnsiTheme="minorHAnsi" w:cstheme="minorHAnsi"/>
+          <w:color w:val="000000" w:themeColor="text1"/>
+        </w:rPr>
+        <w:t>Since COVID-19 and the closure of the factory due to government restrictions, of the 2000 tablets due to be shipped by April 20, only 500 were completed on schedule. </w:t>
+      </w:r>
+    </w:p>
+    <w:p>
+      <w:pPr>
+        <w:spacing w:after="160" w:line="278" w:lineRule="auto"/>
+        <w:rPr>
+          <w:rFonts w:asciiTheme="minorHAnsi" w:hAnsiTheme="minorHAnsi" w:cstheme="minorHAnsi"/>
+          <w:color w:val="000000" w:themeColor="text1"/>
+        </w:rPr>
+      </w:pPr>
+      <w:r>
+        <w:rPr>
+          <w:rFonts w:asciiTheme="minorHAnsi" w:hAnsiTheme="minorHAnsi" w:cstheme="minorHAnsi"/>
+          <w:color w:val="000000" w:themeColor="text1"/>
+        </w:rPr>
+        <w:t xml:space="preserve">In the past, senior executives have met to brainstorm and provide cost estimates for future business models. Options included establishing a second manufacturing facility (estimated cost $5 million), outsourcing manufacturing to a third party (lost margin of $200 per unit sold or $2 million per year assuming 10 000 units are sold), developing a cloud based solution where customers can access the </w:t>
       </w:r>
       <w:r>
         <w:rPr>
@@ -2451,134 +2004,27 @@
           <w:color w:val="000000" w:themeColor="text1"/>
         </w:rPr>
         <w:lastRenderedPageBreak/>
-        <w:t>customers can access the software remotely on their own devices (estimated cost of $2 million), purchasing off the shelf tablets (lost margin of $300 per unit sold or $3 million per year) or repurposing used tablets ($100 per unit sold or $1 million).</w:t>
-      </w:r>
-    </w:p>
-    <w:p>
-      <w:pPr>
-        <w:spacing w:after="160" w:line="278" w:lineRule="auto"/>
-        <w:rPr>
-          <w:rFonts w:asciiTheme="minorHAnsi" w:hAnsiTheme="minorHAnsi" w:cstheme="minorHAnsi"/>
-          <w:color w:val="000000" w:themeColor="text1"/>
-        </w:rPr>
-      </w:pPr>
-      <w:r>
-        <w:rPr>
-          <w:rFonts w:asciiTheme="minorHAnsi" w:hAnsiTheme="minorHAnsi" w:cstheme="minorHAnsi"/>
-          <w:b/>
-          <w:bCs/>
-          <w:color w:val="000000" w:themeColor="text1"/>
-        </w:rPr>
-        <w:t>Operational Plan (focus on 2021)</w:t>
-      </w:r>
-    </w:p>
-    <w:p>
-      <w:pPr>
-        <w:spacing w:after="160" w:line="278" w:lineRule="auto"/>
-        <w:rPr>
-          <w:rFonts w:asciiTheme="minorHAnsi" w:hAnsiTheme="minorHAnsi" w:cstheme="minorHAnsi"/>
-          <w:color w:val="000000" w:themeColor="text1"/>
-        </w:rPr>
-      </w:pPr>
-      <w:r>
-        <w:rPr>
-          <w:rFonts w:asciiTheme="minorHAnsi" w:hAnsiTheme="minorHAnsi" w:cstheme="minorHAnsi"/>
-          <w:color w:val="000000" w:themeColor="text1"/>
-        </w:rPr>
-        <w:t>As an introduction to the Operational Plan, it is important to understand the following information.</w:t>
-      </w:r>
-    </w:p>
-    <w:p>
-      <w:pPr>
-        <w:spacing w:after="160" w:line="278" w:lineRule="auto"/>
-        <w:rPr>
-          <w:rFonts w:asciiTheme="minorHAnsi" w:hAnsiTheme="minorHAnsi" w:cstheme="minorHAnsi"/>
-          <w:color w:val="000000" w:themeColor="text1"/>
-        </w:rPr>
-      </w:pPr>
-      <w:proofErr w:type="spellStart"/>
-      <w:r>
-        <w:rPr>
-          <w:rFonts w:asciiTheme="minorHAnsi" w:hAnsiTheme="minorHAnsi" w:cstheme="minorHAnsi"/>
-          <w:color w:val="000000" w:themeColor="text1"/>
-        </w:rPr>
-        <w:t>Worldcation</w:t>
-      </w:r>
-      <w:proofErr w:type="spellEnd"/>
-      <w:r>
-        <w:rPr>
-          <w:rFonts w:asciiTheme="minorHAnsi" w:hAnsiTheme="minorHAnsi" w:cstheme="minorHAnsi"/>
-          <w:color w:val="000000" w:themeColor="text1"/>
-        </w:rPr>
-        <w:t xml:space="preserve"> has a complex supply chain that begins when a sale is made usually via a sales representative or through an online enquiry that is handled by the sales team. Sales are recorded in an internal Enterprise Resource Planning System (ERP System) which notifies the operations team that an order needs to be delivered. The operations team verify the sales order and authorise the delivery of a manufacturing request to the factory in Hong Kong. Manufacturing team in Hong Kong notes the order specifications and delivery details and incorporates this within its production schedule. The order is manufactured and the operations team arrange freight and shipping directly to the customer.</w:t>
-      </w:r>
-    </w:p>
-    <w:p>
-      <w:pPr>
-        <w:spacing w:after="160" w:line="278" w:lineRule="auto"/>
-        <w:rPr>
-          <w:rFonts w:asciiTheme="minorHAnsi" w:hAnsiTheme="minorHAnsi" w:cstheme="minorHAnsi"/>
-          <w:color w:val="000000" w:themeColor="text1"/>
-        </w:rPr>
-      </w:pPr>
-      <w:r>
-        <w:rPr>
-          <w:rFonts w:asciiTheme="minorHAnsi" w:hAnsiTheme="minorHAnsi" w:cstheme="minorHAnsi"/>
-          <w:color w:val="000000" w:themeColor="text1"/>
-        </w:rPr>
-        <w:t>Since COVID-19 and the closure of the factory due to government restrictions, of the 2000 tablets due to be shipped by April 20, only 500 were completed on schedule. </w:t>
-      </w:r>
-    </w:p>
-    <w:p>
-      <w:pPr>
-        <w:spacing w:after="160" w:line="278" w:lineRule="auto"/>
-        <w:rPr>
-          <w:rFonts w:asciiTheme="minorHAnsi" w:hAnsiTheme="minorHAnsi" w:cstheme="minorHAnsi"/>
-          <w:color w:val="000000" w:themeColor="text1"/>
-        </w:rPr>
-      </w:pPr>
-      <w:r>
-        <w:rPr>
-          <w:rFonts w:asciiTheme="minorHAnsi" w:hAnsiTheme="minorHAnsi" w:cstheme="minorHAnsi"/>
-          <w:color w:val="000000" w:themeColor="text1"/>
-        </w:rPr>
-        <w:t>In the past, senior executives have met to brainstorm and provide cost estimates for future business models. Options included establishing a second manufacturing facility (estimated cost $5 million), outsourcing manufacturing to a third party (lost margin of $200 per unit sold or $2 million per year assuming 10 000 units are sold), developing a cloud based solution where customers can access the software remotely on their own devices (estimated cost of $2 million), purchasing off the shelf tablets (lost margin of $300 per unit sold or $3 million per year) or repurposing used tablets ($100 per unit sold or $1 million).</w:t>
-      </w:r>
-    </w:p>
-    <w:p>
-      <w:pPr>
+        <w:t>software remotely on their own devices (estimated cost of $2 million), purchasing off the shelf tablets (lost margin of $300 per unit sold or $3 million per year) or repurposing used tablets ($100 per unit sold or $1 million).</w:t>
+      </w:r>
+      <w:r>
         <w:rPr>
           <w:rFonts w:cstheme="minorHAnsi"/>
           <w:b/>
           <w:bCs/>
           <w:color w:val="000000" w:themeColor="text1"/>
         </w:rPr>
-      </w:pPr>
-      <w:r>
-        <w:rPr>
-          <w:rFonts w:cstheme="minorHAnsi"/>
-          <w:b/>
-          <w:bCs/>
-          <w:color w:val="000000" w:themeColor="text1"/>
-        </w:rPr>
         <w:br w:type="page"/>
       </w:r>
     </w:p>
     <w:p>
       <w:pPr>
-        <w:spacing w:after="160" w:line="278" w:lineRule="auto"/>
-        <w:rPr>
-          <w:rFonts w:asciiTheme="minorHAnsi" w:hAnsiTheme="minorHAnsi" w:cstheme="minorHAnsi"/>
-          <w:color w:val="000000" w:themeColor="text1"/>
-        </w:rPr>
-      </w:pPr>
-      <w:r>
-        <w:rPr>
-          <w:rFonts w:asciiTheme="minorHAnsi" w:hAnsiTheme="minorHAnsi" w:cstheme="minorHAnsi"/>
-          <w:b/>
-          <w:bCs/>
-          <w:color w:val="000000" w:themeColor="text1"/>
-        </w:rPr>
+        <w:pStyle w:val="Heading2"/>
+        <w:numPr>
+          <w:ilvl w:val="0"/>
+          <w:numId w:val="15"/>
+        </w:numPr>
+      </w:pPr>
+      <w:r>
         <w:lastRenderedPageBreak/>
         <w:t>Our people</w:t>
       </w:r>
@@ -2591,37 +2037,58 @@
           <w:color w:val="000000" w:themeColor="text1"/>
         </w:rPr>
       </w:pPr>
-      <w:r>
-        <w:rPr>
-          <w:rFonts w:asciiTheme="minorHAnsi" w:hAnsiTheme="minorHAnsi" w:cstheme="minorHAnsi"/>
-          <w:color w:val="000000" w:themeColor="text1"/>
-        </w:rPr>
+    </w:p>
+    <w:p>
+      <w:pPr>
+        <w:spacing w:after="160" w:line="278" w:lineRule="auto"/>
+        <w:rPr>
+          <w:rFonts w:asciiTheme="minorHAnsi" w:hAnsiTheme="minorHAnsi" w:cstheme="minorHAnsi"/>
+          <w:color w:val="000000" w:themeColor="text1"/>
+        </w:rPr>
+      </w:pPr>
+      <w:r>
+        <w:rPr>
+          <w:rFonts w:asciiTheme="minorHAnsi" w:hAnsiTheme="minorHAnsi" w:cstheme="minorHAnsi"/>
+          <w:color w:val="000000" w:themeColor="text1"/>
+        </w:rPr>
+        <w:t>Our people skills are as follows:</w:t>
+      </w:r>
+    </w:p>
+    <w:p>
+      <w:pPr>
+        <w:spacing w:after="160" w:line="278" w:lineRule="auto"/>
+        <w:rPr>
+          <w:rFonts w:asciiTheme="minorHAnsi" w:hAnsiTheme="minorHAnsi" w:cstheme="minorHAnsi"/>
+          <w:color w:val="000000" w:themeColor="text1"/>
+        </w:rPr>
+      </w:pPr>
+    </w:p>
+    <w:p>
+      <w:pPr>
+        <w:spacing w:after="160" w:line="278" w:lineRule="auto"/>
+        <w:rPr>
+          <w:rFonts w:asciiTheme="minorHAnsi" w:hAnsiTheme="minorHAnsi" w:cstheme="minorHAnsi"/>
+          <w:color w:val="000000" w:themeColor="text1"/>
+        </w:rPr>
+      </w:pPr>
+      <w:r>
         <w:fldChar w:fldCharType="begin"/>
       </w:r>
       <w:r>
-        <w:rPr>
-          <w:rFonts w:asciiTheme="minorHAnsi" w:hAnsiTheme="minorHAnsi" w:cstheme="minorHAnsi"/>
-          <w:color w:val="000000" w:themeColor="text1"/>
-        </w:rPr>
         <w:instrText xml:space="preserve"> INCLUDEPICTURE "https://fs-prd.axcelerate.com.au/images/59216287/Screenshot%202025-04-15%20at%202.17.43%E2%80%AFpm.png" \* MERGEFORMATINET </w:instrText>
       </w:r>
       <w:r>
-        <w:rPr>
-          <w:rFonts w:asciiTheme="minorHAnsi" w:hAnsiTheme="minorHAnsi" w:cstheme="minorHAnsi"/>
-          <w:color w:val="000000" w:themeColor="text1"/>
-        </w:rPr>
         <w:fldChar w:fldCharType="separate"/>
       </w:r>
       <w:r>
         <w:rPr>
-          <w:rFonts w:asciiTheme="minorHAnsi" w:hAnsiTheme="minorHAnsi" w:cstheme="minorHAnsi"/>
-          <w:color w:val="000000" w:themeColor="text1"/>
+          <w:noProof/>
         </w:rPr>
         <w:drawing>
           <wp:inline distT="0" distB="0" distL="0" distR="0">
-            <wp:extent cx="6645910" cy="5189220"/>
-            <wp:effectExtent l="0" t="0" r="0" b="5080"/>
-            <wp:docPr id="1531570719" name="Picture 4"/>
+            <wp:extent cx="6645910" cy="5190490"/>
+            <wp:effectExtent l="0" t="0" r="0" b="3810"/>
+            <wp:docPr id="1311243185" name="Picture 1"/>
             <wp:cNvGraphicFramePr>
               <a:graphicFrameLocks xmlns:a="http://schemas.openxmlformats.org/drawingml/2006/main" noChangeAspect="1"/>
             </wp:cNvGraphicFramePr>
@@ -2629,7 +2096,7 @@
               <a:graphicData uri="http://schemas.openxmlformats.org/drawingml/2006/picture">
                 <pic:pic xmlns:pic="http://schemas.openxmlformats.org/drawingml/2006/picture">
                   <pic:nvPicPr>
-                    <pic:cNvPr id="0" name="Picture 14"/>
+                    <pic:cNvPr id="0" name="Picture 1"/>
                     <pic:cNvPicPr>
                       <a:picLocks noChangeAspect="1" noChangeArrowheads="1"/>
                     </pic:cNvPicPr>
@@ -2637,18 +2104,6 @@
                   <pic:blipFill>
                     <a:blip r:embed="rId5">
                       <a:extLst>
-                        <a:ext uri="{BEBA8EAE-BF5A-486C-A8C5-ECC9F3942E4B}">
-                          <a14:imgProps xmlns:a14="http://schemas.microsoft.com/office/drawing/2010/main">
-                            <a14:imgLayer r:embed="rId6">
-                              <a14:imgEffect>
-                                <a14:sharpenSoften amount="50000"/>
-                              </a14:imgEffect>
-                              <a14:imgEffect>
-                                <a14:colorTemperature colorTemp="4700"/>
-                              </a14:imgEffect>
-                            </a14:imgLayer>
-                          </a14:imgProps>
-                        </a:ext>
                         <a:ext uri="{28A0092B-C50C-407E-A947-70E740481C1C}">
                           <a14:useLocalDpi xmlns:a14="http://schemas.microsoft.com/office/drawing/2010/main" val="0"/>
                         </a:ext>
@@ -2662,7 +2117,7 @@
                   <pic:spPr bwMode="auto">
                     <a:xfrm>
                       <a:off x="0" y="0"/>
-                      <a:ext cx="6645910" cy="5189220"/>
+                      <a:ext cx="6645910" cy="5190490"/>
                     </a:xfrm>
                     <a:prstGeom prst="rect">
                       <a:avLst/>
@@ -2679,27 +2134,7 @@
         </w:drawing>
       </w:r>
       <w:r>
-        <w:rPr>
-          <w:rFonts w:asciiTheme="minorHAnsi" w:hAnsiTheme="minorHAnsi" w:cstheme="minorHAnsi"/>
-          <w:color w:val="000000" w:themeColor="text1"/>
-        </w:rPr>
         <w:fldChar w:fldCharType="end"/>
-      </w:r>
-    </w:p>
-    <w:p>
-      <w:pPr>
-        <w:spacing w:after="160" w:line="278" w:lineRule="auto"/>
-        <w:rPr>
-          <w:rFonts w:asciiTheme="minorHAnsi" w:hAnsiTheme="minorHAnsi" w:cstheme="minorHAnsi"/>
-          <w:color w:val="000000" w:themeColor="text1"/>
-        </w:rPr>
-      </w:pPr>
-      <w:r>
-        <w:rPr>
-          <w:rFonts w:asciiTheme="minorHAnsi" w:hAnsiTheme="minorHAnsi" w:cstheme="minorHAnsi"/>
-          <w:color w:val="000000" w:themeColor="text1"/>
-        </w:rPr>
-        <w:t>Our people skills are as follows:</w:t>
       </w:r>
     </w:p>
     <w:tbl>
@@ -4002,25 +3437,31 @@
     </w:p>
     <w:p>
       <w:pPr>
-        <w:spacing w:after="160" w:line="278" w:lineRule="auto"/>
-        <w:rPr>
-          <w:rFonts w:asciiTheme="minorHAnsi" w:hAnsiTheme="minorHAnsi" w:cstheme="minorHAnsi"/>
-          <w:color w:val="000000" w:themeColor="text1"/>
-        </w:rPr>
-      </w:pPr>
-      <w:r>
-        <w:rPr>
-          <w:rFonts w:asciiTheme="minorHAnsi" w:hAnsiTheme="minorHAnsi" w:cstheme="minorHAnsi"/>
-          <w:b/>
-          <w:bCs/>
-          <w:color w:val="000000" w:themeColor="text1"/>
-        </w:rPr>
+        <w:pStyle w:val="Heading2"/>
+        <w:numPr>
+          <w:ilvl w:val="0"/>
+          <w:numId w:val="15"/>
+        </w:numPr>
+      </w:pPr>
+      <w:r>
         <w:lastRenderedPageBreak/>
         <w:t>Staff Code of Conduct</w:t>
       </w:r>
     </w:p>
     <w:p>
       <w:pPr>
+        <w:pStyle w:val="Heading2"/>
+        <w:numPr>
+          <w:ilvl w:val="1"/>
+          <w:numId w:val="15"/>
+        </w:numPr>
+      </w:pPr>
+      <w:r>
+        <w:t>Purpose</w:t>
+      </w:r>
+    </w:p>
+    <w:p>
+      <w:pPr>
         <w:spacing w:after="160" w:line="278" w:lineRule="auto"/>
         <w:rPr>
           <w:rFonts w:asciiTheme="minorHAnsi" w:hAnsiTheme="minorHAnsi" w:cstheme="minorHAnsi"/>
@@ -4030,11 +3471,21 @@
       <w:r>
         <w:rPr>
           <w:rFonts w:asciiTheme="minorHAnsi" w:hAnsiTheme="minorHAnsi" w:cstheme="minorHAnsi"/>
-          <w:b/>
-          <w:bCs/>
-          <w:color w:val="000000" w:themeColor="text1"/>
-        </w:rPr>
-        <w:t>Purpose</w:t>
+          <w:color w:val="000000" w:themeColor="text1"/>
+        </w:rPr>
+        <w:t>This code aims to guide the conduct of staff in the performance of their duties as an employee of Worlducation. It is intended to provide practical assistance for staff faced with ethical challenges.</w:t>
+      </w:r>
+    </w:p>
+    <w:p>
+      <w:pPr>
+        <w:pStyle w:val="Heading2"/>
+        <w:numPr>
+          <w:ilvl w:val="1"/>
+          <w:numId w:val="15"/>
+        </w:numPr>
+      </w:pPr>
+      <w:r>
+        <w:t>Overview</w:t>
       </w:r>
     </w:p>
     <w:p>
@@ -4050,7 +3501,23 @@
           <w:rFonts w:asciiTheme="minorHAnsi" w:hAnsiTheme="minorHAnsi" w:cstheme="minorHAnsi"/>
           <w:color w:val="000000" w:themeColor="text1"/>
         </w:rPr>
-        <w:t>This code aims to guide the conduct of staff in the performance of their duties as an employee of Worlducation. It is intended to provide practical assistance for staff faced with ethical challenges.</w:t>
+        <w:t xml:space="preserve">All staff of Worlducation are expected to perform the duties associated with their position skilfully, impartially and diligently in order to contribute to the efficient and economic achievement of </w:t>
+      </w:r>
+      <w:proofErr w:type="spellStart"/>
+      <w:r>
+        <w:rPr>
+          <w:rFonts w:asciiTheme="minorHAnsi" w:hAnsiTheme="minorHAnsi" w:cstheme="minorHAnsi"/>
+          <w:color w:val="000000" w:themeColor="text1"/>
+        </w:rPr>
+        <w:t>Worlducation’s</w:t>
+      </w:r>
+      <w:proofErr w:type="spellEnd"/>
+      <w:r>
+        <w:rPr>
+          <w:rFonts w:asciiTheme="minorHAnsi" w:hAnsiTheme="minorHAnsi" w:cstheme="minorHAnsi"/>
+          <w:color w:val="000000" w:themeColor="text1"/>
+        </w:rPr>
+        <w:t xml:space="preserve"> strategic goals.</w:t>
       </w:r>
     </w:p>
     <w:p>
@@ -4064,56 +3531,6 @@
       <w:r>
         <w:rPr>
           <w:rFonts w:asciiTheme="minorHAnsi" w:hAnsiTheme="minorHAnsi" w:cstheme="minorHAnsi"/>
-          <w:b/>
-          <w:bCs/>
-          <w:color w:val="000000" w:themeColor="text1"/>
-        </w:rPr>
-        <w:t>Overview</w:t>
-      </w:r>
-    </w:p>
-    <w:p>
-      <w:pPr>
-        <w:spacing w:after="160" w:line="278" w:lineRule="auto"/>
-        <w:rPr>
-          <w:rFonts w:asciiTheme="minorHAnsi" w:hAnsiTheme="minorHAnsi" w:cstheme="minorHAnsi"/>
-          <w:color w:val="000000" w:themeColor="text1"/>
-        </w:rPr>
-      </w:pPr>
-      <w:r>
-        <w:rPr>
-          <w:rFonts w:asciiTheme="minorHAnsi" w:hAnsiTheme="minorHAnsi" w:cstheme="minorHAnsi"/>
-          <w:color w:val="000000" w:themeColor="text1"/>
-        </w:rPr>
-        <w:t xml:space="preserve">All staff of Worlducation are expected to perform the duties associated with their position skilfully, impartially and diligently in order to contribute to the efficient and economic achievement of </w:t>
-      </w:r>
-      <w:proofErr w:type="spellStart"/>
-      <w:r>
-        <w:rPr>
-          <w:rFonts w:asciiTheme="minorHAnsi" w:hAnsiTheme="minorHAnsi" w:cstheme="minorHAnsi"/>
-          <w:color w:val="000000" w:themeColor="text1"/>
-        </w:rPr>
-        <w:t>Worlducation’s</w:t>
-      </w:r>
-      <w:proofErr w:type="spellEnd"/>
-      <w:r>
-        <w:rPr>
-          <w:rFonts w:asciiTheme="minorHAnsi" w:hAnsiTheme="minorHAnsi" w:cstheme="minorHAnsi"/>
-          <w:color w:val="000000" w:themeColor="text1"/>
-        </w:rPr>
-        <w:t xml:space="preserve"> strategic goals.</w:t>
-      </w:r>
-    </w:p>
-    <w:p>
-      <w:pPr>
-        <w:spacing w:after="160" w:line="278" w:lineRule="auto"/>
-        <w:rPr>
-          <w:rFonts w:asciiTheme="minorHAnsi" w:hAnsiTheme="minorHAnsi" w:cstheme="minorHAnsi"/>
-          <w:color w:val="000000" w:themeColor="text1"/>
-        </w:rPr>
-      </w:pPr>
-      <w:r>
-        <w:rPr>
-          <w:rFonts w:asciiTheme="minorHAnsi" w:hAnsiTheme="minorHAnsi" w:cstheme="minorHAnsi"/>
           <w:color w:val="000000" w:themeColor="text1"/>
         </w:rPr>
         <w:t>Staff should be guided in their conduct by the principles established by this code. If there is any doubt as to the applicability of the code, or the appropriate course of action to be taken in certain circumstances, the matter should be discussed with a senior member of staff.</w:t>
@@ -4121,33 +3538,31 @@
     </w:p>
     <w:p>
       <w:pPr>
-        <w:spacing w:after="160" w:line="278" w:lineRule="auto"/>
-        <w:rPr>
-          <w:rFonts w:asciiTheme="minorHAnsi" w:hAnsiTheme="minorHAnsi" w:cstheme="minorHAnsi"/>
-          <w:color w:val="000000" w:themeColor="text1"/>
-        </w:rPr>
-      </w:pPr>
-      <w:r>
-        <w:rPr>
-          <w:rFonts w:asciiTheme="minorHAnsi" w:hAnsiTheme="minorHAnsi" w:cstheme="minorHAnsi"/>
-          <w:b/>
-          <w:bCs/>
-          <w:color w:val="000000" w:themeColor="text1"/>
-        </w:rPr>
+        <w:pStyle w:val="Heading2"/>
+        <w:numPr>
+          <w:ilvl w:val="1"/>
+          <w:numId w:val="15"/>
+        </w:numPr>
+      </w:pPr>
+      <w:r>
         <w:t>Code</w:t>
       </w:r>
     </w:p>
     <w:p>
       <w:pPr>
-        <w:spacing w:after="160" w:line="278" w:lineRule="auto"/>
-        <w:rPr>
-          <w:rFonts w:asciiTheme="minorHAnsi" w:hAnsiTheme="minorHAnsi" w:cstheme="minorHAnsi"/>
-          <w:color w:val="000000" w:themeColor="text1"/>
-        </w:rPr>
-      </w:pPr>
-      <w:r>
-        <w:rPr>
-          <w:rFonts w:asciiTheme="minorHAnsi" w:hAnsiTheme="minorHAnsi" w:cstheme="minorHAnsi"/>
+        <w:pStyle w:val="ListParagraph"/>
+        <w:numPr>
+          <w:ilvl w:val="2"/>
+          <w:numId w:val="15"/>
+        </w:numPr>
+        <w:rPr>
+          <w:rFonts w:cstheme="minorHAnsi"/>
+          <w:color w:val="000000" w:themeColor="text1"/>
+        </w:rPr>
+      </w:pPr>
+      <w:r>
+        <w:rPr>
+          <w:rFonts w:cstheme="minorHAnsi"/>
           <w:b/>
           <w:bCs/>
           <w:color w:val="000000" w:themeColor="text1"/>
@@ -4253,15 +3668,19 @@
     </w:p>
     <w:p>
       <w:pPr>
-        <w:spacing w:after="160" w:line="278" w:lineRule="auto"/>
-        <w:rPr>
-          <w:rFonts w:asciiTheme="minorHAnsi" w:hAnsiTheme="minorHAnsi" w:cstheme="minorHAnsi"/>
-          <w:color w:val="000000" w:themeColor="text1"/>
-        </w:rPr>
-      </w:pPr>
-      <w:r>
-        <w:rPr>
-          <w:rFonts w:asciiTheme="minorHAnsi" w:hAnsiTheme="minorHAnsi" w:cstheme="minorHAnsi"/>
+        <w:pStyle w:val="ListParagraph"/>
+        <w:numPr>
+          <w:ilvl w:val="2"/>
+          <w:numId w:val="15"/>
+        </w:numPr>
+        <w:rPr>
+          <w:rFonts w:cstheme="minorHAnsi"/>
+          <w:color w:val="000000" w:themeColor="text1"/>
+        </w:rPr>
+      </w:pPr>
+      <w:r>
+        <w:rPr>
+          <w:rFonts w:cstheme="minorHAnsi"/>
           <w:b/>
           <w:bCs/>
           <w:color w:val="000000" w:themeColor="text1"/>
@@ -4407,15 +3826,19 @@
     </w:p>
     <w:p>
       <w:pPr>
-        <w:spacing w:after="160" w:line="278" w:lineRule="auto"/>
-        <w:rPr>
-          <w:rFonts w:asciiTheme="minorHAnsi" w:hAnsiTheme="minorHAnsi" w:cstheme="minorHAnsi"/>
-          <w:color w:val="000000" w:themeColor="text1"/>
-        </w:rPr>
-      </w:pPr>
-      <w:r>
-        <w:rPr>
-          <w:rFonts w:asciiTheme="minorHAnsi" w:hAnsiTheme="minorHAnsi" w:cstheme="minorHAnsi"/>
+        <w:pStyle w:val="ListParagraph"/>
+        <w:numPr>
+          <w:ilvl w:val="2"/>
+          <w:numId w:val="15"/>
+        </w:numPr>
+        <w:rPr>
+          <w:rFonts w:cstheme="minorHAnsi"/>
+          <w:color w:val="000000" w:themeColor="text1"/>
+        </w:rPr>
+      </w:pPr>
+      <w:r>
+        <w:rPr>
+          <w:rFonts w:cstheme="minorHAnsi"/>
           <w:b/>
           <w:bCs/>
           <w:color w:val="000000" w:themeColor="text1"/>
@@ -4458,15 +3881,19 @@
     </w:p>
     <w:p>
       <w:pPr>
-        <w:spacing w:after="160" w:line="278" w:lineRule="auto"/>
-        <w:rPr>
-          <w:rFonts w:asciiTheme="minorHAnsi" w:hAnsiTheme="minorHAnsi" w:cstheme="minorHAnsi"/>
-          <w:color w:val="000000" w:themeColor="text1"/>
-        </w:rPr>
-      </w:pPr>
-      <w:r>
-        <w:rPr>
-          <w:rFonts w:asciiTheme="minorHAnsi" w:hAnsiTheme="minorHAnsi" w:cstheme="minorHAnsi"/>
+        <w:pStyle w:val="ListParagraph"/>
+        <w:numPr>
+          <w:ilvl w:val="2"/>
+          <w:numId w:val="15"/>
+        </w:numPr>
+        <w:rPr>
+          <w:rFonts w:cstheme="minorHAnsi"/>
+          <w:color w:val="000000" w:themeColor="text1"/>
+        </w:rPr>
+      </w:pPr>
+      <w:r>
+        <w:rPr>
+          <w:rFonts w:cstheme="minorHAnsi"/>
           <w:b/>
           <w:bCs/>
           <w:color w:val="000000" w:themeColor="text1"/>
@@ -4684,15 +4111,19 @@
     </w:p>
     <w:p>
       <w:pPr>
-        <w:spacing w:after="160" w:line="278" w:lineRule="auto"/>
-        <w:rPr>
-          <w:rFonts w:asciiTheme="minorHAnsi" w:hAnsiTheme="minorHAnsi" w:cstheme="minorHAnsi"/>
-          <w:color w:val="000000" w:themeColor="text1"/>
-        </w:rPr>
-      </w:pPr>
-      <w:r>
-        <w:rPr>
-          <w:rFonts w:asciiTheme="minorHAnsi" w:hAnsiTheme="minorHAnsi" w:cstheme="minorHAnsi"/>
+        <w:pStyle w:val="ListParagraph"/>
+        <w:numPr>
+          <w:ilvl w:val="2"/>
+          <w:numId w:val="15"/>
+        </w:numPr>
+        <w:rPr>
+          <w:rFonts w:cstheme="minorHAnsi"/>
+          <w:color w:val="000000" w:themeColor="text1"/>
+        </w:rPr>
+      </w:pPr>
+      <w:r>
+        <w:rPr>
+          <w:rFonts w:cstheme="minorHAnsi"/>
           <w:b/>
           <w:bCs/>
           <w:color w:val="000000" w:themeColor="text1"/>
@@ -4899,19 +4330,13 @@
     </w:p>
     <w:p>
       <w:pPr>
-        <w:spacing w:after="160" w:line="278" w:lineRule="auto"/>
-        <w:rPr>
-          <w:rFonts w:asciiTheme="minorHAnsi" w:hAnsiTheme="minorHAnsi" w:cstheme="minorHAnsi"/>
-          <w:color w:val="000000" w:themeColor="text1"/>
-        </w:rPr>
-      </w:pPr>
-      <w:r>
-        <w:rPr>
-          <w:rFonts w:asciiTheme="minorHAnsi" w:hAnsiTheme="minorHAnsi" w:cstheme="minorHAnsi"/>
-          <w:b/>
-          <w:bCs/>
-          <w:color w:val="000000" w:themeColor="text1"/>
-        </w:rPr>
+        <w:pStyle w:val="Heading2"/>
+        <w:numPr>
+          <w:ilvl w:val="1"/>
+          <w:numId w:val="15"/>
+        </w:numPr>
+      </w:pPr>
+      <w:r>
         <w:t>Economy and efficiency</w:t>
       </w:r>
     </w:p>
@@ -4984,6 +4409,721 @@
 <file path=word/numbering.xml><?xml version="1.0" encoding="utf-8"?>
 <w:numbering xmlns:wpc="http://schemas.microsoft.com/office/word/2010/wordprocessingCanvas" xmlns:cx="http://schemas.microsoft.com/office/drawing/2014/chartex" xmlns:cx1="http://schemas.microsoft.com/office/drawing/2015/9/8/chartex" xmlns:cx2="http://schemas.microsoft.com/office/drawing/2015/10/21/chartex" xmlns:cx3="http://schemas.microsoft.com/office/drawing/2016/5/9/chartex" xmlns:cx4="http://schemas.microsoft.com/office/drawing/2016/5/10/chartex" xmlns:cx5="http://schemas.microsoft.com/office/drawing/2016/5/11/chartex" xmlns:cx6="http://schemas.microsoft.com/office/drawing/2016/5/12/chartex" xmlns:cx7="http://schemas.microsoft.com/office/drawing/2016/5/13/chartex" xmlns:cx8="http://schemas.microsoft.com/office/drawing/2016/5/14/chartex" xmlns:mc="http://schemas.openxmlformats.org/markup-compatibility/2006" xmlns:aink="http://schemas.microsoft.com/office/drawing/2016/ink" xmlns:am3d="http://schemas.microsoft.com/office/drawing/2017/model3d" xmlns:o="urn:schemas-microsoft-com:office:office" xmlns:oel="http://schemas.microsoft.com/office/2019/extlst" xmlns:r="http://schemas.openxmlformats.org/officeDocument/2006/relationships" xmlns:m="http://schemas.openxmlformats.org/officeDocument/2006/math" xmlns:v="urn:schemas-microsoft-com:vml" xmlns:wp14="http://schemas.microsoft.com/office/word/2010/wordprocessingDrawing" xmlns:wp="http://schemas.openxmlformats.org/drawingml/2006/wordprocessingDrawing" xmlns:w10="urn:schemas-microsoft-com:office:word" xmlns:w="http://schemas.openxmlformats.org/wordprocessingml/2006/main" xmlns:w14="http://schemas.microsoft.com/office/word/2010/wordml" xmlns:w15="http://schemas.microsoft.com/office/word/2012/wordml" xmlns:w16cex="http://schemas.microsoft.com/office/word/2018/wordml/cex" xmlns:w16cid="http://schemas.microsoft.com/office/word/2016/wordml/cid" xmlns:w16="http://schemas.microsoft.com/office/word/2018/wordml" xmlns:w16du="http://schemas.microsoft.com/office/word/2023/wordml/word16du" xmlns:w16sdtdh="http://schemas.microsoft.com/office/word/2020/wordml/sdtdatahash" xmlns:w16sdtfl="http://schemas.microsoft.com/office/word/2024/wordml/sdtformatlock" xmlns:w16se="http://schemas.microsoft.com/office/word/2015/wordml/symex" xmlns:wpg="http://schemas.microsoft.com/office/word/2010/wordprocessingGroup" xmlns:wpi="http://schemas.microsoft.com/office/word/2010/wordprocessingInk" xmlns:wne="http://schemas.microsoft.com/office/word/2006/wordml" xmlns:wps="http://schemas.microsoft.com/office/word/2010/wordprocessingShape" mc:Ignorable="w14 w15 w16se w16cid w16 w16cex w16sdtdh w16sdtfl w16du wp14">
   <w:abstractNum w:abstractNumId="0" w15:restartNumberingAfterBreak="0">
+    <w:nsid w:val="0104125B"/>
+    <w:multiLevelType w:val="multilevel"/>
+    <w:tmpl w:val="E488BDE8"/>
+    <w:lvl w:ilvl="0">
+      <w:start w:val="2"/>
+      <w:numFmt w:val="decimal"/>
+      <w:lvlText w:val="%1"/>
+      <w:lvlJc w:val="left"/>
+      <w:pPr>
+        <w:ind w:left="400" w:hanging="400"/>
+      </w:pPr>
+      <w:rPr>
+        <w:rFonts w:hint="default"/>
+      </w:rPr>
+    </w:lvl>
+    <w:lvl w:ilvl="1">
+      <w:start w:val="2"/>
+      <w:numFmt w:val="decimal"/>
+      <w:lvlText w:val="%1.%2"/>
+      <w:lvlJc w:val="left"/>
+      <w:pPr>
+        <w:ind w:left="720" w:hanging="720"/>
+      </w:pPr>
+      <w:rPr>
+        <w:rFonts w:hint="default"/>
+      </w:rPr>
+    </w:lvl>
+    <w:lvl w:ilvl="2">
+      <w:start w:val="1"/>
+      <w:numFmt w:val="decimal"/>
+      <w:lvlText w:val="%1.%2.%3"/>
+      <w:lvlJc w:val="left"/>
+      <w:pPr>
+        <w:ind w:left="720" w:hanging="720"/>
+      </w:pPr>
+      <w:rPr>
+        <w:rFonts w:hint="default"/>
+      </w:rPr>
+    </w:lvl>
+    <w:lvl w:ilvl="3">
+      <w:start w:val="1"/>
+      <w:numFmt w:val="decimal"/>
+      <w:lvlText w:val="%1.%2.%3.%4"/>
+      <w:lvlJc w:val="left"/>
+      <w:pPr>
+        <w:ind w:left="1080" w:hanging="1080"/>
+      </w:pPr>
+      <w:rPr>
+        <w:rFonts w:hint="default"/>
+      </w:rPr>
+    </w:lvl>
+    <w:lvl w:ilvl="4">
+      <w:start w:val="1"/>
+      <w:numFmt w:val="decimal"/>
+      <w:lvlText w:val="%1.%2.%3.%4.%5"/>
+      <w:lvlJc w:val="left"/>
+      <w:pPr>
+        <w:ind w:left="1440" w:hanging="1440"/>
+      </w:pPr>
+      <w:rPr>
+        <w:rFonts w:hint="default"/>
+      </w:rPr>
+    </w:lvl>
+    <w:lvl w:ilvl="5">
+      <w:start w:val="1"/>
+      <w:numFmt w:val="decimal"/>
+      <w:lvlText w:val="%1.%2.%3.%4.%5.%6"/>
+      <w:lvlJc w:val="left"/>
+      <w:pPr>
+        <w:ind w:left="1440" w:hanging="1440"/>
+      </w:pPr>
+      <w:rPr>
+        <w:rFonts w:hint="default"/>
+      </w:rPr>
+    </w:lvl>
+    <w:lvl w:ilvl="6">
+      <w:start w:val="1"/>
+      <w:numFmt w:val="decimal"/>
+      <w:lvlText w:val="%1.%2.%3.%4.%5.%6.%7"/>
+      <w:lvlJc w:val="left"/>
+      <w:pPr>
+        <w:ind w:left="1800" w:hanging="1800"/>
+      </w:pPr>
+      <w:rPr>
+        <w:rFonts w:hint="default"/>
+      </w:rPr>
+    </w:lvl>
+    <w:lvl w:ilvl="7">
+      <w:start w:val="1"/>
+      <w:numFmt w:val="decimal"/>
+      <w:lvlText w:val="%1.%2.%3.%4.%5.%6.%7.%8"/>
+      <w:lvlJc w:val="left"/>
+      <w:pPr>
+        <w:ind w:left="2160" w:hanging="2160"/>
+      </w:pPr>
+      <w:rPr>
+        <w:rFonts w:hint="default"/>
+      </w:rPr>
+    </w:lvl>
+    <w:lvl w:ilvl="8">
+      <w:start w:val="1"/>
+      <w:numFmt w:val="decimal"/>
+      <w:lvlText w:val="%1.%2.%3.%4.%5.%6.%7.%8.%9"/>
+      <w:lvlJc w:val="left"/>
+      <w:pPr>
+        <w:ind w:left="2160" w:hanging="2160"/>
+      </w:pPr>
+      <w:rPr>
+        <w:rFonts w:hint="default"/>
+      </w:rPr>
+    </w:lvl>
+  </w:abstractNum>
+  <w:abstractNum w:abstractNumId="1" w15:restartNumberingAfterBreak="0">
+    <w:nsid w:val="01E26439"/>
+    <w:multiLevelType w:val="multilevel"/>
+    <w:tmpl w:val="0809001F"/>
+    <w:lvl w:ilvl="0">
+      <w:start w:val="1"/>
+      <w:numFmt w:val="decimal"/>
+      <w:lvlText w:val="%1."/>
+      <w:lvlJc w:val="left"/>
+      <w:pPr>
+        <w:ind w:left="360" w:hanging="360"/>
+      </w:pPr>
+    </w:lvl>
+    <w:lvl w:ilvl="1">
+      <w:start w:val="1"/>
+      <w:numFmt w:val="decimal"/>
+      <w:lvlText w:val="%1.%2."/>
+      <w:lvlJc w:val="left"/>
+      <w:pPr>
+        <w:ind w:left="792" w:hanging="432"/>
+      </w:pPr>
+    </w:lvl>
+    <w:lvl w:ilvl="2">
+      <w:start w:val="1"/>
+      <w:numFmt w:val="decimal"/>
+      <w:lvlText w:val="%1.%2.%3."/>
+      <w:lvlJc w:val="left"/>
+      <w:pPr>
+        <w:ind w:left="1224" w:hanging="504"/>
+      </w:pPr>
+    </w:lvl>
+    <w:lvl w:ilvl="3">
+      <w:start w:val="1"/>
+      <w:numFmt w:val="decimal"/>
+      <w:lvlText w:val="%1.%2.%3.%4."/>
+      <w:lvlJc w:val="left"/>
+      <w:pPr>
+        <w:ind w:left="1728" w:hanging="648"/>
+      </w:pPr>
+    </w:lvl>
+    <w:lvl w:ilvl="4">
+      <w:start w:val="1"/>
+      <w:numFmt w:val="decimal"/>
+      <w:lvlText w:val="%1.%2.%3.%4.%5."/>
+      <w:lvlJc w:val="left"/>
+      <w:pPr>
+        <w:ind w:left="2232" w:hanging="792"/>
+      </w:pPr>
+    </w:lvl>
+    <w:lvl w:ilvl="5">
+      <w:start w:val="1"/>
+      <w:numFmt w:val="decimal"/>
+      <w:lvlText w:val="%1.%2.%3.%4.%5.%6."/>
+      <w:lvlJc w:val="left"/>
+      <w:pPr>
+        <w:ind w:left="2736" w:hanging="936"/>
+      </w:pPr>
+    </w:lvl>
+    <w:lvl w:ilvl="6">
+      <w:start w:val="1"/>
+      <w:numFmt w:val="decimal"/>
+      <w:lvlText w:val="%1.%2.%3.%4.%5.%6.%7."/>
+      <w:lvlJc w:val="left"/>
+      <w:pPr>
+        <w:ind w:left="3240" w:hanging="1080"/>
+      </w:pPr>
+    </w:lvl>
+    <w:lvl w:ilvl="7">
+      <w:start w:val="1"/>
+      <w:numFmt w:val="decimal"/>
+      <w:lvlText w:val="%1.%2.%3.%4.%5.%6.%7.%8."/>
+      <w:lvlJc w:val="left"/>
+      <w:pPr>
+        <w:ind w:left="3744" w:hanging="1224"/>
+      </w:pPr>
+    </w:lvl>
+    <w:lvl w:ilvl="8">
+      <w:start w:val="1"/>
+      <w:numFmt w:val="decimal"/>
+      <w:lvlText w:val="%1.%2.%3.%4.%5.%6.%7.%8.%9."/>
+      <w:lvlJc w:val="left"/>
+      <w:pPr>
+        <w:ind w:left="4320" w:hanging="1440"/>
+      </w:pPr>
+    </w:lvl>
+  </w:abstractNum>
+  <w:abstractNum w:abstractNumId="2" w15:restartNumberingAfterBreak="0">
+    <w:nsid w:val="02E942D8"/>
+    <w:multiLevelType w:val="multilevel"/>
+    <w:tmpl w:val="0809001F"/>
+    <w:lvl w:ilvl="0">
+      <w:start w:val="1"/>
+      <w:numFmt w:val="decimal"/>
+      <w:lvlText w:val="%1."/>
+      <w:lvlJc w:val="left"/>
+      <w:pPr>
+        <w:ind w:left="360" w:hanging="360"/>
+      </w:pPr>
+    </w:lvl>
+    <w:lvl w:ilvl="1">
+      <w:start w:val="1"/>
+      <w:numFmt w:val="decimal"/>
+      <w:lvlText w:val="%1.%2."/>
+      <w:lvlJc w:val="left"/>
+      <w:pPr>
+        <w:ind w:left="792" w:hanging="432"/>
+      </w:pPr>
+    </w:lvl>
+    <w:lvl w:ilvl="2">
+      <w:start w:val="1"/>
+      <w:numFmt w:val="decimal"/>
+      <w:lvlText w:val="%1.%2.%3."/>
+      <w:lvlJc w:val="left"/>
+      <w:pPr>
+        <w:ind w:left="1224" w:hanging="504"/>
+      </w:pPr>
+    </w:lvl>
+    <w:lvl w:ilvl="3">
+      <w:start w:val="1"/>
+      <w:numFmt w:val="decimal"/>
+      <w:lvlText w:val="%1.%2.%3.%4."/>
+      <w:lvlJc w:val="left"/>
+      <w:pPr>
+        <w:ind w:left="1728" w:hanging="648"/>
+      </w:pPr>
+    </w:lvl>
+    <w:lvl w:ilvl="4">
+      <w:start w:val="1"/>
+      <w:numFmt w:val="decimal"/>
+      <w:lvlText w:val="%1.%2.%3.%4.%5."/>
+      <w:lvlJc w:val="left"/>
+      <w:pPr>
+        <w:ind w:left="2232" w:hanging="792"/>
+      </w:pPr>
+    </w:lvl>
+    <w:lvl w:ilvl="5">
+      <w:start w:val="1"/>
+      <w:numFmt w:val="decimal"/>
+      <w:lvlText w:val="%1.%2.%3.%4.%5.%6."/>
+      <w:lvlJc w:val="left"/>
+      <w:pPr>
+        <w:ind w:left="2736" w:hanging="936"/>
+      </w:pPr>
+    </w:lvl>
+    <w:lvl w:ilvl="6">
+      <w:start w:val="1"/>
+      <w:numFmt w:val="decimal"/>
+      <w:lvlText w:val="%1.%2.%3.%4.%5.%6.%7."/>
+      <w:lvlJc w:val="left"/>
+      <w:pPr>
+        <w:ind w:left="3240" w:hanging="1080"/>
+      </w:pPr>
+    </w:lvl>
+    <w:lvl w:ilvl="7">
+      <w:start w:val="1"/>
+      <w:numFmt w:val="decimal"/>
+      <w:lvlText w:val="%1.%2.%3.%4.%5.%6.%7.%8."/>
+      <w:lvlJc w:val="left"/>
+      <w:pPr>
+        <w:ind w:left="3744" w:hanging="1224"/>
+      </w:pPr>
+    </w:lvl>
+    <w:lvl w:ilvl="8">
+      <w:start w:val="1"/>
+      <w:numFmt w:val="decimal"/>
+      <w:lvlText w:val="%1.%2.%3.%4.%5.%6.%7.%8.%9."/>
+      <w:lvlJc w:val="left"/>
+      <w:pPr>
+        <w:ind w:left="4320" w:hanging="1440"/>
+      </w:pPr>
+    </w:lvl>
+  </w:abstractNum>
+  <w:abstractNum w:abstractNumId="3" w15:restartNumberingAfterBreak="0">
+    <w:nsid w:val="082110E7"/>
+    <w:multiLevelType w:val="multilevel"/>
+    <w:tmpl w:val="0809001F"/>
+    <w:lvl w:ilvl="0">
+      <w:start w:val="1"/>
+      <w:numFmt w:val="decimal"/>
+      <w:lvlText w:val="%1."/>
+      <w:lvlJc w:val="left"/>
+      <w:pPr>
+        <w:ind w:left="360" w:hanging="360"/>
+      </w:pPr>
+    </w:lvl>
+    <w:lvl w:ilvl="1">
+      <w:start w:val="1"/>
+      <w:numFmt w:val="decimal"/>
+      <w:lvlText w:val="%1.%2."/>
+      <w:lvlJc w:val="left"/>
+      <w:pPr>
+        <w:ind w:left="792" w:hanging="432"/>
+      </w:pPr>
+    </w:lvl>
+    <w:lvl w:ilvl="2">
+      <w:start w:val="1"/>
+      <w:numFmt w:val="decimal"/>
+      <w:lvlText w:val="%1.%2.%3."/>
+      <w:lvlJc w:val="left"/>
+      <w:pPr>
+        <w:ind w:left="1224" w:hanging="504"/>
+      </w:pPr>
+    </w:lvl>
+    <w:lvl w:ilvl="3">
+      <w:start w:val="1"/>
+      <w:numFmt w:val="decimal"/>
+      <w:lvlText w:val="%1.%2.%3.%4."/>
+      <w:lvlJc w:val="left"/>
+      <w:pPr>
+        <w:ind w:left="1728" w:hanging="648"/>
+      </w:pPr>
+    </w:lvl>
+    <w:lvl w:ilvl="4">
+      <w:start w:val="1"/>
+      <w:numFmt w:val="decimal"/>
+      <w:lvlText w:val="%1.%2.%3.%4.%5."/>
+      <w:lvlJc w:val="left"/>
+      <w:pPr>
+        <w:ind w:left="2232" w:hanging="792"/>
+      </w:pPr>
+    </w:lvl>
+    <w:lvl w:ilvl="5">
+      <w:start w:val="1"/>
+      <w:numFmt w:val="decimal"/>
+      <w:lvlText w:val="%1.%2.%3.%4.%5.%6."/>
+      <w:lvlJc w:val="left"/>
+      <w:pPr>
+        <w:ind w:left="2736" w:hanging="936"/>
+      </w:pPr>
+    </w:lvl>
+    <w:lvl w:ilvl="6">
+      <w:start w:val="1"/>
+      <w:numFmt w:val="decimal"/>
+      <w:lvlText w:val="%1.%2.%3.%4.%5.%6.%7."/>
+      <w:lvlJc w:val="left"/>
+      <w:pPr>
+        <w:ind w:left="3240" w:hanging="1080"/>
+      </w:pPr>
+    </w:lvl>
+    <w:lvl w:ilvl="7">
+      <w:start w:val="1"/>
+      <w:numFmt w:val="decimal"/>
+      <w:lvlText w:val="%1.%2.%3.%4.%5.%6.%7.%8."/>
+      <w:lvlJc w:val="left"/>
+      <w:pPr>
+        <w:ind w:left="3744" w:hanging="1224"/>
+      </w:pPr>
+    </w:lvl>
+    <w:lvl w:ilvl="8">
+      <w:start w:val="1"/>
+      <w:numFmt w:val="decimal"/>
+      <w:lvlText w:val="%1.%2.%3.%4.%5.%6.%7.%8.%9."/>
+      <w:lvlJc w:val="left"/>
+      <w:pPr>
+        <w:ind w:left="4320" w:hanging="1440"/>
+      </w:pPr>
+    </w:lvl>
+  </w:abstractNum>
+  <w:abstractNum w:abstractNumId="4" w15:restartNumberingAfterBreak="0">
+    <w:nsid w:val="106D5BC9"/>
+    <w:multiLevelType w:val="multilevel"/>
+    <w:tmpl w:val="0809001F"/>
+    <w:lvl w:ilvl="0">
+      <w:start w:val="1"/>
+      <w:numFmt w:val="decimal"/>
+      <w:lvlText w:val="%1."/>
+      <w:lvlJc w:val="left"/>
+      <w:pPr>
+        <w:ind w:left="360" w:hanging="360"/>
+      </w:pPr>
+    </w:lvl>
+    <w:lvl w:ilvl="1">
+      <w:start w:val="1"/>
+      <w:numFmt w:val="decimal"/>
+      <w:lvlText w:val="%1.%2."/>
+      <w:lvlJc w:val="left"/>
+      <w:pPr>
+        <w:ind w:left="792" w:hanging="432"/>
+      </w:pPr>
+    </w:lvl>
+    <w:lvl w:ilvl="2">
+      <w:start w:val="1"/>
+      <w:numFmt w:val="decimal"/>
+      <w:lvlText w:val="%1.%2.%3."/>
+      <w:lvlJc w:val="left"/>
+      <w:pPr>
+        <w:ind w:left="1224" w:hanging="504"/>
+      </w:pPr>
+    </w:lvl>
+    <w:lvl w:ilvl="3">
+      <w:start w:val="1"/>
+      <w:numFmt w:val="decimal"/>
+      <w:lvlText w:val="%1.%2.%3.%4."/>
+      <w:lvlJc w:val="left"/>
+      <w:pPr>
+        <w:ind w:left="1728" w:hanging="648"/>
+      </w:pPr>
+    </w:lvl>
+    <w:lvl w:ilvl="4">
+      <w:start w:val="1"/>
+      <w:numFmt w:val="decimal"/>
+      <w:lvlText w:val="%1.%2.%3.%4.%5."/>
+      <w:lvlJc w:val="left"/>
+      <w:pPr>
+        <w:ind w:left="2232" w:hanging="792"/>
+      </w:pPr>
+    </w:lvl>
+    <w:lvl w:ilvl="5">
+      <w:start w:val="1"/>
+      <w:numFmt w:val="decimal"/>
+      <w:lvlText w:val="%1.%2.%3.%4.%5.%6."/>
+      <w:lvlJc w:val="left"/>
+      <w:pPr>
+        <w:ind w:left="2736" w:hanging="936"/>
+      </w:pPr>
+    </w:lvl>
+    <w:lvl w:ilvl="6">
+      <w:start w:val="1"/>
+      <w:numFmt w:val="decimal"/>
+      <w:lvlText w:val="%1.%2.%3.%4.%5.%6.%7."/>
+      <w:lvlJc w:val="left"/>
+      <w:pPr>
+        <w:ind w:left="3240" w:hanging="1080"/>
+      </w:pPr>
+    </w:lvl>
+    <w:lvl w:ilvl="7">
+      <w:start w:val="1"/>
+      <w:numFmt w:val="decimal"/>
+      <w:lvlText w:val="%1.%2.%3.%4.%5.%6.%7.%8."/>
+      <w:lvlJc w:val="left"/>
+      <w:pPr>
+        <w:ind w:left="3744" w:hanging="1224"/>
+      </w:pPr>
+    </w:lvl>
+    <w:lvl w:ilvl="8">
+      <w:start w:val="1"/>
+      <w:numFmt w:val="decimal"/>
+      <w:lvlText w:val="%1.%2.%3.%4.%5.%6.%7.%8.%9."/>
+      <w:lvlJc w:val="left"/>
+      <w:pPr>
+        <w:ind w:left="4320" w:hanging="1440"/>
+      </w:pPr>
+    </w:lvl>
+  </w:abstractNum>
+  <w:abstractNum w:abstractNumId="5" w15:restartNumberingAfterBreak="0">
+    <w:nsid w:val="10C57B90"/>
+    <w:multiLevelType w:val="multilevel"/>
+    <w:tmpl w:val="0809001F"/>
+    <w:lvl w:ilvl="0">
+      <w:start w:val="1"/>
+      <w:numFmt w:val="decimal"/>
+      <w:lvlText w:val="%1."/>
+      <w:lvlJc w:val="left"/>
+      <w:pPr>
+        <w:ind w:left="360" w:hanging="360"/>
+      </w:pPr>
+    </w:lvl>
+    <w:lvl w:ilvl="1">
+      <w:start w:val="1"/>
+      <w:numFmt w:val="decimal"/>
+      <w:lvlText w:val="%1.%2."/>
+      <w:lvlJc w:val="left"/>
+      <w:pPr>
+        <w:ind w:left="792" w:hanging="432"/>
+      </w:pPr>
+    </w:lvl>
+    <w:lvl w:ilvl="2">
+      <w:start w:val="1"/>
+      <w:numFmt w:val="decimal"/>
+      <w:lvlText w:val="%1.%2.%3."/>
+      <w:lvlJc w:val="left"/>
+      <w:pPr>
+        <w:ind w:left="1224" w:hanging="504"/>
+      </w:pPr>
+    </w:lvl>
+    <w:lvl w:ilvl="3">
+      <w:start w:val="1"/>
+      <w:numFmt w:val="decimal"/>
+      <w:lvlText w:val="%1.%2.%3.%4."/>
+      <w:lvlJc w:val="left"/>
+      <w:pPr>
+        <w:ind w:left="1728" w:hanging="648"/>
+      </w:pPr>
+    </w:lvl>
+    <w:lvl w:ilvl="4">
+      <w:start w:val="1"/>
+      <w:numFmt w:val="decimal"/>
+      <w:lvlText w:val="%1.%2.%3.%4.%5."/>
+      <w:lvlJc w:val="left"/>
+      <w:pPr>
+        <w:ind w:left="2232" w:hanging="792"/>
+      </w:pPr>
+    </w:lvl>
+    <w:lvl w:ilvl="5">
+      <w:start w:val="1"/>
+      <w:numFmt w:val="decimal"/>
+      <w:lvlText w:val="%1.%2.%3.%4.%5.%6."/>
+      <w:lvlJc w:val="left"/>
+      <w:pPr>
+        <w:ind w:left="2736" w:hanging="936"/>
+      </w:pPr>
+    </w:lvl>
+    <w:lvl w:ilvl="6">
+      <w:start w:val="1"/>
+      <w:numFmt w:val="decimal"/>
+      <w:lvlText w:val="%1.%2.%3.%4.%5.%6.%7."/>
+      <w:lvlJc w:val="left"/>
+      <w:pPr>
+        <w:ind w:left="3240" w:hanging="1080"/>
+      </w:pPr>
+    </w:lvl>
+    <w:lvl w:ilvl="7">
+      <w:start w:val="1"/>
+      <w:numFmt w:val="decimal"/>
+      <w:lvlText w:val="%1.%2.%3.%4.%5.%6.%7.%8."/>
+      <w:lvlJc w:val="left"/>
+      <w:pPr>
+        <w:ind w:left="3744" w:hanging="1224"/>
+      </w:pPr>
+    </w:lvl>
+    <w:lvl w:ilvl="8">
+      <w:start w:val="1"/>
+      <w:numFmt w:val="decimal"/>
+      <w:lvlText w:val="%1.%2.%3.%4.%5.%6.%7.%8.%9."/>
+      <w:lvlJc w:val="left"/>
+      <w:pPr>
+        <w:ind w:left="4320" w:hanging="1440"/>
+      </w:pPr>
+    </w:lvl>
+  </w:abstractNum>
+  <w:abstractNum w:abstractNumId="6" w15:restartNumberingAfterBreak="0">
+    <w:nsid w:val="11E76F3B"/>
+    <w:multiLevelType w:val="multilevel"/>
+    <w:tmpl w:val="0809001F"/>
+    <w:lvl w:ilvl="0">
+      <w:start w:val="1"/>
+      <w:numFmt w:val="decimal"/>
+      <w:lvlText w:val="%1."/>
+      <w:lvlJc w:val="left"/>
+      <w:pPr>
+        <w:ind w:left="360" w:hanging="360"/>
+      </w:pPr>
+    </w:lvl>
+    <w:lvl w:ilvl="1">
+      <w:start w:val="1"/>
+      <w:numFmt w:val="decimal"/>
+      <w:lvlText w:val="%1.%2."/>
+      <w:lvlJc w:val="left"/>
+      <w:pPr>
+        <w:ind w:left="792" w:hanging="432"/>
+      </w:pPr>
+    </w:lvl>
+    <w:lvl w:ilvl="2">
+      <w:start w:val="1"/>
+      <w:numFmt w:val="decimal"/>
+      <w:lvlText w:val="%1.%2.%3."/>
+      <w:lvlJc w:val="left"/>
+      <w:pPr>
+        <w:ind w:left="1224" w:hanging="504"/>
+      </w:pPr>
+    </w:lvl>
+    <w:lvl w:ilvl="3">
+      <w:start w:val="1"/>
+      <w:numFmt w:val="decimal"/>
+      <w:lvlText w:val="%1.%2.%3.%4."/>
+      <w:lvlJc w:val="left"/>
+      <w:pPr>
+        <w:ind w:left="1728" w:hanging="648"/>
+      </w:pPr>
+    </w:lvl>
+    <w:lvl w:ilvl="4">
+      <w:start w:val="1"/>
+      <w:numFmt w:val="decimal"/>
+      <w:lvlText w:val="%1.%2.%3.%4.%5."/>
+      <w:lvlJc w:val="left"/>
+      <w:pPr>
+        <w:ind w:left="2232" w:hanging="792"/>
+      </w:pPr>
+    </w:lvl>
+    <w:lvl w:ilvl="5">
+      <w:start w:val="1"/>
+      <w:numFmt w:val="decimal"/>
+      <w:lvlText w:val="%1.%2.%3.%4.%5.%6."/>
+      <w:lvlJc w:val="left"/>
+      <w:pPr>
+        <w:ind w:left="2736" w:hanging="936"/>
+      </w:pPr>
+    </w:lvl>
+    <w:lvl w:ilvl="6">
+      <w:start w:val="1"/>
+      <w:numFmt w:val="decimal"/>
+      <w:lvlText w:val="%1.%2.%3.%4.%5.%6.%7."/>
+      <w:lvlJc w:val="left"/>
+      <w:pPr>
+        <w:ind w:left="3240" w:hanging="1080"/>
+      </w:pPr>
+    </w:lvl>
+    <w:lvl w:ilvl="7">
+      <w:start w:val="1"/>
+      <w:numFmt w:val="decimal"/>
+      <w:lvlText w:val="%1.%2.%3.%4.%5.%6.%7.%8."/>
+      <w:lvlJc w:val="left"/>
+      <w:pPr>
+        <w:ind w:left="3744" w:hanging="1224"/>
+      </w:pPr>
+    </w:lvl>
+    <w:lvl w:ilvl="8">
+      <w:start w:val="1"/>
+      <w:numFmt w:val="decimal"/>
+      <w:lvlText w:val="%1.%2.%3.%4.%5.%6.%7.%8.%9."/>
+      <w:lvlJc w:val="left"/>
+      <w:pPr>
+        <w:ind w:left="4320" w:hanging="1440"/>
+      </w:pPr>
+    </w:lvl>
+  </w:abstractNum>
+  <w:abstractNum w:abstractNumId="7" w15:restartNumberingAfterBreak="0">
+    <w:nsid w:val="12C078BD"/>
+    <w:multiLevelType w:val="multilevel"/>
+    <w:tmpl w:val="0809001F"/>
+    <w:lvl w:ilvl="0">
+      <w:start w:val="1"/>
+      <w:numFmt w:val="decimal"/>
+      <w:lvlText w:val="%1."/>
+      <w:lvlJc w:val="left"/>
+      <w:pPr>
+        <w:ind w:left="360" w:hanging="360"/>
+      </w:pPr>
+    </w:lvl>
+    <w:lvl w:ilvl="1">
+      <w:start w:val="1"/>
+      <w:numFmt w:val="decimal"/>
+      <w:lvlText w:val="%1.%2."/>
+      <w:lvlJc w:val="left"/>
+      <w:pPr>
+        <w:ind w:left="792" w:hanging="432"/>
+      </w:pPr>
+    </w:lvl>
+    <w:lvl w:ilvl="2">
+      <w:start w:val="1"/>
+      <w:numFmt w:val="decimal"/>
+      <w:lvlText w:val="%1.%2.%3."/>
+      <w:lvlJc w:val="left"/>
+      <w:pPr>
+        <w:ind w:left="1224" w:hanging="504"/>
+      </w:pPr>
+    </w:lvl>
+    <w:lvl w:ilvl="3">
+      <w:start w:val="1"/>
+      <w:numFmt w:val="decimal"/>
+      <w:lvlText w:val="%1.%2.%3.%4."/>
+      <w:lvlJc w:val="left"/>
+      <w:pPr>
+        <w:ind w:left="1728" w:hanging="648"/>
+      </w:pPr>
+    </w:lvl>
+    <w:lvl w:ilvl="4">
+      <w:start w:val="1"/>
+      <w:numFmt w:val="decimal"/>
+      <w:lvlText w:val="%1.%2.%3.%4.%5."/>
+      <w:lvlJc w:val="left"/>
+      <w:pPr>
+        <w:ind w:left="2232" w:hanging="792"/>
+      </w:pPr>
+    </w:lvl>
+    <w:lvl w:ilvl="5">
+      <w:start w:val="1"/>
+      <w:numFmt w:val="decimal"/>
+      <w:lvlText w:val="%1.%2.%3.%4.%5.%6."/>
+      <w:lvlJc w:val="left"/>
+      <w:pPr>
+        <w:ind w:left="2736" w:hanging="936"/>
+      </w:pPr>
+    </w:lvl>
+    <w:lvl w:ilvl="6">
+      <w:start w:val="1"/>
+      <w:numFmt w:val="decimal"/>
+      <w:lvlText w:val="%1.%2.%3.%4.%5.%6.%7."/>
+      <w:lvlJc w:val="left"/>
+      <w:pPr>
+        <w:ind w:left="3240" w:hanging="1080"/>
+      </w:pPr>
+    </w:lvl>
+    <w:lvl w:ilvl="7">
+      <w:start w:val="1"/>
+      <w:numFmt w:val="decimal"/>
+      <w:lvlText w:val="%1.%2.%3.%4.%5.%6.%7.%8."/>
+      <w:lvlJc w:val="left"/>
+      <w:pPr>
+        <w:ind w:left="3744" w:hanging="1224"/>
+      </w:pPr>
+    </w:lvl>
+    <w:lvl w:ilvl="8">
+      <w:start w:val="1"/>
+      <w:numFmt w:val="decimal"/>
+      <w:lvlText w:val="%1.%2.%3.%4.%5.%6.%7.%8.%9."/>
+      <w:lvlJc w:val="left"/>
+      <w:pPr>
+        <w:ind w:left="4320" w:hanging="1440"/>
+      </w:pPr>
+    </w:lvl>
+  </w:abstractNum>
+  <w:abstractNum w:abstractNumId="8" w15:restartNumberingAfterBreak="0">
     <w:nsid w:val="1304398C"/>
     <w:multiLevelType w:val="multilevel"/>
     <w:tmpl w:val="E27C6270"/>
@@ -5132,7 +5272,378 @@
       </w:rPr>
     </w:lvl>
   </w:abstractNum>
-  <w:abstractNum w:abstractNumId="1" w15:restartNumberingAfterBreak="0">
+  <w:abstractNum w:abstractNumId="9" w15:restartNumberingAfterBreak="0">
+    <w:nsid w:val="158A7D7E"/>
+    <w:multiLevelType w:val="hybridMultilevel"/>
+    <w:tmpl w:val="4302F35C"/>
+    <w:lvl w:ilvl="0" w:tplc="08090001">
+      <w:start w:val="1"/>
+      <w:numFmt w:val="bullet"/>
+      <w:lvlText w:val=""/>
+      <w:lvlJc w:val="left"/>
+      <w:pPr>
+        <w:ind w:left="720" w:hanging="360"/>
+      </w:pPr>
+      <w:rPr>
+        <w:rFonts w:ascii="Symbol" w:hAnsi="Symbol" w:hint="default"/>
+      </w:rPr>
+    </w:lvl>
+    <w:lvl w:ilvl="1" w:tplc="08090003" w:tentative="1">
+      <w:start w:val="1"/>
+      <w:numFmt w:val="bullet"/>
+      <w:lvlText w:val="o"/>
+      <w:lvlJc w:val="left"/>
+      <w:pPr>
+        <w:ind w:left="1440" w:hanging="360"/>
+      </w:pPr>
+      <w:rPr>
+        <w:rFonts w:ascii="Courier New" w:hAnsi="Courier New" w:cs="Courier New" w:hint="default"/>
+      </w:rPr>
+    </w:lvl>
+    <w:lvl w:ilvl="2" w:tplc="08090005" w:tentative="1">
+      <w:start w:val="1"/>
+      <w:numFmt w:val="bullet"/>
+      <w:lvlText w:val=""/>
+      <w:lvlJc w:val="left"/>
+      <w:pPr>
+        <w:ind w:left="2160" w:hanging="360"/>
+      </w:pPr>
+      <w:rPr>
+        <w:rFonts w:ascii="Wingdings" w:hAnsi="Wingdings" w:hint="default"/>
+      </w:rPr>
+    </w:lvl>
+    <w:lvl w:ilvl="3" w:tplc="08090001" w:tentative="1">
+      <w:start w:val="1"/>
+      <w:numFmt w:val="bullet"/>
+      <w:lvlText w:val=""/>
+      <w:lvlJc w:val="left"/>
+      <w:pPr>
+        <w:ind w:left="2880" w:hanging="360"/>
+      </w:pPr>
+      <w:rPr>
+        <w:rFonts w:ascii="Symbol" w:hAnsi="Symbol" w:hint="default"/>
+      </w:rPr>
+    </w:lvl>
+    <w:lvl w:ilvl="4" w:tplc="08090003" w:tentative="1">
+      <w:start w:val="1"/>
+      <w:numFmt w:val="bullet"/>
+      <w:lvlText w:val="o"/>
+      <w:lvlJc w:val="left"/>
+      <w:pPr>
+        <w:ind w:left="3600" w:hanging="360"/>
+      </w:pPr>
+      <w:rPr>
+        <w:rFonts w:ascii="Courier New" w:hAnsi="Courier New" w:cs="Courier New" w:hint="default"/>
+      </w:rPr>
+    </w:lvl>
+    <w:lvl w:ilvl="5" w:tplc="08090005" w:tentative="1">
+      <w:start w:val="1"/>
+      <w:numFmt w:val="bullet"/>
+      <w:lvlText w:val=""/>
+      <w:lvlJc w:val="left"/>
+      <w:pPr>
+        <w:ind w:left="4320" w:hanging="360"/>
+      </w:pPr>
+      <w:rPr>
+        <w:rFonts w:ascii="Wingdings" w:hAnsi="Wingdings" w:hint="default"/>
+      </w:rPr>
+    </w:lvl>
+    <w:lvl w:ilvl="6" w:tplc="08090001" w:tentative="1">
+      <w:start w:val="1"/>
+      <w:numFmt w:val="bullet"/>
+      <w:lvlText w:val=""/>
+      <w:lvlJc w:val="left"/>
+      <w:pPr>
+        <w:ind w:left="5040" w:hanging="360"/>
+      </w:pPr>
+      <w:rPr>
+        <w:rFonts w:ascii="Symbol" w:hAnsi="Symbol" w:hint="default"/>
+      </w:rPr>
+    </w:lvl>
+    <w:lvl w:ilvl="7" w:tplc="08090003" w:tentative="1">
+      <w:start w:val="1"/>
+      <w:numFmt w:val="bullet"/>
+      <w:lvlText w:val="o"/>
+      <w:lvlJc w:val="left"/>
+      <w:pPr>
+        <w:ind w:left="5760" w:hanging="360"/>
+      </w:pPr>
+      <w:rPr>
+        <w:rFonts w:ascii="Courier New" w:hAnsi="Courier New" w:cs="Courier New" w:hint="default"/>
+      </w:rPr>
+    </w:lvl>
+    <w:lvl w:ilvl="8" w:tplc="08090005" w:tentative="1">
+      <w:start w:val="1"/>
+      <w:numFmt w:val="bullet"/>
+      <w:lvlText w:val=""/>
+      <w:lvlJc w:val="left"/>
+      <w:pPr>
+        <w:ind w:left="6480" w:hanging="360"/>
+      </w:pPr>
+      <w:rPr>
+        <w:rFonts w:ascii="Wingdings" w:hAnsi="Wingdings" w:hint="default"/>
+      </w:rPr>
+    </w:lvl>
+  </w:abstractNum>
+  <w:abstractNum w:abstractNumId="10" w15:restartNumberingAfterBreak="0">
+    <w:nsid w:val="19754EB8"/>
+    <w:multiLevelType w:val="multilevel"/>
+    <w:tmpl w:val="0809001F"/>
+    <w:lvl w:ilvl="0">
+      <w:start w:val="1"/>
+      <w:numFmt w:val="decimal"/>
+      <w:lvlText w:val="%1."/>
+      <w:lvlJc w:val="left"/>
+      <w:pPr>
+        <w:ind w:left="360" w:hanging="360"/>
+      </w:pPr>
+    </w:lvl>
+    <w:lvl w:ilvl="1">
+      <w:start w:val="1"/>
+      <w:numFmt w:val="decimal"/>
+      <w:lvlText w:val="%1.%2."/>
+      <w:lvlJc w:val="left"/>
+      <w:pPr>
+        <w:ind w:left="792" w:hanging="432"/>
+      </w:pPr>
+    </w:lvl>
+    <w:lvl w:ilvl="2">
+      <w:start w:val="1"/>
+      <w:numFmt w:val="decimal"/>
+      <w:lvlText w:val="%1.%2.%3."/>
+      <w:lvlJc w:val="left"/>
+      <w:pPr>
+        <w:ind w:left="1224" w:hanging="504"/>
+      </w:pPr>
+    </w:lvl>
+    <w:lvl w:ilvl="3">
+      <w:start w:val="1"/>
+      <w:numFmt w:val="decimal"/>
+      <w:lvlText w:val="%1.%2.%3.%4."/>
+      <w:lvlJc w:val="left"/>
+      <w:pPr>
+        <w:ind w:left="1728" w:hanging="648"/>
+      </w:pPr>
+    </w:lvl>
+    <w:lvl w:ilvl="4">
+      <w:start w:val="1"/>
+      <w:numFmt w:val="decimal"/>
+      <w:lvlText w:val="%1.%2.%3.%4.%5."/>
+      <w:lvlJc w:val="left"/>
+      <w:pPr>
+        <w:ind w:left="2232" w:hanging="792"/>
+      </w:pPr>
+    </w:lvl>
+    <w:lvl w:ilvl="5">
+      <w:start w:val="1"/>
+      <w:numFmt w:val="decimal"/>
+      <w:lvlText w:val="%1.%2.%3.%4.%5.%6."/>
+      <w:lvlJc w:val="left"/>
+      <w:pPr>
+        <w:ind w:left="2736" w:hanging="936"/>
+      </w:pPr>
+    </w:lvl>
+    <w:lvl w:ilvl="6">
+      <w:start w:val="1"/>
+      <w:numFmt w:val="decimal"/>
+      <w:lvlText w:val="%1.%2.%3.%4.%5.%6.%7."/>
+      <w:lvlJc w:val="left"/>
+      <w:pPr>
+        <w:ind w:left="3240" w:hanging="1080"/>
+      </w:pPr>
+    </w:lvl>
+    <w:lvl w:ilvl="7">
+      <w:start w:val="1"/>
+      <w:numFmt w:val="decimal"/>
+      <w:lvlText w:val="%1.%2.%3.%4.%5.%6.%7.%8."/>
+      <w:lvlJc w:val="left"/>
+      <w:pPr>
+        <w:ind w:left="3744" w:hanging="1224"/>
+      </w:pPr>
+    </w:lvl>
+    <w:lvl w:ilvl="8">
+      <w:start w:val="1"/>
+      <w:numFmt w:val="decimal"/>
+      <w:lvlText w:val="%1.%2.%3.%4.%5.%6.%7.%8.%9."/>
+      <w:lvlJc w:val="left"/>
+      <w:pPr>
+        <w:ind w:left="4320" w:hanging="1440"/>
+      </w:pPr>
+    </w:lvl>
+  </w:abstractNum>
+  <w:abstractNum w:abstractNumId="11" w15:restartNumberingAfterBreak="0">
+    <w:nsid w:val="1AEF0A1B"/>
+    <w:multiLevelType w:val="multilevel"/>
+    <w:tmpl w:val="0809001F"/>
+    <w:lvl w:ilvl="0">
+      <w:start w:val="1"/>
+      <w:numFmt w:val="decimal"/>
+      <w:lvlText w:val="%1."/>
+      <w:lvlJc w:val="left"/>
+      <w:pPr>
+        <w:ind w:left="360" w:hanging="360"/>
+      </w:pPr>
+    </w:lvl>
+    <w:lvl w:ilvl="1">
+      <w:start w:val="1"/>
+      <w:numFmt w:val="decimal"/>
+      <w:lvlText w:val="%1.%2."/>
+      <w:lvlJc w:val="left"/>
+      <w:pPr>
+        <w:ind w:left="792" w:hanging="432"/>
+      </w:pPr>
+    </w:lvl>
+    <w:lvl w:ilvl="2">
+      <w:start w:val="1"/>
+      <w:numFmt w:val="decimal"/>
+      <w:lvlText w:val="%1.%2.%3."/>
+      <w:lvlJc w:val="left"/>
+      <w:pPr>
+        <w:ind w:left="1224" w:hanging="504"/>
+      </w:pPr>
+    </w:lvl>
+    <w:lvl w:ilvl="3">
+      <w:start w:val="1"/>
+      <w:numFmt w:val="decimal"/>
+      <w:lvlText w:val="%1.%2.%3.%4."/>
+      <w:lvlJc w:val="left"/>
+      <w:pPr>
+        <w:ind w:left="1728" w:hanging="648"/>
+      </w:pPr>
+    </w:lvl>
+    <w:lvl w:ilvl="4">
+      <w:start w:val="1"/>
+      <w:numFmt w:val="decimal"/>
+      <w:lvlText w:val="%1.%2.%3.%4.%5."/>
+      <w:lvlJc w:val="left"/>
+      <w:pPr>
+        <w:ind w:left="2232" w:hanging="792"/>
+      </w:pPr>
+    </w:lvl>
+    <w:lvl w:ilvl="5">
+      <w:start w:val="1"/>
+      <w:numFmt w:val="decimal"/>
+      <w:lvlText w:val="%1.%2.%3.%4.%5.%6."/>
+      <w:lvlJc w:val="left"/>
+      <w:pPr>
+        <w:ind w:left="2736" w:hanging="936"/>
+      </w:pPr>
+    </w:lvl>
+    <w:lvl w:ilvl="6">
+      <w:start w:val="1"/>
+      <w:numFmt w:val="decimal"/>
+      <w:lvlText w:val="%1.%2.%3.%4.%5.%6.%7."/>
+      <w:lvlJc w:val="left"/>
+      <w:pPr>
+        <w:ind w:left="3240" w:hanging="1080"/>
+      </w:pPr>
+    </w:lvl>
+    <w:lvl w:ilvl="7">
+      <w:start w:val="1"/>
+      <w:numFmt w:val="decimal"/>
+      <w:lvlText w:val="%1.%2.%3.%4.%5.%6.%7.%8."/>
+      <w:lvlJc w:val="left"/>
+      <w:pPr>
+        <w:ind w:left="3744" w:hanging="1224"/>
+      </w:pPr>
+    </w:lvl>
+    <w:lvl w:ilvl="8">
+      <w:start w:val="1"/>
+      <w:numFmt w:val="decimal"/>
+      <w:lvlText w:val="%1.%2.%3.%4.%5.%6.%7.%8.%9."/>
+      <w:lvlJc w:val="left"/>
+      <w:pPr>
+        <w:ind w:left="4320" w:hanging="1440"/>
+      </w:pPr>
+    </w:lvl>
+  </w:abstractNum>
+  <w:abstractNum w:abstractNumId="12" w15:restartNumberingAfterBreak="0">
+    <w:nsid w:val="1F93702A"/>
+    <w:multiLevelType w:val="multilevel"/>
+    <w:tmpl w:val="0809001F"/>
+    <w:lvl w:ilvl="0">
+      <w:start w:val="1"/>
+      <w:numFmt w:val="decimal"/>
+      <w:lvlText w:val="%1."/>
+      <w:lvlJc w:val="left"/>
+      <w:pPr>
+        <w:ind w:left="360" w:hanging="360"/>
+      </w:pPr>
+    </w:lvl>
+    <w:lvl w:ilvl="1">
+      <w:start w:val="1"/>
+      <w:numFmt w:val="decimal"/>
+      <w:lvlText w:val="%1.%2."/>
+      <w:lvlJc w:val="left"/>
+      <w:pPr>
+        <w:ind w:left="792" w:hanging="432"/>
+      </w:pPr>
+    </w:lvl>
+    <w:lvl w:ilvl="2">
+      <w:start w:val="1"/>
+      <w:numFmt w:val="decimal"/>
+      <w:lvlText w:val="%1.%2.%3."/>
+      <w:lvlJc w:val="left"/>
+      <w:pPr>
+        <w:ind w:left="1224" w:hanging="504"/>
+      </w:pPr>
+    </w:lvl>
+    <w:lvl w:ilvl="3">
+      <w:start w:val="1"/>
+      <w:numFmt w:val="decimal"/>
+      <w:lvlText w:val="%1.%2.%3.%4."/>
+      <w:lvlJc w:val="left"/>
+      <w:pPr>
+        <w:ind w:left="1728" w:hanging="648"/>
+      </w:pPr>
+    </w:lvl>
+    <w:lvl w:ilvl="4">
+      <w:start w:val="1"/>
+      <w:numFmt w:val="decimal"/>
+      <w:lvlText w:val="%1.%2.%3.%4.%5."/>
+      <w:lvlJc w:val="left"/>
+      <w:pPr>
+        <w:ind w:left="2232" w:hanging="792"/>
+      </w:pPr>
+    </w:lvl>
+    <w:lvl w:ilvl="5">
+      <w:start w:val="1"/>
+      <w:numFmt w:val="decimal"/>
+      <w:lvlText w:val="%1.%2.%3.%4.%5.%6."/>
+      <w:lvlJc w:val="left"/>
+      <w:pPr>
+        <w:ind w:left="2736" w:hanging="936"/>
+      </w:pPr>
+    </w:lvl>
+    <w:lvl w:ilvl="6">
+      <w:start w:val="1"/>
+      <w:numFmt w:val="decimal"/>
+      <w:lvlText w:val="%1.%2.%3.%4.%5.%6.%7."/>
+      <w:lvlJc w:val="left"/>
+      <w:pPr>
+        <w:ind w:left="3240" w:hanging="1080"/>
+      </w:pPr>
+    </w:lvl>
+    <w:lvl w:ilvl="7">
+      <w:start w:val="1"/>
+      <w:numFmt w:val="decimal"/>
+      <w:lvlText w:val="%1.%2.%3.%4.%5.%6.%7.%8."/>
+      <w:lvlJc w:val="left"/>
+      <w:pPr>
+        <w:ind w:left="3744" w:hanging="1224"/>
+      </w:pPr>
+    </w:lvl>
+    <w:lvl w:ilvl="8">
+      <w:start w:val="1"/>
+      <w:numFmt w:val="decimal"/>
+      <w:lvlText w:val="%1.%2.%3.%4.%5.%6.%7.%8.%9."/>
+      <w:lvlJc w:val="left"/>
+      <w:pPr>
+        <w:ind w:left="4320" w:hanging="1440"/>
+      </w:pPr>
+    </w:lvl>
+  </w:abstractNum>
+  <w:abstractNum w:abstractNumId="13" w15:restartNumberingAfterBreak="0">
     <w:nsid w:val="1FA5270E"/>
     <w:multiLevelType w:val="multilevel"/>
     <w:tmpl w:val="1690FD40"/>
@@ -5281,7 +5792,7 @@
       </w:rPr>
     </w:lvl>
   </w:abstractNum>
-  <w:abstractNum w:abstractNumId="2" w15:restartNumberingAfterBreak="0">
+  <w:abstractNum w:abstractNumId="14" w15:restartNumberingAfterBreak="0">
     <w:nsid w:val="1FAA6EF6"/>
     <w:multiLevelType w:val="multilevel"/>
     <w:tmpl w:val="646A902E"/>
@@ -5430,7 +5941,1007 @@
       </w:rPr>
     </w:lvl>
   </w:abstractNum>
-  <w:abstractNum w:abstractNumId="3" w15:restartNumberingAfterBreak="0">
+  <w:abstractNum w:abstractNumId="15" w15:restartNumberingAfterBreak="0">
+    <w:nsid w:val="21F863D8"/>
+    <w:multiLevelType w:val="hybridMultilevel"/>
+    <w:tmpl w:val="5A7EF772"/>
+    <w:lvl w:ilvl="0" w:tplc="08090001">
+      <w:start w:val="1"/>
+      <w:numFmt w:val="bullet"/>
+      <w:lvlText w:val=""/>
+      <w:lvlJc w:val="left"/>
+      <w:pPr>
+        <w:ind w:left="720" w:hanging="360"/>
+      </w:pPr>
+      <w:rPr>
+        <w:rFonts w:ascii="Symbol" w:hAnsi="Symbol" w:hint="default"/>
+      </w:rPr>
+    </w:lvl>
+    <w:lvl w:ilvl="1" w:tplc="08090003" w:tentative="1">
+      <w:start w:val="1"/>
+      <w:numFmt w:val="bullet"/>
+      <w:lvlText w:val="o"/>
+      <w:lvlJc w:val="left"/>
+      <w:pPr>
+        <w:ind w:left="1440" w:hanging="360"/>
+      </w:pPr>
+      <w:rPr>
+        <w:rFonts w:ascii="Courier New" w:hAnsi="Courier New" w:cs="Courier New" w:hint="default"/>
+      </w:rPr>
+    </w:lvl>
+    <w:lvl w:ilvl="2" w:tplc="08090005" w:tentative="1">
+      <w:start w:val="1"/>
+      <w:numFmt w:val="bullet"/>
+      <w:lvlText w:val=""/>
+      <w:lvlJc w:val="left"/>
+      <w:pPr>
+        <w:ind w:left="2160" w:hanging="360"/>
+      </w:pPr>
+      <w:rPr>
+        <w:rFonts w:ascii="Wingdings" w:hAnsi="Wingdings" w:hint="default"/>
+      </w:rPr>
+    </w:lvl>
+    <w:lvl w:ilvl="3" w:tplc="08090001" w:tentative="1">
+      <w:start w:val="1"/>
+      <w:numFmt w:val="bullet"/>
+      <w:lvlText w:val=""/>
+      <w:lvlJc w:val="left"/>
+      <w:pPr>
+        <w:ind w:left="2880" w:hanging="360"/>
+      </w:pPr>
+      <w:rPr>
+        <w:rFonts w:ascii="Symbol" w:hAnsi="Symbol" w:hint="default"/>
+      </w:rPr>
+    </w:lvl>
+    <w:lvl w:ilvl="4" w:tplc="08090003" w:tentative="1">
+      <w:start w:val="1"/>
+      <w:numFmt w:val="bullet"/>
+      <w:lvlText w:val="o"/>
+      <w:lvlJc w:val="left"/>
+      <w:pPr>
+        <w:ind w:left="3600" w:hanging="360"/>
+      </w:pPr>
+      <w:rPr>
+        <w:rFonts w:ascii="Courier New" w:hAnsi="Courier New" w:cs="Courier New" w:hint="default"/>
+      </w:rPr>
+    </w:lvl>
+    <w:lvl w:ilvl="5" w:tplc="08090005" w:tentative="1">
+      <w:start w:val="1"/>
+      <w:numFmt w:val="bullet"/>
+      <w:lvlText w:val=""/>
+      <w:lvlJc w:val="left"/>
+      <w:pPr>
+        <w:ind w:left="4320" w:hanging="360"/>
+      </w:pPr>
+      <w:rPr>
+        <w:rFonts w:ascii="Wingdings" w:hAnsi="Wingdings" w:hint="default"/>
+      </w:rPr>
+    </w:lvl>
+    <w:lvl w:ilvl="6" w:tplc="08090001" w:tentative="1">
+      <w:start w:val="1"/>
+      <w:numFmt w:val="bullet"/>
+      <w:lvlText w:val=""/>
+      <w:lvlJc w:val="left"/>
+      <w:pPr>
+        <w:ind w:left="5040" w:hanging="360"/>
+      </w:pPr>
+      <w:rPr>
+        <w:rFonts w:ascii="Symbol" w:hAnsi="Symbol" w:hint="default"/>
+      </w:rPr>
+    </w:lvl>
+    <w:lvl w:ilvl="7" w:tplc="08090003" w:tentative="1">
+      <w:start w:val="1"/>
+      <w:numFmt w:val="bullet"/>
+      <w:lvlText w:val="o"/>
+      <w:lvlJc w:val="left"/>
+      <w:pPr>
+        <w:ind w:left="5760" w:hanging="360"/>
+      </w:pPr>
+      <w:rPr>
+        <w:rFonts w:ascii="Courier New" w:hAnsi="Courier New" w:cs="Courier New" w:hint="default"/>
+      </w:rPr>
+    </w:lvl>
+    <w:lvl w:ilvl="8" w:tplc="08090005" w:tentative="1">
+      <w:start w:val="1"/>
+      <w:numFmt w:val="bullet"/>
+      <w:lvlText w:val=""/>
+      <w:lvlJc w:val="left"/>
+      <w:pPr>
+        <w:ind w:left="6480" w:hanging="360"/>
+      </w:pPr>
+      <w:rPr>
+        <w:rFonts w:ascii="Wingdings" w:hAnsi="Wingdings" w:hint="default"/>
+      </w:rPr>
+    </w:lvl>
+  </w:abstractNum>
+  <w:abstractNum w:abstractNumId="16" w15:restartNumberingAfterBreak="0">
+    <w:nsid w:val="23262BDD"/>
+    <w:multiLevelType w:val="multilevel"/>
+    <w:tmpl w:val="0809001F"/>
+    <w:lvl w:ilvl="0">
+      <w:start w:val="1"/>
+      <w:numFmt w:val="decimal"/>
+      <w:lvlText w:val="%1."/>
+      <w:lvlJc w:val="left"/>
+      <w:pPr>
+        <w:ind w:left="360" w:hanging="360"/>
+      </w:pPr>
+    </w:lvl>
+    <w:lvl w:ilvl="1">
+      <w:start w:val="1"/>
+      <w:numFmt w:val="decimal"/>
+      <w:lvlText w:val="%1.%2."/>
+      <w:lvlJc w:val="left"/>
+      <w:pPr>
+        <w:ind w:left="792" w:hanging="432"/>
+      </w:pPr>
+    </w:lvl>
+    <w:lvl w:ilvl="2">
+      <w:start w:val="1"/>
+      <w:numFmt w:val="decimal"/>
+      <w:lvlText w:val="%1.%2.%3."/>
+      <w:lvlJc w:val="left"/>
+      <w:pPr>
+        <w:ind w:left="1224" w:hanging="504"/>
+      </w:pPr>
+    </w:lvl>
+    <w:lvl w:ilvl="3">
+      <w:start w:val="1"/>
+      <w:numFmt w:val="decimal"/>
+      <w:lvlText w:val="%1.%2.%3.%4."/>
+      <w:lvlJc w:val="left"/>
+      <w:pPr>
+        <w:ind w:left="1728" w:hanging="648"/>
+      </w:pPr>
+    </w:lvl>
+    <w:lvl w:ilvl="4">
+      <w:start w:val="1"/>
+      <w:numFmt w:val="decimal"/>
+      <w:lvlText w:val="%1.%2.%3.%4.%5."/>
+      <w:lvlJc w:val="left"/>
+      <w:pPr>
+        <w:ind w:left="2232" w:hanging="792"/>
+      </w:pPr>
+    </w:lvl>
+    <w:lvl w:ilvl="5">
+      <w:start w:val="1"/>
+      <w:numFmt w:val="decimal"/>
+      <w:lvlText w:val="%1.%2.%3.%4.%5.%6."/>
+      <w:lvlJc w:val="left"/>
+      <w:pPr>
+        <w:ind w:left="2736" w:hanging="936"/>
+      </w:pPr>
+    </w:lvl>
+    <w:lvl w:ilvl="6">
+      <w:start w:val="1"/>
+      <w:numFmt w:val="decimal"/>
+      <w:lvlText w:val="%1.%2.%3.%4.%5.%6.%7."/>
+      <w:lvlJc w:val="left"/>
+      <w:pPr>
+        <w:ind w:left="3240" w:hanging="1080"/>
+      </w:pPr>
+    </w:lvl>
+    <w:lvl w:ilvl="7">
+      <w:start w:val="1"/>
+      <w:numFmt w:val="decimal"/>
+      <w:lvlText w:val="%1.%2.%3.%4.%5.%6.%7.%8."/>
+      <w:lvlJc w:val="left"/>
+      <w:pPr>
+        <w:ind w:left="3744" w:hanging="1224"/>
+      </w:pPr>
+    </w:lvl>
+    <w:lvl w:ilvl="8">
+      <w:start w:val="1"/>
+      <w:numFmt w:val="decimal"/>
+      <w:lvlText w:val="%1.%2.%3.%4.%5.%6.%7.%8.%9."/>
+      <w:lvlJc w:val="left"/>
+      <w:pPr>
+        <w:ind w:left="4320" w:hanging="1440"/>
+      </w:pPr>
+    </w:lvl>
+  </w:abstractNum>
+  <w:abstractNum w:abstractNumId="17" w15:restartNumberingAfterBreak="0">
+    <w:nsid w:val="23FC38C6"/>
+    <w:multiLevelType w:val="multilevel"/>
+    <w:tmpl w:val="0809001F"/>
+    <w:lvl w:ilvl="0">
+      <w:start w:val="1"/>
+      <w:numFmt w:val="decimal"/>
+      <w:lvlText w:val="%1."/>
+      <w:lvlJc w:val="left"/>
+      <w:pPr>
+        <w:ind w:left="360" w:hanging="360"/>
+      </w:pPr>
+    </w:lvl>
+    <w:lvl w:ilvl="1">
+      <w:start w:val="1"/>
+      <w:numFmt w:val="decimal"/>
+      <w:lvlText w:val="%1.%2."/>
+      <w:lvlJc w:val="left"/>
+      <w:pPr>
+        <w:ind w:left="792" w:hanging="432"/>
+      </w:pPr>
+    </w:lvl>
+    <w:lvl w:ilvl="2">
+      <w:start w:val="1"/>
+      <w:numFmt w:val="decimal"/>
+      <w:lvlText w:val="%1.%2.%3."/>
+      <w:lvlJc w:val="left"/>
+      <w:pPr>
+        <w:ind w:left="1224" w:hanging="504"/>
+      </w:pPr>
+    </w:lvl>
+    <w:lvl w:ilvl="3">
+      <w:start w:val="1"/>
+      <w:numFmt w:val="decimal"/>
+      <w:lvlText w:val="%1.%2.%3.%4."/>
+      <w:lvlJc w:val="left"/>
+      <w:pPr>
+        <w:ind w:left="1728" w:hanging="648"/>
+      </w:pPr>
+    </w:lvl>
+    <w:lvl w:ilvl="4">
+      <w:start w:val="1"/>
+      <w:numFmt w:val="decimal"/>
+      <w:lvlText w:val="%1.%2.%3.%4.%5."/>
+      <w:lvlJc w:val="left"/>
+      <w:pPr>
+        <w:ind w:left="2232" w:hanging="792"/>
+      </w:pPr>
+    </w:lvl>
+    <w:lvl w:ilvl="5">
+      <w:start w:val="1"/>
+      <w:numFmt w:val="decimal"/>
+      <w:lvlText w:val="%1.%2.%3.%4.%5.%6."/>
+      <w:lvlJc w:val="left"/>
+      <w:pPr>
+        <w:ind w:left="2736" w:hanging="936"/>
+      </w:pPr>
+    </w:lvl>
+    <w:lvl w:ilvl="6">
+      <w:start w:val="1"/>
+      <w:numFmt w:val="decimal"/>
+      <w:lvlText w:val="%1.%2.%3.%4.%5.%6.%7."/>
+      <w:lvlJc w:val="left"/>
+      <w:pPr>
+        <w:ind w:left="3240" w:hanging="1080"/>
+      </w:pPr>
+    </w:lvl>
+    <w:lvl w:ilvl="7">
+      <w:start w:val="1"/>
+      <w:numFmt w:val="decimal"/>
+      <w:lvlText w:val="%1.%2.%3.%4.%5.%6.%7.%8."/>
+      <w:lvlJc w:val="left"/>
+      <w:pPr>
+        <w:ind w:left="3744" w:hanging="1224"/>
+      </w:pPr>
+    </w:lvl>
+    <w:lvl w:ilvl="8">
+      <w:start w:val="1"/>
+      <w:numFmt w:val="decimal"/>
+      <w:lvlText w:val="%1.%2.%3.%4.%5.%6.%7.%8.%9."/>
+      <w:lvlJc w:val="left"/>
+      <w:pPr>
+        <w:ind w:left="4320" w:hanging="1440"/>
+      </w:pPr>
+    </w:lvl>
+  </w:abstractNum>
+  <w:abstractNum w:abstractNumId="18" w15:restartNumberingAfterBreak="0">
+    <w:nsid w:val="2568310D"/>
+    <w:multiLevelType w:val="multilevel"/>
+    <w:tmpl w:val="0809001F"/>
+    <w:lvl w:ilvl="0">
+      <w:start w:val="1"/>
+      <w:numFmt w:val="decimal"/>
+      <w:lvlText w:val="%1."/>
+      <w:lvlJc w:val="left"/>
+      <w:pPr>
+        <w:ind w:left="360" w:hanging="360"/>
+      </w:pPr>
+    </w:lvl>
+    <w:lvl w:ilvl="1">
+      <w:start w:val="1"/>
+      <w:numFmt w:val="decimal"/>
+      <w:lvlText w:val="%1.%2."/>
+      <w:lvlJc w:val="left"/>
+      <w:pPr>
+        <w:ind w:left="792" w:hanging="432"/>
+      </w:pPr>
+    </w:lvl>
+    <w:lvl w:ilvl="2">
+      <w:start w:val="1"/>
+      <w:numFmt w:val="decimal"/>
+      <w:lvlText w:val="%1.%2.%3."/>
+      <w:lvlJc w:val="left"/>
+      <w:pPr>
+        <w:ind w:left="1224" w:hanging="504"/>
+      </w:pPr>
+    </w:lvl>
+    <w:lvl w:ilvl="3">
+      <w:start w:val="1"/>
+      <w:numFmt w:val="decimal"/>
+      <w:lvlText w:val="%1.%2.%3.%4."/>
+      <w:lvlJc w:val="left"/>
+      <w:pPr>
+        <w:ind w:left="1728" w:hanging="648"/>
+      </w:pPr>
+    </w:lvl>
+    <w:lvl w:ilvl="4">
+      <w:start w:val="1"/>
+      <w:numFmt w:val="decimal"/>
+      <w:lvlText w:val="%1.%2.%3.%4.%5."/>
+      <w:lvlJc w:val="left"/>
+      <w:pPr>
+        <w:ind w:left="2232" w:hanging="792"/>
+      </w:pPr>
+    </w:lvl>
+    <w:lvl w:ilvl="5">
+      <w:start w:val="1"/>
+      <w:numFmt w:val="decimal"/>
+      <w:lvlText w:val="%1.%2.%3.%4.%5.%6."/>
+      <w:lvlJc w:val="left"/>
+      <w:pPr>
+        <w:ind w:left="2736" w:hanging="936"/>
+      </w:pPr>
+    </w:lvl>
+    <w:lvl w:ilvl="6">
+      <w:start w:val="1"/>
+      <w:numFmt w:val="decimal"/>
+      <w:lvlText w:val="%1.%2.%3.%4.%5.%6.%7."/>
+      <w:lvlJc w:val="left"/>
+      <w:pPr>
+        <w:ind w:left="3240" w:hanging="1080"/>
+      </w:pPr>
+    </w:lvl>
+    <w:lvl w:ilvl="7">
+      <w:start w:val="1"/>
+      <w:numFmt w:val="decimal"/>
+      <w:lvlText w:val="%1.%2.%3.%4.%5.%6.%7.%8."/>
+      <w:lvlJc w:val="left"/>
+      <w:pPr>
+        <w:ind w:left="3744" w:hanging="1224"/>
+      </w:pPr>
+    </w:lvl>
+    <w:lvl w:ilvl="8">
+      <w:start w:val="1"/>
+      <w:numFmt w:val="decimal"/>
+      <w:lvlText w:val="%1.%2.%3.%4.%5.%6.%7.%8.%9."/>
+      <w:lvlJc w:val="left"/>
+      <w:pPr>
+        <w:ind w:left="4320" w:hanging="1440"/>
+      </w:pPr>
+    </w:lvl>
+  </w:abstractNum>
+  <w:abstractNum w:abstractNumId="19" w15:restartNumberingAfterBreak="0">
+    <w:nsid w:val="272A24ED"/>
+    <w:multiLevelType w:val="multilevel"/>
+    <w:tmpl w:val="0809001F"/>
+    <w:lvl w:ilvl="0">
+      <w:start w:val="1"/>
+      <w:numFmt w:val="decimal"/>
+      <w:lvlText w:val="%1."/>
+      <w:lvlJc w:val="left"/>
+      <w:pPr>
+        <w:ind w:left="360" w:hanging="360"/>
+      </w:pPr>
+    </w:lvl>
+    <w:lvl w:ilvl="1">
+      <w:start w:val="1"/>
+      <w:numFmt w:val="decimal"/>
+      <w:lvlText w:val="%1.%2."/>
+      <w:lvlJc w:val="left"/>
+      <w:pPr>
+        <w:ind w:left="792" w:hanging="432"/>
+      </w:pPr>
+    </w:lvl>
+    <w:lvl w:ilvl="2">
+      <w:start w:val="1"/>
+      <w:numFmt w:val="decimal"/>
+      <w:lvlText w:val="%1.%2.%3."/>
+      <w:lvlJc w:val="left"/>
+      <w:pPr>
+        <w:ind w:left="1224" w:hanging="504"/>
+      </w:pPr>
+    </w:lvl>
+    <w:lvl w:ilvl="3">
+      <w:start w:val="1"/>
+      <w:numFmt w:val="decimal"/>
+      <w:lvlText w:val="%1.%2.%3.%4."/>
+      <w:lvlJc w:val="left"/>
+      <w:pPr>
+        <w:ind w:left="1728" w:hanging="648"/>
+      </w:pPr>
+    </w:lvl>
+    <w:lvl w:ilvl="4">
+      <w:start w:val="1"/>
+      <w:numFmt w:val="decimal"/>
+      <w:lvlText w:val="%1.%2.%3.%4.%5."/>
+      <w:lvlJc w:val="left"/>
+      <w:pPr>
+        <w:ind w:left="2232" w:hanging="792"/>
+      </w:pPr>
+    </w:lvl>
+    <w:lvl w:ilvl="5">
+      <w:start w:val="1"/>
+      <w:numFmt w:val="decimal"/>
+      <w:lvlText w:val="%1.%2.%3.%4.%5.%6."/>
+      <w:lvlJc w:val="left"/>
+      <w:pPr>
+        <w:ind w:left="2736" w:hanging="936"/>
+      </w:pPr>
+    </w:lvl>
+    <w:lvl w:ilvl="6">
+      <w:start w:val="1"/>
+      <w:numFmt w:val="decimal"/>
+      <w:lvlText w:val="%1.%2.%3.%4.%5.%6.%7."/>
+      <w:lvlJc w:val="left"/>
+      <w:pPr>
+        <w:ind w:left="3240" w:hanging="1080"/>
+      </w:pPr>
+    </w:lvl>
+    <w:lvl w:ilvl="7">
+      <w:start w:val="1"/>
+      <w:numFmt w:val="decimal"/>
+      <w:lvlText w:val="%1.%2.%3.%4.%5.%6.%7.%8."/>
+      <w:lvlJc w:val="left"/>
+      <w:pPr>
+        <w:ind w:left="3744" w:hanging="1224"/>
+      </w:pPr>
+    </w:lvl>
+    <w:lvl w:ilvl="8">
+      <w:start w:val="1"/>
+      <w:numFmt w:val="decimal"/>
+      <w:lvlText w:val="%1.%2.%3.%4.%5.%6.%7.%8.%9."/>
+      <w:lvlJc w:val="left"/>
+      <w:pPr>
+        <w:ind w:left="4320" w:hanging="1440"/>
+      </w:pPr>
+    </w:lvl>
+  </w:abstractNum>
+  <w:abstractNum w:abstractNumId="20" w15:restartNumberingAfterBreak="0">
+    <w:nsid w:val="27866F85"/>
+    <w:multiLevelType w:val="multilevel"/>
+    <w:tmpl w:val="0809001F"/>
+    <w:lvl w:ilvl="0">
+      <w:start w:val="1"/>
+      <w:numFmt w:val="decimal"/>
+      <w:lvlText w:val="%1."/>
+      <w:lvlJc w:val="left"/>
+      <w:pPr>
+        <w:ind w:left="360" w:hanging="360"/>
+      </w:pPr>
+    </w:lvl>
+    <w:lvl w:ilvl="1">
+      <w:start w:val="1"/>
+      <w:numFmt w:val="decimal"/>
+      <w:lvlText w:val="%1.%2."/>
+      <w:lvlJc w:val="left"/>
+      <w:pPr>
+        <w:ind w:left="792" w:hanging="432"/>
+      </w:pPr>
+    </w:lvl>
+    <w:lvl w:ilvl="2">
+      <w:start w:val="1"/>
+      <w:numFmt w:val="decimal"/>
+      <w:lvlText w:val="%1.%2.%3."/>
+      <w:lvlJc w:val="left"/>
+      <w:pPr>
+        <w:ind w:left="1224" w:hanging="504"/>
+      </w:pPr>
+    </w:lvl>
+    <w:lvl w:ilvl="3">
+      <w:start w:val="1"/>
+      <w:numFmt w:val="decimal"/>
+      <w:lvlText w:val="%1.%2.%3.%4."/>
+      <w:lvlJc w:val="left"/>
+      <w:pPr>
+        <w:ind w:left="1728" w:hanging="648"/>
+      </w:pPr>
+    </w:lvl>
+    <w:lvl w:ilvl="4">
+      <w:start w:val="1"/>
+      <w:numFmt w:val="decimal"/>
+      <w:lvlText w:val="%1.%2.%3.%4.%5."/>
+      <w:lvlJc w:val="left"/>
+      <w:pPr>
+        <w:ind w:left="2232" w:hanging="792"/>
+      </w:pPr>
+    </w:lvl>
+    <w:lvl w:ilvl="5">
+      <w:start w:val="1"/>
+      <w:numFmt w:val="decimal"/>
+      <w:lvlText w:val="%1.%2.%3.%4.%5.%6."/>
+      <w:lvlJc w:val="left"/>
+      <w:pPr>
+        <w:ind w:left="2736" w:hanging="936"/>
+      </w:pPr>
+    </w:lvl>
+    <w:lvl w:ilvl="6">
+      <w:start w:val="1"/>
+      <w:numFmt w:val="decimal"/>
+      <w:lvlText w:val="%1.%2.%3.%4.%5.%6.%7."/>
+      <w:lvlJc w:val="left"/>
+      <w:pPr>
+        <w:ind w:left="3240" w:hanging="1080"/>
+      </w:pPr>
+    </w:lvl>
+    <w:lvl w:ilvl="7">
+      <w:start w:val="1"/>
+      <w:numFmt w:val="decimal"/>
+      <w:lvlText w:val="%1.%2.%3.%4.%5.%6.%7.%8."/>
+      <w:lvlJc w:val="left"/>
+      <w:pPr>
+        <w:ind w:left="3744" w:hanging="1224"/>
+      </w:pPr>
+    </w:lvl>
+    <w:lvl w:ilvl="8">
+      <w:start w:val="1"/>
+      <w:numFmt w:val="decimal"/>
+      <w:lvlText w:val="%1.%2.%3.%4.%5.%6.%7.%8.%9."/>
+      <w:lvlJc w:val="left"/>
+      <w:pPr>
+        <w:ind w:left="4320" w:hanging="1440"/>
+      </w:pPr>
+    </w:lvl>
+  </w:abstractNum>
+  <w:abstractNum w:abstractNumId="21" w15:restartNumberingAfterBreak="0">
+    <w:nsid w:val="2B174F15"/>
+    <w:multiLevelType w:val="multilevel"/>
+    <w:tmpl w:val="0809001F"/>
+    <w:lvl w:ilvl="0">
+      <w:start w:val="1"/>
+      <w:numFmt w:val="decimal"/>
+      <w:lvlText w:val="%1."/>
+      <w:lvlJc w:val="left"/>
+      <w:pPr>
+        <w:ind w:left="360" w:hanging="360"/>
+      </w:pPr>
+    </w:lvl>
+    <w:lvl w:ilvl="1">
+      <w:start w:val="1"/>
+      <w:numFmt w:val="decimal"/>
+      <w:lvlText w:val="%1.%2."/>
+      <w:lvlJc w:val="left"/>
+      <w:pPr>
+        <w:ind w:left="792" w:hanging="432"/>
+      </w:pPr>
+    </w:lvl>
+    <w:lvl w:ilvl="2">
+      <w:start w:val="1"/>
+      <w:numFmt w:val="decimal"/>
+      <w:lvlText w:val="%1.%2.%3."/>
+      <w:lvlJc w:val="left"/>
+      <w:pPr>
+        <w:ind w:left="1224" w:hanging="504"/>
+      </w:pPr>
+    </w:lvl>
+    <w:lvl w:ilvl="3">
+      <w:start w:val="1"/>
+      <w:numFmt w:val="decimal"/>
+      <w:lvlText w:val="%1.%2.%3.%4."/>
+      <w:lvlJc w:val="left"/>
+      <w:pPr>
+        <w:ind w:left="1728" w:hanging="648"/>
+      </w:pPr>
+    </w:lvl>
+    <w:lvl w:ilvl="4">
+      <w:start w:val="1"/>
+      <w:numFmt w:val="decimal"/>
+      <w:lvlText w:val="%1.%2.%3.%4.%5."/>
+      <w:lvlJc w:val="left"/>
+      <w:pPr>
+        <w:ind w:left="2232" w:hanging="792"/>
+      </w:pPr>
+    </w:lvl>
+    <w:lvl w:ilvl="5">
+      <w:start w:val="1"/>
+      <w:numFmt w:val="decimal"/>
+      <w:lvlText w:val="%1.%2.%3.%4.%5.%6."/>
+      <w:lvlJc w:val="left"/>
+      <w:pPr>
+        <w:ind w:left="2736" w:hanging="936"/>
+      </w:pPr>
+    </w:lvl>
+    <w:lvl w:ilvl="6">
+      <w:start w:val="1"/>
+      <w:numFmt w:val="decimal"/>
+      <w:lvlText w:val="%1.%2.%3.%4.%5.%6.%7."/>
+      <w:lvlJc w:val="left"/>
+      <w:pPr>
+        <w:ind w:left="3240" w:hanging="1080"/>
+      </w:pPr>
+    </w:lvl>
+    <w:lvl w:ilvl="7">
+      <w:start w:val="1"/>
+      <w:numFmt w:val="decimal"/>
+      <w:lvlText w:val="%1.%2.%3.%4.%5.%6.%7.%8."/>
+      <w:lvlJc w:val="left"/>
+      <w:pPr>
+        <w:ind w:left="3744" w:hanging="1224"/>
+      </w:pPr>
+    </w:lvl>
+    <w:lvl w:ilvl="8">
+      <w:start w:val="1"/>
+      <w:numFmt w:val="decimal"/>
+      <w:lvlText w:val="%1.%2.%3.%4.%5.%6.%7.%8.%9."/>
+      <w:lvlJc w:val="left"/>
+      <w:pPr>
+        <w:ind w:left="4320" w:hanging="1440"/>
+      </w:pPr>
+    </w:lvl>
+  </w:abstractNum>
+  <w:abstractNum w:abstractNumId="22" w15:restartNumberingAfterBreak="0">
+    <w:nsid w:val="2B2A2B1E"/>
+    <w:multiLevelType w:val="multilevel"/>
+    <w:tmpl w:val="0809001F"/>
+    <w:lvl w:ilvl="0">
+      <w:start w:val="1"/>
+      <w:numFmt w:val="decimal"/>
+      <w:lvlText w:val="%1."/>
+      <w:lvlJc w:val="left"/>
+      <w:pPr>
+        <w:ind w:left="360" w:hanging="360"/>
+      </w:pPr>
+      <w:rPr>
+        <w:rFonts w:hint="default"/>
+      </w:rPr>
+    </w:lvl>
+    <w:lvl w:ilvl="1">
+      <w:start w:val="1"/>
+      <w:numFmt w:val="decimal"/>
+      <w:lvlText w:val="%1.%2."/>
+      <w:lvlJc w:val="left"/>
+      <w:pPr>
+        <w:ind w:left="792" w:hanging="432"/>
+      </w:pPr>
+      <w:rPr>
+        <w:rFonts w:hint="default"/>
+      </w:rPr>
+    </w:lvl>
+    <w:lvl w:ilvl="2">
+      <w:start w:val="1"/>
+      <w:numFmt w:val="decimal"/>
+      <w:lvlText w:val="%1.%2.%3."/>
+      <w:lvlJc w:val="left"/>
+      <w:pPr>
+        <w:ind w:left="1224" w:hanging="504"/>
+      </w:pPr>
+      <w:rPr>
+        <w:rFonts w:hint="default"/>
+      </w:rPr>
+    </w:lvl>
+    <w:lvl w:ilvl="3">
+      <w:start w:val="1"/>
+      <w:numFmt w:val="decimal"/>
+      <w:lvlText w:val="%1.%2.%3.%4."/>
+      <w:lvlJc w:val="left"/>
+      <w:pPr>
+        <w:ind w:left="1728" w:hanging="648"/>
+      </w:pPr>
+      <w:rPr>
+        <w:rFonts w:hint="default"/>
+      </w:rPr>
+    </w:lvl>
+    <w:lvl w:ilvl="4">
+      <w:start w:val="1"/>
+      <w:numFmt w:val="decimal"/>
+      <w:lvlText w:val="%1.%2.%3.%4.%5."/>
+      <w:lvlJc w:val="left"/>
+      <w:pPr>
+        <w:ind w:left="2232" w:hanging="792"/>
+      </w:pPr>
+      <w:rPr>
+        <w:rFonts w:hint="default"/>
+      </w:rPr>
+    </w:lvl>
+    <w:lvl w:ilvl="5">
+      <w:start w:val="1"/>
+      <w:numFmt w:val="decimal"/>
+      <w:lvlText w:val="%1.%2.%3.%4.%5.%6."/>
+      <w:lvlJc w:val="left"/>
+      <w:pPr>
+        <w:ind w:left="2736" w:hanging="936"/>
+      </w:pPr>
+      <w:rPr>
+        <w:rFonts w:hint="default"/>
+      </w:rPr>
+    </w:lvl>
+    <w:lvl w:ilvl="6">
+      <w:start w:val="1"/>
+      <w:numFmt w:val="decimal"/>
+      <w:lvlText w:val="%1.%2.%3.%4.%5.%6.%7."/>
+      <w:lvlJc w:val="left"/>
+      <w:pPr>
+        <w:ind w:left="3240" w:hanging="1080"/>
+      </w:pPr>
+      <w:rPr>
+        <w:rFonts w:hint="default"/>
+      </w:rPr>
+    </w:lvl>
+    <w:lvl w:ilvl="7">
+      <w:start w:val="1"/>
+      <w:numFmt w:val="decimal"/>
+      <w:lvlText w:val="%1.%2.%3.%4.%5.%6.%7.%8."/>
+      <w:lvlJc w:val="left"/>
+      <w:pPr>
+        <w:ind w:left="3744" w:hanging="1224"/>
+      </w:pPr>
+      <w:rPr>
+        <w:rFonts w:hint="default"/>
+      </w:rPr>
+    </w:lvl>
+    <w:lvl w:ilvl="8">
+      <w:start w:val="1"/>
+      <w:numFmt w:val="decimal"/>
+      <w:lvlText w:val="%1.%2.%3.%4.%5.%6.%7.%8.%9."/>
+      <w:lvlJc w:val="left"/>
+      <w:pPr>
+        <w:ind w:left="4320" w:hanging="1440"/>
+      </w:pPr>
+      <w:rPr>
+        <w:rFonts w:hint="default"/>
+      </w:rPr>
+    </w:lvl>
+  </w:abstractNum>
+  <w:abstractNum w:abstractNumId="23" w15:restartNumberingAfterBreak="0">
+    <w:nsid w:val="2DCA6D16"/>
+    <w:multiLevelType w:val="multilevel"/>
+    <w:tmpl w:val="0809001F"/>
+    <w:lvl w:ilvl="0">
+      <w:start w:val="1"/>
+      <w:numFmt w:val="decimal"/>
+      <w:lvlText w:val="%1."/>
+      <w:lvlJc w:val="left"/>
+      <w:pPr>
+        <w:ind w:left="360" w:hanging="360"/>
+      </w:pPr>
+    </w:lvl>
+    <w:lvl w:ilvl="1">
+      <w:start w:val="1"/>
+      <w:numFmt w:val="decimal"/>
+      <w:lvlText w:val="%1.%2."/>
+      <w:lvlJc w:val="left"/>
+      <w:pPr>
+        <w:ind w:left="792" w:hanging="432"/>
+      </w:pPr>
+    </w:lvl>
+    <w:lvl w:ilvl="2">
+      <w:start w:val="1"/>
+      <w:numFmt w:val="decimal"/>
+      <w:lvlText w:val="%1.%2.%3."/>
+      <w:lvlJc w:val="left"/>
+      <w:pPr>
+        <w:ind w:left="1224" w:hanging="504"/>
+      </w:pPr>
+    </w:lvl>
+    <w:lvl w:ilvl="3">
+      <w:start w:val="1"/>
+      <w:numFmt w:val="decimal"/>
+      <w:lvlText w:val="%1.%2.%3.%4."/>
+      <w:lvlJc w:val="left"/>
+      <w:pPr>
+        <w:ind w:left="1728" w:hanging="648"/>
+      </w:pPr>
+    </w:lvl>
+    <w:lvl w:ilvl="4">
+      <w:start w:val="1"/>
+      <w:numFmt w:val="decimal"/>
+      <w:lvlText w:val="%1.%2.%3.%4.%5."/>
+      <w:lvlJc w:val="left"/>
+      <w:pPr>
+        <w:ind w:left="2232" w:hanging="792"/>
+      </w:pPr>
+    </w:lvl>
+    <w:lvl w:ilvl="5">
+      <w:start w:val="1"/>
+      <w:numFmt w:val="decimal"/>
+      <w:lvlText w:val="%1.%2.%3.%4.%5.%6."/>
+      <w:lvlJc w:val="left"/>
+      <w:pPr>
+        <w:ind w:left="2736" w:hanging="936"/>
+      </w:pPr>
+    </w:lvl>
+    <w:lvl w:ilvl="6">
+      <w:start w:val="1"/>
+      <w:numFmt w:val="decimal"/>
+      <w:lvlText w:val="%1.%2.%3.%4.%5.%6.%7."/>
+      <w:lvlJc w:val="left"/>
+      <w:pPr>
+        <w:ind w:left="3240" w:hanging="1080"/>
+      </w:pPr>
+    </w:lvl>
+    <w:lvl w:ilvl="7">
+      <w:start w:val="1"/>
+      <w:numFmt w:val="decimal"/>
+      <w:lvlText w:val="%1.%2.%3.%4.%5.%6.%7.%8."/>
+      <w:lvlJc w:val="left"/>
+      <w:pPr>
+        <w:ind w:left="3744" w:hanging="1224"/>
+      </w:pPr>
+    </w:lvl>
+    <w:lvl w:ilvl="8">
+      <w:start w:val="1"/>
+      <w:numFmt w:val="decimal"/>
+      <w:lvlText w:val="%1.%2.%3.%4.%5.%6.%7.%8.%9."/>
+      <w:lvlJc w:val="left"/>
+      <w:pPr>
+        <w:ind w:left="4320" w:hanging="1440"/>
+      </w:pPr>
+    </w:lvl>
+  </w:abstractNum>
+  <w:abstractNum w:abstractNumId="24" w15:restartNumberingAfterBreak="0">
+    <w:nsid w:val="2E244486"/>
+    <w:multiLevelType w:val="multilevel"/>
+    <w:tmpl w:val="0809001F"/>
+    <w:lvl w:ilvl="0">
+      <w:start w:val="1"/>
+      <w:numFmt w:val="decimal"/>
+      <w:lvlText w:val="%1."/>
+      <w:lvlJc w:val="left"/>
+      <w:pPr>
+        <w:ind w:left="360" w:hanging="360"/>
+      </w:pPr>
+    </w:lvl>
+    <w:lvl w:ilvl="1">
+      <w:start w:val="1"/>
+      <w:numFmt w:val="decimal"/>
+      <w:lvlText w:val="%1.%2."/>
+      <w:lvlJc w:val="left"/>
+      <w:pPr>
+        <w:ind w:left="792" w:hanging="432"/>
+      </w:pPr>
+    </w:lvl>
+    <w:lvl w:ilvl="2">
+      <w:start w:val="1"/>
+      <w:numFmt w:val="decimal"/>
+      <w:lvlText w:val="%1.%2.%3."/>
+      <w:lvlJc w:val="left"/>
+      <w:pPr>
+        <w:ind w:left="1224" w:hanging="504"/>
+      </w:pPr>
+    </w:lvl>
+    <w:lvl w:ilvl="3">
+      <w:start w:val="1"/>
+      <w:numFmt w:val="decimal"/>
+      <w:lvlText w:val="%1.%2.%3.%4."/>
+      <w:lvlJc w:val="left"/>
+      <w:pPr>
+        <w:ind w:left="1728" w:hanging="648"/>
+      </w:pPr>
+    </w:lvl>
+    <w:lvl w:ilvl="4">
+      <w:start w:val="1"/>
+      <w:numFmt w:val="decimal"/>
+      <w:lvlText w:val="%1.%2.%3.%4.%5."/>
+      <w:lvlJc w:val="left"/>
+      <w:pPr>
+        <w:ind w:left="2232" w:hanging="792"/>
+      </w:pPr>
+    </w:lvl>
+    <w:lvl w:ilvl="5">
+      <w:start w:val="1"/>
+      <w:numFmt w:val="decimal"/>
+      <w:lvlText w:val="%1.%2.%3.%4.%5.%6."/>
+      <w:lvlJc w:val="left"/>
+      <w:pPr>
+        <w:ind w:left="2736" w:hanging="936"/>
+      </w:pPr>
+    </w:lvl>
+    <w:lvl w:ilvl="6">
+      <w:start w:val="1"/>
+      <w:numFmt w:val="decimal"/>
+      <w:lvlText w:val="%1.%2.%3.%4.%5.%6.%7."/>
+      <w:lvlJc w:val="left"/>
+      <w:pPr>
+        <w:ind w:left="3240" w:hanging="1080"/>
+      </w:pPr>
+    </w:lvl>
+    <w:lvl w:ilvl="7">
+      <w:start w:val="1"/>
+      <w:numFmt w:val="decimal"/>
+      <w:lvlText w:val="%1.%2.%3.%4.%5.%6.%7.%8."/>
+      <w:lvlJc w:val="left"/>
+      <w:pPr>
+        <w:ind w:left="3744" w:hanging="1224"/>
+      </w:pPr>
+    </w:lvl>
+    <w:lvl w:ilvl="8">
+      <w:start w:val="1"/>
+      <w:numFmt w:val="decimal"/>
+      <w:lvlText w:val="%1.%2.%3.%4.%5.%6.%7.%8.%9."/>
+      <w:lvlJc w:val="left"/>
+      <w:pPr>
+        <w:ind w:left="4320" w:hanging="1440"/>
+      </w:pPr>
+    </w:lvl>
+  </w:abstractNum>
+  <w:abstractNum w:abstractNumId="25" w15:restartNumberingAfterBreak="0">
+    <w:nsid w:val="31D61E42"/>
+    <w:multiLevelType w:val="multilevel"/>
+    <w:tmpl w:val="0809001F"/>
+    <w:lvl w:ilvl="0">
+      <w:start w:val="1"/>
+      <w:numFmt w:val="decimal"/>
+      <w:lvlText w:val="%1."/>
+      <w:lvlJc w:val="left"/>
+      <w:pPr>
+        <w:ind w:left="360" w:hanging="360"/>
+      </w:pPr>
+    </w:lvl>
+    <w:lvl w:ilvl="1">
+      <w:start w:val="1"/>
+      <w:numFmt w:val="decimal"/>
+      <w:lvlText w:val="%1.%2."/>
+      <w:lvlJc w:val="left"/>
+      <w:pPr>
+        <w:ind w:left="792" w:hanging="432"/>
+      </w:pPr>
+    </w:lvl>
+    <w:lvl w:ilvl="2">
+      <w:start w:val="1"/>
+      <w:numFmt w:val="decimal"/>
+      <w:lvlText w:val="%1.%2.%3."/>
+      <w:lvlJc w:val="left"/>
+      <w:pPr>
+        <w:ind w:left="1224" w:hanging="504"/>
+      </w:pPr>
+    </w:lvl>
+    <w:lvl w:ilvl="3">
+      <w:start w:val="1"/>
+      <w:numFmt w:val="decimal"/>
+      <w:lvlText w:val="%1.%2.%3.%4."/>
+      <w:lvlJc w:val="left"/>
+      <w:pPr>
+        <w:ind w:left="1728" w:hanging="648"/>
+      </w:pPr>
+    </w:lvl>
+    <w:lvl w:ilvl="4">
+      <w:start w:val="1"/>
+      <w:numFmt w:val="decimal"/>
+      <w:lvlText w:val="%1.%2.%3.%4.%5."/>
+      <w:lvlJc w:val="left"/>
+      <w:pPr>
+        <w:ind w:left="2232" w:hanging="792"/>
+      </w:pPr>
+    </w:lvl>
+    <w:lvl w:ilvl="5">
+      <w:start w:val="1"/>
+      <w:numFmt w:val="decimal"/>
+      <w:lvlText w:val="%1.%2.%3.%4.%5.%6."/>
+      <w:lvlJc w:val="left"/>
+      <w:pPr>
+        <w:ind w:left="2736" w:hanging="936"/>
+      </w:pPr>
+    </w:lvl>
+    <w:lvl w:ilvl="6">
+      <w:start w:val="1"/>
+      <w:numFmt w:val="decimal"/>
+      <w:lvlText w:val="%1.%2.%3.%4.%5.%6.%7."/>
+      <w:lvlJc w:val="left"/>
+      <w:pPr>
+        <w:ind w:left="3240" w:hanging="1080"/>
+      </w:pPr>
+    </w:lvl>
+    <w:lvl w:ilvl="7">
+      <w:start w:val="1"/>
+      <w:numFmt w:val="decimal"/>
+      <w:lvlText w:val="%1.%2.%3.%4.%5.%6.%7.%8."/>
+      <w:lvlJc w:val="left"/>
+      <w:pPr>
+        <w:ind w:left="3744" w:hanging="1224"/>
+      </w:pPr>
+    </w:lvl>
+    <w:lvl w:ilvl="8">
+      <w:start w:val="1"/>
+      <w:numFmt w:val="decimal"/>
+      <w:lvlText w:val="%1.%2.%3.%4.%5.%6.%7.%8.%9."/>
+      <w:lvlJc w:val="left"/>
+      <w:pPr>
+        <w:ind w:left="4320" w:hanging="1440"/>
+      </w:pPr>
+    </w:lvl>
+  </w:abstractNum>
+  <w:abstractNum w:abstractNumId="26" w15:restartNumberingAfterBreak="0">
     <w:nsid w:val="31F83A46"/>
     <w:multiLevelType w:val="multilevel"/>
     <w:tmpl w:val="80B4175C"/>
@@ -5579,7 +7090,93 @@
       </w:rPr>
     </w:lvl>
   </w:abstractNum>
-  <w:abstractNum w:abstractNumId="4" w15:restartNumberingAfterBreak="0">
+  <w:abstractNum w:abstractNumId="27" w15:restartNumberingAfterBreak="0">
+    <w:nsid w:val="334E6C26"/>
+    <w:multiLevelType w:val="multilevel"/>
+    <w:tmpl w:val="0809001F"/>
+    <w:lvl w:ilvl="0">
+      <w:start w:val="1"/>
+      <w:numFmt w:val="decimal"/>
+      <w:lvlText w:val="%1."/>
+      <w:lvlJc w:val="left"/>
+      <w:pPr>
+        <w:ind w:left="360" w:hanging="360"/>
+      </w:pPr>
+    </w:lvl>
+    <w:lvl w:ilvl="1">
+      <w:start w:val="1"/>
+      <w:numFmt w:val="decimal"/>
+      <w:lvlText w:val="%1.%2."/>
+      <w:lvlJc w:val="left"/>
+      <w:pPr>
+        <w:ind w:left="792" w:hanging="432"/>
+      </w:pPr>
+    </w:lvl>
+    <w:lvl w:ilvl="2">
+      <w:start w:val="1"/>
+      <w:numFmt w:val="decimal"/>
+      <w:lvlText w:val="%1.%2.%3."/>
+      <w:lvlJc w:val="left"/>
+      <w:pPr>
+        <w:ind w:left="1224" w:hanging="504"/>
+      </w:pPr>
+    </w:lvl>
+    <w:lvl w:ilvl="3">
+      <w:start w:val="1"/>
+      <w:numFmt w:val="decimal"/>
+      <w:lvlText w:val="%1.%2.%3.%4."/>
+      <w:lvlJc w:val="left"/>
+      <w:pPr>
+        <w:ind w:left="1728" w:hanging="648"/>
+      </w:pPr>
+    </w:lvl>
+    <w:lvl w:ilvl="4">
+      <w:start w:val="1"/>
+      <w:numFmt w:val="decimal"/>
+      <w:lvlText w:val="%1.%2.%3.%4.%5."/>
+      <w:lvlJc w:val="left"/>
+      <w:pPr>
+        <w:ind w:left="2232" w:hanging="792"/>
+      </w:pPr>
+    </w:lvl>
+    <w:lvl w:ilvl="5">
+      <w:start w:val="1"/>
+      <w:numFmt w:val="decimal"/>
+      <w:lvlText w:val="%1.%2.%3.%4.%5.%6."/>
+      <w:lvlJc w:val="left"/>
+      <w:pPr>
+        <w:ind w:left="2736" w:hanging="936"/>
+      </w:pPr>
+    </w:lvl>
+    <w:lvl w:ilvl="6">
+      <w:start w:val="1"/>
+      <w:numFmt w:val="decimal"/>
+      <w:lvlText w:val="%1.%2.%3.%4.%5.%6.%7."/>
+      <w:lvlJc w:val="left"/>
+      <w:pPr>
+        <w:ind w:left="3240" w:hanging="1080"/>
+      </w:pPr>
+    </w:lvl>
+    <w:lvl w:ilvl="7">
+      <w:start w:val="1"/>
+      <w:numFmt w:val="decimal"/>
+      <w:lvlText w:val="%1.%2.%3.%4.%5.%6.%7.%8."/>
+      <w:lvlJc w:val="left"/>
+      <w:pPr>
+        <w:ind w:left="3744" w:hanging="1224"/>
+      </w:pPr>
+    </w:lvl>
+    <w:lvl w:ilvl="8">
+      <w:start w:val="1"/>
+      <w:numFmt w:val="decimal"/>
+      <w:lvlText w:val="%1.%2.%3.%4.%5.%6.%7.%8.%9."/>
+      <w:lvlJc w:val="left"/>
+      <w:pPr>
+        <w:ind w:left="4320" w:hanging="1440"/>
+      </w:pPr>
+    </w:lvl>
+  </w:abstractNum>
+  <w:abstractNum w:abstractNumId="28" w15:restartNumberingAfterBreak="0">
     <w:nsid w:val="34851D9F"/>
     <w:multiLevelType w:val="multilevel"/>
     <w:tmpl w:val="382C3A16"/>
@@ -5728,7 +7325,7 @@
       </w:rPr>
     </w:lvl>
   </w:abstractNum>
-  <w:abstractNum w:abstractNumId="5" w15:restartNumberingAfterBreak="0">
+  <w:abstractNum w:abstractNumId="29" w15:restartNumberingAfterBreak="0">
     <w:nsid w:val="3B817EFE"/>
     <w:multiLevelType w:val="multilevel"/>
     <w:tmpl w:val="5792CDAE"/>
@@ -5877,7 +7474,179 @@
       </w:rPr>
     </w:lvl>
   </w:abstractNum>
-  <w:abstractNum w:abstractNumId="6" w15:restartNumberingAfterBreak="0">
+  <w:abstractNum w:abstractNumId="30" w15:restartNumberingAfterBreak="0">
+    <w:nsid w:val="3B8631DA"/>
+    <w:multiLevelType w:val="multilevel"/>
+    <w:tmpl w:val="0809001F"/>
+    <w:lvl w:ilvl="0">
+      <w:start w:val="1"/>
+      <w:numFmt w:val="decimal"/>
+      <w:lvlText w:val="%1."/>
+      <w:lvlJc w:val="left"/>
+      <w:pPr>
+        <w:ind w:left="360" w:hanging="360"/>
+      </w:pPr>
+    </w:lvl>
+    <w:lvl w:ilvl="1">
+      <w:start w:val="1"/>
+      <w:numFmt w:val="decimal"/>
+      <w:lvlText w:val="%1.%2."/>
+      <w:lvlJc w:val="left"/>
+      <w:pPr>
+        <w:ind w:left="792" w:hanging="432"/>
+      </w:pPr>
+    </w:lvl>
+    <w:lvl w:ilvl="2">
+      <w:start w:val="1"/>
+      <w:numFmt w:val="decimal"/>
+      <w:lvlText w:val="%1.%2.%3."/>
+      <w:lvlJc w:val="left"/>
+      <w:pPr>
+        <w:ind w:left="1224" w:hanging="504"/>
+      </w:pPr>
+    </w:lvl>
+    <w:lvl w:ilvl="3">
+      <w:start w:val="1"/>
+      <w:numFmt w:val="decimal"/>
+      <w:lvlText w:val="%1.%2.%3.%4."/>
+      <w:lvlJc w:val="left"/>
+      <w:pPr>
+        <w:ind w:left="1728" w:hanging="648"/>
+      </w:pPr>
+    </w:lvl>
+    <w:lvl w:ilvl="4">
+      <w:start w:val="1"/>
+      <w:numFmt w:val="decimal"/>
+      <w:lvlText w:val="%1.%2.%3.%4.%5."/>
+      <w:lvlJc w:val="left"/>
+      <w:pPr>
+        <w:ind w:left="2232" w:hanging="792"/>
+      </w:pPr>
+    </w:lvl>
+    <w:lvl w:ilvl="5">
+      <w:start w:val="1"/>
+      <w:numFmt w:val="decimal"/>
+      <w:lvlText w:val="%1.%2.%3.%4.%5.%6."/>
+      <w:lvlJc w:val="left"/>
+      <w:pPr>
+        <w:ind w:left="2736" w:hanging="936"/>
+      </w:pPr>
+    </w:lvl>
+    <w:lvl w:ilvl="6">
+      <w:start w:val="1"/>
+      <w:numFmt w:val="decimal"/>
+      <w:lvlText w:val="%1.%2.%3.%4.%5.%6.%7."/>
+      <w:lvlJc w:val="left"/>
+      <w:pPr>
+        <w:ind w:left="3240" w:hanging="1080"/>
+      </w:pPr>
+    </w:lvl>
+    <w:lvl w:ilvl="7">
+      <w:start w:val="1"/>
+      <w:numFmt w:val="decimal"/>
+      <w:lvlText w:val="%1.%2.%3.%4.%5.%6.%7.%8."/>
+      <w:lvlJc w:val="left"/>
+      <w:pPr>
+        <w:ind w:left="3744" w:hanging="1224"/>
+      </w:pPr>
+    </w:lvl>
+    <w:lvl w:ilvl="8">
+      <w:start w:val="1"/>
+      <w:numFmt w:val="decimal"/>
+      <w:lvlText w:val="%1.%2.%3.%4.%5.%6.%7.%8.%9."/>
+      <w:lvlJc w:val="left"/>
+      <w:pPr>
+        <w:ind w:left="4320" w:hanging="1440"/>
+      </w:pPr>
+    </w:lvl>
+  </w:abstractNum>
+  <w:abstractNum w:abstractNumId="31" w15:restartNumberingAfterBreak="0">
+    <w:nsid w:val="3CBE771C"/>
+    <w:multiLevelType w:val="multilevel"/>
+    <w:tmpl w:val="0809001F"/>
+    <w:lvl w:ilvl="0">
+      <w:start w:val="1"/>
+      <w:numFmt w:val="decimal"/>
+      <w:lvlText w:val="%1."/>
+      <w:lvlJc w:val="left"/>
+      <w:pPr>
+        <w:ind w:left="360" w:hanging="360"/>
+      </w:pPr>
+    </w:lvl>
+    <w:lvl w:ilvl="1">
+      <w:start w:val="1"/>
+      <w:numFmt w:val="decimal"/>
+      <w:lvlText w:val="%1.%2."/>
+      <w:lvlJc w:val="left"/>
+      <w:pPr>
+        <w:ind w:left="792" w:hanging="432"/>
+      </w:pPr>
+    </w:lvl>
+    <w:lvl w:ilvl="2">
+      <w:start w:val="1"/>
+      <w:numFmt w:val="decimal"/>
+      <w:lvlText w:val="%1.%2.%3."/>
+      <w:lvlJc w:val="left"/>
+      <w:pPr>
+        <w:ind w:left="1224" w:hanging="504"/>
+      </w:pPr>
+    </w:lvl>
+    <w:lvl w:ilvl="3">
+      <w:start w:val="1"/>
+      <w:numFmt w:val="decimal"/>
+      <w:lvlText w:val="%1.%2.%3.%4."/>
+      <w:lvlJc w:val="left"/>
+      <w:pPr>
+        <w:ind w:left="1728" w:hanging="648"/>
+      </w:pPr>
+    </w:lvl>
+    <w:lvl w:ilvl="4">
+      <w:start w:val="1"/>
+      <w:numFmt w:val="decimal"/>
+      <w:lvlText w:val="%1.%2.%3.%4.%5."/>
+      <w:lvlJc w:val="left"/>
+      <w:pPr>
+        <w:ind w:left="2232" w:hanging="792"/>
+      </w:pPr>
+    </w:lvl>
+    <w:lvl w:ilvl="5">
+      <w:start w:val="1"/>
+      <w:numFmt w:val="decimal"/>
+      <w:lvlText w:val="%1.%2.%3.%4.%5.%6."/>
+      <w:lvlJc w:val="left"/>
+      <w:pPr>
+        <w:ind w:left="2736" w:hanging="936"/>
+      </w:pPr>
+    </w:lvl>
+    <w:lvl w:ilvl="6">
+      <w:start w:val="1"/>
+      <w:numFmt w:val="decimal"/>
+      <w:lvlText w:val="%1.%2.%3.%4.%5.%6.%7."/>
+      <w:lvlJc w:val="left"/>
+      <w:pPr>
+        <w:ind w:left="3240" w:hanging="1080"/>
+      </w:pPr>
+    </w:lvl>
+    <w:lvl w:ilvl="7">
+      <w:start w:val="1"/>
+      <w:numFmt w:val="decimal"/>
+      <w:lvlText w:val="%1.%2.%3.%4.%5.%6.%7.%8."/>
+      <w:lvlJc w:val="left"/>
+      <w:pPr>
+        <w:ind w:left="3744" w:hanging="1224"/>
+      </w:pPr>
+    </w:lvl>
+    <w:lvl w:ilvl="8">
+      <w:start w:val="1"/>
+      <w:numFmt w:val="decimal"/>
+      <w:lvlText w:val="%1.%2.%3.%4.%5.%6.%7.%8.%9."/>
+      <w:lvlJc w:val="left"/>
+      <w:pPr>
+        <w:ind w:left="4320" w:hanging="1440"/>
+      </w:pPr>
+    </w:lvl>
+  </w:abstractNum>
+  <w:abstractNum w:abstractNumId="32" w15:restartNumberingAfterBreak="0">
     <w:nsid w:val="44675716"/>
     <w:multiLevelType w:val="multilevel"/>
     <w:tmpl w:val="3C5E2B60"/>
@@ -6026,7 +7795,206 @@
       </w:rPr>
     </w:lvl>
   </w:abstractNum>
-  <w:abstractNum w:abstractNumId="7" w15:restartNumberingAfterBreak="0">
+  <w:abstractNum w:abstractNumId="33" w15:restartNumberingAfterBreak="0">
+    <w:nsid w:val="44BD5290"/>
+    <w:multiLevelType w:val="multilevel"/>
+    <w:tmpl w:val="0809001F"/>
+    <w:lvl w:ilvl="0">
+      <w:start w:val="1"/>
+      <w:numFmt w:val="decimal"/>
+      <w:lvlText w:val="%1."/>
+      <w:lvlJc w:val="left"/>
+      <w:pPr>
+        <w:ind w:left="360" w:hanging="360"/>
+      </w:pPr>
+      <w:rPr>
+        <w:rFonts w:hint="default"/>
+      </w:rPr>
+    </w:lvl>
+    <w:lvl w:ilvl="1">
+      <w:start w:val="1"/>
+      <w:numFmt w:val="decimal"/>
+      <w:lvlText w:val="%1.%2."/>
+      <w:lvlJc w:val="left"/>
+      <w:pPr>
+        <w:ind w:left="792" w:hanging="432"/>
+      </w:pPr>
+      <w:rPr>
+        <w:rFonts w:hint="default"/>
+      </w:rPr>
+    </w:lvl>
+    <w:lvl w:ilvl="2">
+      <w:start w:val="1"/>
+      <w:numFmt w:val="decimal"/>
+      <w:lvlText w:val="%1.%2.%3."/>
+      <w:lvlJc w:val="left"/>
+      <w:pPr>
+        <w:ind w:left="1224" w:hanging="504"/>
+      </w:pPr>
+      <w:rPr>
+        <w:rFonts w:hint="default"/>
+      </w:rPr>
+    </w:lvl>
+    <w:lvl w:ilvl="3">
+      <w:start w:val="1"/>
+      <w:numFmt w:val="decimal"/>
+      <w:lvlText w:val="%1.%2.%3.%4."/>
+      <w:lvlJc w:val="left"/>
+      <w:pPr>
+        <w:ind w:left="1728" w:hanging="648"/>
+      </w:pPr>
+      <w:rPr>
+        <w:rFonts w:hint="default"/>
+      </w:rPr>
+    </w:lvl>
+    <w:lvl w:ilvl="4">
+      <w:start w:val="1"/>
+      <w:numFmt w:val="decimal"/>
+      <w:lvlText w:val="%1.%2.%3.%4.%5."/>
+      <w:lvlJc w:val="left"/>
+      <w:pPr>
+        <w:ind w:left="2232" w:hanging="792"/>
+      </w:pPr>
+      <w:rPr>
+        <w:rFonts w:hint="default"/>
+      </w:rPr>
+    </w:lvl>
+    <w:lvl w:ilvl="5">
+      <w:start w:val="1"/>
+      <w:numFmt w:val="decimal"/>
+      <w:lvlText w:val="%1.%2.%3.%4.%5.%6."/>
+      <w:lvlJc w:val="left"/>
+      <w:pPr>
+        <w:ind w:left="2736" w:hanging="936"/>
+      </w:pPr>
+      <w:rPr>
+        <w:rFonts w:hint="default"/>
+      </w:rPr>
+    </w:lvl>
+    <w:lvl w:ilvl="6">
+      <w:start w:val="1"/>
+      <w:numFmt w:val="decimal"/>
+      <w:lvlText w:val="%1.%2.%3.%4.%5.%6.%7."/>
+      <w:lvlJc w:val="left"/>
+      <w:pPr>
+        <w:ind w:left="3240" w:hanging="1080"/>
+      </w:pPr>
+      <w:rPr>
+        <w:rFonts w:hint="default"/>
+      </w:rPr>
+    </w:lvl>
+    <w:lvl w:ilvl="7">
+      <w:start w:val="1"/>
+      <w:numFmt w:val="decimal"/>
+      <w:lvlText w:val="%1.%2.%3.%4.%5.%6.%7.%8."/>
+      <w:lvlJc w:val="left"/>
+      <w:pPr>
+        <w:ind w:left="3744" w:hanging="1224"/>
+      </w:pPr>
+      <w:rPr>
+        <w:rFonts w:hint="default"/>
+      </w:rPr>
+    </w:lvl>
+    <w:lvl w:ilvl="8">
+      <w:start w:val="1"/>
+      <w:numFmt w:val="decimal"/>
+      <w:lvlText w:val="%1.%2.%3.%4.%5.%6.%7.%8.%9."/>
+      <w:lvlJc w:val="left"/>
+      <w:pPr>
+        <w:ind w:left="4320" w:hanging="1440"/>
+      </w:pPr>
+      <w:rPr>
+        <w:rFonts w:hint="default"/>
+      </w:rPr>
+    </w:lvl>
+  </w:abstractNum>
+  <w:abstractNum w:abstractNumId="34" w15:restartNumberingAfterBreak="0">
+    <w:nsid w:val="480366FC"/>
+    <w:multiLevelType w:val="multilevel"/>
+    <w:tmpl w:val="0809001F"/>
+    <w:lvl w:ilvl="0">
+      <w:start w:val="1"/>
+      <w:numFmt w:val="decimal"/>
+      <w:lvlText w:val="%1."/>
+      <w:lvlJc w:val="left"/>
+      <w:pPr>
+        <w:ind w:left="360" w:hanging="360"/>
+      </w:pPr>
+    </w:lvl>
+    <w:lvl w:ilvl="1">
+      <w:start w:val="1"/>
+      <w:numFmt w:val="decimal"/>
+      <w:lvlText w:val="%1.%2."/>
+      <w:lvlJc w:val="left"/>
+      <w:pPr>
+        <w:ind w:left="792" w:hanging="432"/>
+      </w:pPr>
+    </w:lvl>
+    <w:lvl w:ilvl="2">
+      <w:start w:val="1"/>
+      <w:numFmt w:val="decimal"/>
+      <w:lvlText w:val="%1.%2.%3."/>
+      <w:lvlJc w:val="left"/>
+      <w:pPr>
+        <w:ind w:left="1224" w:hanging="504"/>
+      </w:pPr>
+    </w:lvl>
+    <w:lvl w:ilvl="3">
+      <w:start w:val="1"/>
+      <w:numFmt w:val="decimal"/>
+      <w:lvlText w:val="%1.%2.%3.%4."/>
+      <w:lvlJc w:val="left"/>
+      <w:pPr>
+        <w:ind w:left="1728" w:hanging="648"/>
+      </w:pPr>
+    </w:lvl>
+    <w:lvl w:ilvl="4">
+      <w:start w:val="1"/>
+      <w:numFmt w:val="decimal"/>
+      <w:lvlText w:val="%1.%2.%3.%4.%5."/>
+      <w:lvlJc w:val="left"/>
+      <w:pPr>
+        <w:ind w:left="2232" w:hanging="792"/>
+      </w:pPr>
+    </w:lvl>
+    <w:lvl w:ilvl="5">
+      <w:start w:val="1"/>
+      <w:numFmt w:val="decimal"/>
+      <w:lvlText w:val="%1.%2.%3.%4.%5.%6."/>
+      <w:lvlJc w:val="left"/>
+      <w:pPr>
+        <w:ind w:left="2736" w:hanging="936"/>
+      </w:pPr>
+    </w:lvl>
+    <w:lvl w:ilvl="6">
+      <w:start w:val="1"/>
+      <w:numFmt w:val="decimal"/>
+      <w:lvlText w:val="%1.%2.%3.%4.%5.%6.%7."/>
+      <w:lvlJc w:val="left"/>
+      <w:pPr>
+        <w:ind w:left="3240" w:hanging="1080"/>
+      </w:pPr>
+    </w:lvl>
+    <w:lvl w:ilvl="7">
+      <w:start w:val="1"/>
+      <w:numFmt w:val="decimal"/>
+      <w:lvlText w:val="%1.%2.%3.%4.%5.%6.%7.%8."/>
+      <w:lvlJc w:val="left"/>
+      <w:pPr>
+        <w:ind w:left="3744" w:hanging="1224"/>
+      </w:pPr>
+    </w:lvl>
+    <w:lvl w:ilvl="8">
+      <w:start w:val="1"/>
+      <w:numFmt w:val="decimal"/>
+      <w:lvlText w:val="%1.%2.%3.%4.%5.%6.%7.%8.%9."/>
+      <w:lvlJc w:val="left"/>
+      <w:pPr>
+        <w:ind w:left="4320" w:hanging="1440"/>
+      </w:pPr>
+    </w:lvl>
+  </w:abstractNum>
+  <w:abstractNum w:abstractNumId="35" w15:restartNumberingAfterBreak="0">
     <w:nsid w:val="485F228A"/>
     <w:multiLevelType w:val="multilevel"/>
     <w:tmpl w:val="60F4E63C"/>
@@ -6175,7 +8143,7 @@
       </w:rPr>
     </w:lvl>
   </w:abstractNum>
-  <w:abstractNum w:abstractNumId="8" w15:restartNumberingAfterBreak="0">
+  <w:abstractNum w:abstractNumId="36" w15:restartNumberingAfterBreak="0">
     <w:nsid w:val="4B1B0C61"/>
     <w:multiLevelType w:val="multilevel"/>
     <w:tmpl w:val="161A4D9C"/>
@@ -6186,9 +8154,9 @@
       <w:lvlJc w:val="left"/>
       <w:pPr>
         <w:tabs>
-          <w:tab w:val="num" w:pos="720"/>
-        </w:tabs>
-        <w:ind w:left="720" w:hanging="360"/>
+          <w:tab w:val="num" w:pos="1440"/>
+        </w:tabs>
+        <w:ind w:left="1440" w:hanging="360"/>
       </w:pPr>
       <w:rPr>
         <w:rFonts w:ascii="Symbol" w:hAnsi="Symbol" w:hint="default"/>
@@ -6202,9 +8170,9 @@
       <w:lvlJc w:val="left"/>
       <w:pPr>
         <w:tabs>
-          <w:tab w:val="num" w:pos="1440"/>
-        </w:tabs>
-        <w:ind w:left="1440" w:hanging="360"/>
+          <w:tab w:val="num" w:pos="2160"/>
+        </w:tabs>
+        <w:ind w:left="2160" w:hanging="360"/>
       </w:pPr>
       <w:rPr>
         <w:rFonts w:ascii="Courier New" w:hAnsi="Courier New" w:hint="default"/>
@@ -6218,9 +8186,9 @@
       <w:lvlJc w:val="left"/>
       <w:pPr>
         <w:tabs>
-          <w:tab w:val="num" w:pos="2160"/>
-        </w:tabs>
-        <w:ind w:left="2160" w:hanging="360"/>
+          <w:tab w:val="num" w:pos="2880"/>
+        </w:tabs>
+        <w:ind w:left="2880" w:hanging="360"/>
       </w:pPr>
       <w:rPr>
         <w:rFonts w:ascii="Wingdings" w:hAnsi="Wingdings" w:hint="default"/>
@@ -6234,9 +8202,9 @@
       <w:lvlJc w:val="left"/>
       <w:pPr>
         <w:tabs>
-          <w:tab w:val="num" w:pos="2880"/>
-        </w:tabs>
-        <w:ind w:left="2880" w:hanging="360"/>
+          <w:tab w:val="num" w:pos="3600"/>
+        </w:tabs>
+        <w:ind w:left="3600" w:hanging="360"/>
       </w:pPr>
       <w:rPr>
         <w:rFonts w:ascii="Wingdings" w:hAnsi="Wingdings" w:hint="default"/>
@@ -6250,9 +8218,9 @@
       <w:lvlJc w:val="left"/>
       <w:pPr>
         <w:tabs>
-          <w:tab w:val="num" w:pos="3600"/>
-        </w:tabs>
-        <w:ind w:left="3600" w:hanging="360"/>
+          <w:tab w:val="num" w:pos="4320"/>
+        </w:tabs>
+        <w:ind w:left="4320" w:hanging="360"/>
       </w:pPr>
       <w:rPr>
         <w:rFonts w:ascii="Wingdings" w:hAnsi="Wingdings" w:hint="default"/>
@@ -6266,9 +8234,9 @@
       <w:lvlJc w:val="left"/>
       <w:pPr>
         <w:tabs>
-          <w:tab w:val="num" w:pos="4320"/>
-        </w:tabs>
-        <w:ind w:left="4320" w:hanging="360"/>
+          <w:tab w:val="num" w:pos="5040"/>
+        </w:tabs>
+        <w:ind w:left="5040" w:hanging="360"/>
       </w:pPr>
       <w:rPr>
         <w:rFonts w:ascii="Wingdings" w:hAnsi="Wingdings" w:hint="default"/>
@@ -6282,9 +8250,9 @@
       <w:lvlJc w:val="left"/>
       <w:pPr>
         <w:tabs>
-          <w:tab w:val="num" w:pos="5040"/>
-        </w:tabs>
-        <w:ind w:left="5040" w:hanging="360"/>
+          <w:tab w:val="num" w:pos="5760"/>
+        </w:tabs>
+        <w:ind w:left="5760" w:hanging="360"/>
       </w:pPr>
       <w:rPr>
         <w:rFonts w:ascii="Wingdings" w:hAnsi="Wingdings" w:hint="default"/>
@@ -6298,9 +8266,9 @@
       <w:lvlJc w:val="left"/>
       <w:pPr>
         <w:tabs>
-          <w:tab w:val="num" w:pos="5760"/>
-        </w:tabs>
-        <w:ind w:left="5760" w:hanging="360"/>
+          <w:tab w:val="num" w:pos="6480"/>
+        </w:tabs>
+        <w:ind w:left="6480" w:hanging="360"/>
       </w:pPr>
       <w:rPr>
         <w:rFonts w:ascii="Wingdings" w:hAnsi="Wingdings" w:hint="default"/>
@@ -6314,9 +8282,9 @@
       <w:lvlJc w:val="left"/>
       <w:pPr>
         <w:tabs>
-          <w:tab w:val="num" w:pos="6480"/>
-        </w:tabs>
-        <w:ind w:left="6480" w:hanging="360"/>
+          <w:tab w:val="num" w:pos="7200"/>
+        </w:tabs>
+        <w:ind w:left="7200" w:hanging="360"/>
       </w:pPr>
       <w:rPr>
         <w:rFonts w:ascii="Wingdings" w:hAnsi="Wingdings" w:hint="default"/>
@@ -6324,7 +8292,93 @@
       </w:rPr>
     </w:lvl>
   </w:abstractNum>
-  <w:abstractNum w:abstractNumId="9" w15:restartNumberingAfterBreak="0">
+  <w:abstractNum w:abstractNumId="37" w15:restartNumberingAfterBreak="0">
+    <w:nsid w:val="506D2C71"/>
+    <w:multiLevelType w:val="multilevel"/>
+    <w:tmpl w:val="0809001F"/>
+    <w:lvl w:ilvl="0">
+      <w:start w:val="1"/>
+      <w:numFmt w:val="decimal"/>
+      <w:lvlText w:val="%1."/>
+      <w:lvlJc w:val="left"/>
+      <w:pPr>
+        <w:ind w:left="360" w:hanging="360"/>
+      </w:pPr>
+    </w:lvl>
+    <w:lvl w:ilvl="1">
+      <w:start w:val="1"/>
+      <w:numFmt w:val="decimal"/>
+      <w:lvlText w:val="%1.%2."/>
+      <w:lvlJc w:val="left"/>
+      <w:pPr>
+        <w:ind w:left="792" w:hanging="432"/>
+      </w:pPr>
+    </w:lvl>
+    <w:lvl w:ilvl="2">
+      <w:start w:val="1"/>
+      <w:numFmt w:val="decimal"/>
+      <w:lvlText w:val="%1.%2.%3."/>
+      <w:lvlJc w:val="left"/>
+      <w:pPr>
+        <w:ind w:left="1224" w:hanging="504"/>
+      </w:pPr>
+    </w:lvl>
+    <w:lvl w:ilvl="3">
+      <w:start w:val="1"/>
+      <w:numFmt w:val="decimal"/>
+      <w:lvlText w:val="%1.%2.%3.%4."/>
+      <w:lvlJc w:val="left"/>
+      <w:pPr>
+        <w:ind w:left="1728" w:hanging="648"/>
+      </w:pPr>
+    </w:lvl>
+    <w:lvl w:ilvl="4">
+      <w:start w:val="1"/>
+      <w:numFmt w:val="decimal"/>
+      <w:lvlText w:val="%1.%2.%3.%4.%5."/>
+      <w:lvlJc w:val="left"/>
+      <w:pPr>
+        <w:ind w:left="2232" w:hanging="792"/>
+      </w:pPr>
+    </w:lvl>
+    <w:lvl w:ilvl="5">
+      <w:start w:val="1"/>
+      <w:numFmt w:val="decimal"/>
+      <w:lvlText w:val="%1.%2.%3.%4.%5.%6."/>
+      <w:lvlJc w:val="left"/>
+      <w:pPr>
+        <w:ind w:left="2736" w:hanging="936"/>
+      </w:pPr>
+    </w:lvl>
+    <w:lvl w:ilvl="6">
+      <w:start w:val="1"/>
+      <w:numFmt w:val="decimal"/>
+      <w:lvlText w:val="%1.%2.%3.%4.%5.%6.%7."/>
+      <w:lvlJc w:val="left"/>
+      <w:pPr>
+        <w:ind w:left="3240" w:hanging="1080"/>
+      </w:pPr>
+    </w:lvl>
+    <w:lvl w:ilvl="7">
+      <w:start w:val="1"/>
+      <w:numFmt w:val="decimal"/>
+      <w:lvlText w:val="%1.%2.%3.%4.%5.%6.%7.%8."/>
+      <w:lvlJc w:val="left"/>
+      <w:pPr>
+        <w:ind w:left="3744" w:hanging="1224"/>
+      </w:pPr>
+    </w:lvl>
+    <w:lvl w:ilvl="8">
+      <w:start w:val="1"/>
+      <w:numFmt w:val="decimal"/>
+      <w:lvlText w:val="%1.%2.%3.%4.%5.%6.%7.%8.%9."/>
+      <w:lvlJc w:val="left"/>
+      <w:pPr>
+        <w:ind w:left="4320" w:hanging="1440"/>
+      </w:pPr>
+    </w:lvl>
+  </w:abstractNum>
+  <w:abstractNum w:abstractNumId="38" w15:restartNumberingAfterBreak="0">
     <w:nsid w:val="539C573A"/>
     <w:multiLevelType w:val="multilevel"/>
     <w:tmpl w:val="1832AD2C"/>
@@ -6473,7 +8527,93 @@
       </w:rPr>
     </w:lvl>
   </w:abstractNum>
-  <w:abstractNum w:abstractNumId="10" w15:restartNumberingAfterBreak="0">
+  <w:abstractNum w:abstractNumId="39" w15:restartNumberingAfterBreak="0">
+    <w:nsid w:val="542F5B3F"/>
+    <w:multiLevelType w:val="multilevel"/>
+    <w:tmpl w:val="0809001F"/>
+    <w:lvl w:ilvl="0">
+      <w:start w:val="1"/>
+      <w:numFmt w:val="decimal"/>
+      <w:lvlText w:val="%1."/>
+      <w:lvlJc w:val="left"/>
+      <w:pPr>
+        <w:ind w:left="360" w:hanging="360"/>
+      </w:pPr>
+    </w:lvl>
+    <w:lvl w:ilvl="1">
+      <w:start w:val="1"/>
+      <w:numFmt w:val="decimal"/>
+      <w:lvlText w:val="%1.%2."/>
+      <w:lvlJc w:val="left"/>
+      <w:pPr>
+        <w:ind w:left="792" w:hanging="432"/>
+      </w:pPr>
+    </w:lvl>
+    <w:lvl w:ilvl="2">
+      <w:start w:val="1"/>
+      <w:numFmt w:val="decimal"/>
+      <w:lvlText w:val="%1.%2.%3."/>
+      <w:lvlJc w:val="left"/>
+      <w:pPr>
+        <w:ind w:left="1224" w:hanging="504"/>
+      </w:pPr>
+    </w:lvl>
+    <w:lvl w:ilvl="3">
+      <w:start w:val="1"/>
+      <w:numFmt w:val="decimal"/>
+      <w:lvlText w:val="%1.%2.%3.%4."/>
+      <w:lvlJc w:val="left"/>
+      <w:pPr>
+        <w:ind w:left="1728" w:hanging="648"/>
+      </w:pPr>
+    </w:lvl>
+    <w:lvl w:ilvl="4">
+      <w:start w:val="1"/>
+      <w:numFmt w:val="decimal"/>
+      <w:lvlText w:val="%1.%2.%3.%4.%5."/>
+      <w:lvlJc w:val="left"/>
+      <w:pPr>
+        <w:ind w:left="2232" w:hanging="792"/>
+      </w:pPr>
+    </w:lvl>
+    <w:lvl w:ilvl="5">
+      <w:start w:val="1"/>
+      <w:numFmt w:val="decimal"/>
+      <w:lvlText w:val="%1.%2.%3.%4.%5.%6."/>
+      <w:lvlJc w:val="left"/>
+      <w:pPr>
+        <w:ind w:left="2736" w:hanging="936"/>
+      </w:pPr>
+    </w:lvl>
+    <w:lvl w:ilvl="6">
+      <w:start w:val="1"/>
+      <w:numFmt w:val="decimal"/>
+      <w:lvlText w:val="%1.%2.%3.%4.%5.%6.%7."/>
+      <w:lvlJc w:val="left"/>
+      <w:pPr>
+        <w:ind w:left="3240" w:hanging="1080"/>
+      </w:pPr>
+    </w:lvl>
+    <w:lvl w:ilvl="7">
+      <w:start w:val="1"/>
+      <w:numFmt w:val="decimal"/>
+      <w:lvlText w:val="%1.%2.%3.%4.%5.%6.%7.%8."/>
+      <w:lvlJc w:val="left"/>
+      <w:pPr>
+        <w:ind w:left="3744" w:hanging="1224"/>
+      </w:pPr>
+    </w:lvl>
+    <w:lvl w:ilvl="8">
+      <w:start w:val="1"/>
+      <w:numFmt w:val="decimal"/>
+      <w:lvlText w:val="%1.%2.%3.%4.%5.%6.%7.%8.%9."/>
+      <w:lvlJc w:val="left"/>
+      <w:pPr>
+        <w:ind w:left="4320" w:hanging="1440"/>
+      </w:pPr>
+    </w:lvl>
+  </w:abstractNum>
+  <w:abstractNum w:abstractNumId="40" w15:restartNumberingAfterBreak="0">
     <w:nsid w:val="560718CA"/>
     <w:multiLevelType w:val="multilevel"/>
     <w:tmpl w:val="677C953C"/>
@@ -6622,7 +8762,7 @@
       </w:rPr>
     </w:lvl>
   </w:abstractNum>
-  <w:abstractNum w:abstractNumId="11" w15:restartNumberingAfterBreak="0">
+  <w:abstractNum w:abstractNumId="41" w15:restartNumberingAfterBreak="0">
     <w:nsid w:val="59C22019"/>
     <w:multiLevelType w:val="multilevel"/>
     <w:tmpl w:val="150CE3F6"/>
@@ -6771,7 +8911,378 @@
       </w:rPr>
     </w:lvl>
   </w:abstractNum>
-  <w:abstractNum w:abstractNumId="12" w15:restartNumberingAfterBreak="0">
+  <w:abstractNum w:abstractNumId="42" w15:restartNumberingAfterBreak="0">
+    <w:nsid w:val="60EA4665"/>
+    <w:multiLevelType w:val="multilevel"/>
+    <w:tmpl w:val="0809001F"/>
+    <w:lvl w:ilvl="0">
+      <w:start w:val="1"/>
+      <w:numFmt w:val="decimal"/>
+      <w:lvlText w:val="%1."/>
+      <w:lvlJc w:val="left"/>
+      <w:pPr>
+        <w:ind w:left="360" w:hanging="360"/>
+      </w:pPr>
+    </w:lvl>
+    <w:lvl w:ilvl="1">
+      <w:start w:val="1"/>
+      <w:numFmt w:val="decimal"/>
+      <w:lvlText w:val="%1.%2."/>
+      <w:lvlJc w:val="left"/>
+      <w:pPr>
+        <w:ind w:left="792" w:hanging="432"/>
+      </w:pPr>
+    </w:lvl>
+    <w:lvl w:ilvl="2">
+      <w:start w:val="1"/>
+      <w:numFmt w:val="decimal"/>
+      <w:lvlText w:val="%1.%2.%3."/>
+      <w:lvlJc w:val="left"/>
+      <w:pPr>
+        <w:ind w:left="1224" w:hanging="504"/>
+      </w:pPr>
+    </w:lvl>
+    <w:lvl w:ilvl="3">
+      <w:start w:val="1"/>
+      <w:numFmt w:val="decimal"/>
+      <w:lvlText w:val="%1.%2.%3.%4."/>
+      <w:lvlJc w:val="left"/>
+      <w:pPr>
+        <w:ind w:left="1728" w:hanging="648"/>
+      </w:pPr>
+    </w:lvl>
+    <w:lvl w:ilvl="4">
+      <w:start w:val="1"/>
+      <w:numFmt w:val="decimal"/>
+      <w:lvlText w:val="%1.%2.%3.%4.%5."/>
+      <w:lvlJc w:val="left"/>
+      <w:pPr>
+        <w:ind w:left="2232" w:hanging="792"/>
+      </w:pPr>
+    </w:lvl>
+    <w:lvl w:ilvl="5">
+      <w:start w:val="1"/>
+      <w:numFmt w:val="decimal"/>
+      <w:lvlText w:val="%1.%2.%3.%4.%5.%6."/>
+      <w:lvlJc w:val="left"/>
+      <w:pPr>
+        <w:ind w:left="2736" w:hanging="936"/>
+      </w:pPr>
+    </w:lvl>
+    <w:lvl w:ilvl="6">
+      <w:start w:val="1"/>
+      <w:numFmt w:val="decimal"/>
+      <w:lvlText w:val="%1.%2.%3.%4.%5.%6.%7."/>
+      <w:lvlJc w:val="left"/>
+      <w:pPr>
+        <w:ind w:left="3240" w:hanging="1080"/>
+      </w:pPr>
+    </w:lvl>
+    <w:lvl w:ilvl="7">
+      <w:start w:val="1"/>
+      <w:numFmt w:val="decimal"/>
+      <w:lvlText w:val="%1.%2.%3.%4.%5.%6.%7.%8."/>
+      <w:lvlJc w:val="left"/>
+      <w:pPr>
+        <w:ind w:left="3744" w:hanging="1224"/>
+      </w:pPr>
+    </w:lvl>
+    <w:lvl w:ilvl="8">
+      <w:start w:val="1"/>
+      <w:numFmt w:val="decimal"/>
+      <w:lvlText w:val="%1.%2.%3.%4.%5.%6.%7.%8.%9."/>
+      <w:lvlJc w:val="left"/>
+      <w:pPr>
+        <w:ind w:left="4320" w:hanging="1440"/>
+      </w:pPr>
+    </w:lvl>
+  </w:abstractNum>
+  <w:abstractNum w:abstractNumId="43" w15:restartNumberingAfterBreak="0">
+    <w:nsid w:val="61AC535C"/>
+    <w:multiLevelType w:val="hybridMultilevel"/>
+    <w:tmpl w:val="7570E78A"/>
+    <w:lvl w:ilvl="0" w:tplc="08090001">
+      <w:start w:val="1"/>
+      <w:numFmt w:val="bullet"/>
+      <w:lvlText w:val=""/>
+      <w:lvlJc w:val="left"/>
+      <w:pPr>
+        <w:ind w:left="720" w:hanging="360"/>
+      </w:pPr>
+      <w:rPr>
+        <w:rFonts w:ascii="Symbol" w:hAnsi="Symbol" w:hint="default"/>
+      </w:rPr>
+    </w:lvl>
+    <w:lvl w:ilvl="1" w:tplc="08090003" w:tentative="1">
+      <w:start w:val="1"/>
+      <w:numFmt w:val="bullet"/>
+      <w:lvlText w:val="o"/>
+      <w:lvlJc w:val="left"/>
+      <w:pPr>
+        <w:ind w:left="1440" w:hanging="360"/>
+      </w:pPr>
+      <w:rPr>
+        <w:rFonts w:ascii="Courier New" w:hAnsi="Courier New" w:cs="Courier New" w:hint="default"/>
+      </w:rPr>
+    </w:lvl>
+    <w:lvl w:ilvl="2" w:tplc="08090005" w:tentative="1">
+      <w:start w:val="1"/>
+      <w:numFmt w:val="bullet"/>
+      <w:lvlText w:val=""/>
+      <w:lvlJc w:val="left"/>
+      <w:pPr>
+        <w:ind w:left="2160" w:hanging="360"/>
+      </w:pPr>
+      <w:rPr>
+        <w:rFonts w:ascii="Wingdings" w:hAnsi="Wingdings" w:hint="default"/>
+      </w:rPr>
+    </w:lvl>
+    <w:lvl w:ilvl="3" w:tplc="08090001" w:tentative="1">
+      <w:start w:val="1"/>
+      <w:numFmt w:val="bullet"/>
+      <w:lvlText w:val=""/>
+      <w:lvlJc w:val="left"/>
+      <w:pPr>
+        <w:ind w:left="2880" w:hanging="360"/>
+      </w:pPr>
+      <w:rPr>
+        <w:rFonts w:ascii="Symbol" w:hAnsi="Symbol" w:hint="default"/>
+      </w:rPr>
+    </w:lvl>
+    <w:lvl w:ilvl="4" w:tplc="08090003" w:tentative="1">
+      <w:start w:val="1"/>
+      <w:numFmt w:val="bullet"/>
+      <w:lvlText w:val="o"/>
+      <w:lvlJc w:val="left"/>
+      <w:pPr>
+        <w:ind w:left="3600" w:hanging="360"/>
+      </w:pPr>
+      <w:rPr>
+        <w:rFonts w:ascii="Courier New" w:hAnsi="Courier New" w:cs="Courier New" w:hint="default"/>
+      </w:rPr>
+    </w:lvl>
+    <w:lvl w:ilvl="5" w:tplc="08090005" w:tentative="1">
+      <w:start w:val="1"/>
+      <w:numFmt w:val="bullet"/>
+      <w:lvlText w:val=""/>
+      <w:lvlJc w:val="left"/>
+      <w:pPr>
+        <w:ind w:left="4320" w:hanging="360"/>
+      </w:pPr>
+      <w:rPr>
+        <w:rFonts w:ascii="Wingdings" w:hAnsi="Wingdings" w:hint="default"/>
+      </w:rPr>
+    </w:lvl>
+    <w:lvl w:ilvl="6" w:tplc="08090001" w:tentative="1">
+      <w:start w:val="1"/>
+      <w:numFmt w:val="bullet"/>
+      <w:lvlText w:val=""/>
+      <w:lvlJc w:val="left"/>
+      <w:pPr>
+        <w:ind w:left="5040" w:hanging="360"/>
+      </w:pPr>
+      <w:rPr>
+        <w:rFonts w:ascii="Symbol" w:hAnsi="Symbol" w:hint="default"/>
+      </w:rPr>
+    </w:lvl>
+    <w:lvl w:ilvl="7" w:tplc="08090003" w:tentative="1">
+      <w:start w:val="1"/>
+      <w:numFmt w:val="bullet"/>
+      <w:lvlText w:val="o"/>
+      <w:lvlJc w:val="left"/>
+      <w:pPr>
+        <w:ind w:left="5760" w:hanging="360"/>
+      </w:pPr>
+      <w:rPr>
+        <w:rFonts w:ascii="Courier New" w:hAnsi="Courier New" w:cs="Courier New" w:hint="default"/>
+      </w:rPr>
+    </w:lvl>
+    <w:lvl w:ilvl="8" w:tplc="08090005" w:tentative="1">
+      <w:start w:val="1"/>
+      <w:numFmt w:val="bullet"/>
+      <w:lvlText w:val=""/>
+      <w:lvlJc w:val="left"/>
+      <w:pPr>
+        <w:ind w:left="6480" w:hanging="360"/>
+      </w:pPr>
+      <w:rPr>
+        <w:rFonts w:ascii="Wingdings" w:hAnsi="Wingdings" w:hint="default"/>
+      </w:rPr>
+    </w:lvl>
+  </w:abstractNum>
+  <w:abstractNum w:abstractNumId="44" w15:restartNumberingAfterBreak="0">
+    <w:nsid w:val="67D935C8"/>
+    <w:multiLevelType w:val="multilevel"/>
+    <w:tmpl w:val="0809001F"/>
+    <w:lvl w:ilvl="0">
+      <w:start w:val="1"/>
+      <w:numFmt w:val="decimal"/>
+      <w:lvlText w:val="%1."/>
+      <w:lvlJc w:val="left"/>
+      <w:pPr>
+        <w:ind w:left="360" w:hanging="360"/>
+      </w:pPr>
+    </w:lvl>
+    <w:lvl w:ilvl="1">
+      <w:start w:val="1"/>
+      <w:numFmt w:val="decimal"/>
+      <w:lvlText w:val="%1.%2."/>
+      <w:lvlJc w:val="left"/>
+      <w:pPr>
+        <w:ind w:left="792" w:hanging="432"/>
+      </w:pPr>
+    </w:lvl>
+    <w:lvl w:ilvl="2">
+      <w:start w:val="1"/>
+      <w:numFmt w:val="decimal"/>
+      <w:lvlText w:val="%1.%2.%3."/>
+      <w:lvlJc w:val="left"/>
+      <w:pPr>
+        <w:ind w:left="1224" w:hanging="504"/>
+      </w:pPr>
+    </w:lvl>
+    <w:lvl w:ilvl="3">
+      <w:start w:val="1"/>
+      <w:numFmt w:val="decimal"/>
+      <w:lvlText w:val="%1.%2.%3.%4."/>
+      <w:lvlJc w:val="left"/>
+      <w:pPr>
+        <w:ind w:left="1728" w:hanging="648"/>
+      </w:pPr>
+    </w:lvl>
+    <w:lvl w:ilvl="4">
+      <w:start w:val="1"/>
+      <w:numFmt w:val="decimal"/>
+      <w:lvlText w:val="%1.%2.%3.%4.%5."/>
+      <w:lvlJc w:val="left"/>
+      <w:pPr>
+        <w:ind w:left="2232" w:hanging="792"/>
+      </w:pPr>
+    </w:lvl>
+    <w:lvl w:ilvl="5">
+      <w:start w:val="1"/>
+      <w:numFmt w:val="decimal"/>
+      <w:lvlText w:val="%1.%2.%3.%4.%5.%6."/>
+      <w:lvlJc w:val="left"/>
+      <w:pPr>
+        <w:ind w:left="2736" w:hanging="936"/>
+      </w:pPr>
+    </w:lvl>
+    <w:lvl w:ilvl="6">
+      <w:start w:val="1"/>
+      <w:numFmt w:val="decimal"/>
+      <w:lvlText w:val="%1.%2.%3.%4.%5.%6.%7."/>
+      <w:lvlJc w:val="left"/>
+      <w:pPr>
+        <w:ind w:left="3240" w:hanging="1080"/>
+      </w:pPr>
+    </w:lvl>
+    <w:lvl w:ilvl="7">
+      <w:start w:val="1"/>
+      <w:numFmt w:val="decimal"/>
+      <w:lvlText w:val="%1.%2.%3.%4.%5.%6.%7.%8."/>
+      <w:lvlJc w:val="left"/>
+      <w:pPr>
+        <w:ind w:left="3744" w:hanging="1224"/>
+      </w:pPr>
+    </w:lvl>
+    <w:lvl w:ilvl="8">
+      <w:start w:val="1"/>
+      <w:numFmt w:val="decimal"/>
+      <w:lvlText w:val="%1.%2.%3.%4.%5.%6.%7.%8.%9."/>
+      <w:lvlJc w:val="left"/>
+      <w:pPr>
+        <w:ind w:left="4320" w:hanging="1440"/>
+      </w:pPr>
+    </w:lvl>
+  </w:abstractNum>
+  <w:abstractNum w:abstractNumId="45" w15:restartNumberingAfterBreak="0">
+    <w:nsid w:val="684C00F7"/>
+    <w:multiLevelType w:val="multilevel"/>
+    <w:tmpl w:val="0809001F"/>
+    <w:lvl w:ilvl="0">
+      <w:start w:val="1"/>
+      <w:numFmt w:val="decimal"/>
+      <w:lvlText w:val="%1."/>
+      <w:lvlJc w:val="left"/>
+      <w:pPr>
+        <w:ind w:left="360" w:hanging="360"/>
+      </w:pPr>
+    </w:lvl>
+    <w:lvl w:ilvl="1">
+      <w:start w:val="1"/>
+      <w:numFmt w:val="decimal"/>
+      <w:lvlText w:val="%1.%2."/>
+      <w:lvlJc w:val="left"/>
+      <w:pPr>
+        <w:ind w:left="792" w:hanging="432"/>
+      </w:pPr>
+    </w:lvl>
+    <w:lvl w:ilvl="2">
+      <w:start w:val="1"/>
+      <w:numFmt w:val="decimal"/>
+      <w:lvlText w:val="%1.%2.%3."/>
+      <w:lvlJc w:val="left"/>
+      <w:pPr>
+        <w:ind w:left="1224" w:hanging="504"/>
+      </w:pPr>
+    </w:lvl>
+    <w:lvl w:ilvl="3">
+      <w:start w:val="1"/>
+      <w:numFmt w:val="decimal"/>
+      <w:lvlText w:val="%1.%2.%3.%4."/>
+      <w:lvlJc w:val="left"/>
+      <w:pPr>
+        <w:ind w:left="1728" w:hanging="648"/>
+      </w:pPr>
+    </w:lvl>
+    <w:lvl w:ilvl="4">
+      <w:start w:val="1"/>
+      <w:numFmt w:val="decimal"/>
+      <w:lvlText w:val="%1.%2.%3.%4.%5."/>
+      <w:lvlJc w:val="left"/>
+      <w:pPr>
+        <w:ind w:left="2232" w:hanging="792"/>
+      </w:pPr>
+    </w:lvl>
+    <w:lvl w:ilvl="5">
+      <w:start w:val="1"/>
+      <w:numFmt w:val="decimal"/>
+      <w:lvlText w:val="%1.%2.%3.%4.%5.%6."/>
+      <w:lvlJc w:val="left"/>
+      <w:pPr>
+        <w:ind w:left="2736" w:hanging="936"/>
+      </w:pPr>
+    </w:lvl>
+    <w:lvl w:ilvl="6">
+      <w:start w:val="1"/>
+      <w:numFmt w:val="decimal"/>
+      <w:lvlText w:val="%1.%2.%3.%4.%5.%6.%7."/>
+      <w:lvlJc w:val="left"/>
+      <w:pPr>
+        <w:ind w:left="3240" w:hanging="1080"/>
+      </w:pPr>
+    </w:lvl>
+    <w:lvl w:ilvl="7">
+      <w:start w:val="1"/>
+      <w:numFmt w:val="decimal"/>
+      <w:lvlText w:val="%1.%2.%3.%4.%5.%6.%7.%8."/>
+      <w:lvlJc w:val="left"/>
+      <w:pPr>
+        <w:ind w:left="3744" w:hanging="1224"/>
+      </w:pPr>
+    </w:lvl>
+    <w:lvl w:ilvl="8">
+      <w:start w:val="1"/>
+      <w:numFmt w:val="decimal"/>
+      <w:lvlText w:val="%1.%2.%3.%4.%5.%6.%7.%8.%9."/>
+      <w:lvlJc w:val="left"/>
+      <w:pPr>
+        <w:ind w:left="4320" w:hanging="1440"/>
+      </w:pPr>
+    </w:lvl>
+  </w:abstractNum>
+  <w:abstractNum w:abstractNumId="46" w15:restartNumberingAfterBreak="0">
     <w:nsid w:val="68765627"/>
     <w:multiLevelType w:val="multilevel"/>
     <w:tmpl w:val="B7F6F828"/>
@@ -6782,9 +9293,9 @@
       <w:lvlJc w:val="left"/>
       <w:pPr>
         <w:tabs>
-          <w:tab w:val="num" w:pos="720"/>
-        </w:tabs>
-        <w:ind w:left="720" w:hanging="360"/>
+          <w:tab w:val="num" w:pos="1440"/>
+        </w:tabs>
+        <w:ind w:left="1440" w:hanging="360"/>
       </w:pPr>
       <w:rPr>
         <w:rFonts w:ascii="Symbol" w:hAnsi="Symbol" w:hint="default"/>
@@ -6798,9 +9309,9 @@
       <w:lvlJc w:val="left"/>
       <w:pPr>
         <w:tabs>
-          <w:tab w:val="num" w:pos="1440"/>
-        </w:tabs>
-        <w:ind w:left="1440" w:hanging="360"/>
+          <w:tab w:val="num" w:pos="2160"/>
+        </w:tabs>
+        <w:ind w:left="2160" w:hanging="360"/>
       </w:pPr>
       <w:rPr>
         <w:rFonts w:ascii="Courier New" w:hAnsi="Courier New" w:hint="default"/>
@@ -6814,9 +9325,9 @@
       <w:lvlJc w:val="left"/>
       <w:pPr>
         <w:tabs>
-          <w:tab w:val="num" w:pos="2160"/>
-        </w:tabs>
-        <w:ind w:left="2160" w:hanging="360"/>
+          <w:tab w:val="num" w:pos="2880"/>
+        </w:tabs>
+        <w:ind w:left="2880" w:hanging="360"/>
       </w:pPr>
       <w:rPr>
         <w:rFonts w:ascii="Wingdings" w:hAnsi="Wingdings" w:hint="default"/>
@@ -6830,9 +9341,9 @@
       <w:lvlJc w:val="left"/>
       <w:pPr>
         <w:tabs>
-          <w:tab w:val="num" w:pos="2880"/>
-        </w:tabs>
-        <w:ind w:left="2880" w:hanging="360"/>
+          <w:tab w:val="num" w:pos="3600"/>
+        </w:tabs>
+        <w:ind w:left="3600" w:hanging="360"/>
       </w:pPr>
       <w:rPr>
         <w:rFonts w:ascii="Wingdings" w:hAnsi="Wingdings" w:hint="default"/>
@@ -6846,9 +9357,9 @@
       <w:lvlJc w:val="left"/>
       <w:pPr>
         <w:tabs>
-          <w:tab w:val="num" w:pos="3600"/>
-        </w:tabs>
-        <w:ind w:left="3600" w:hanging="360"/>
+          <w:tab w:val="num" w:pos="4320"/>
+        </w:tabs>
+        <w:ind w:left="4320" w:hanging="360"/>
       </w:pPr>
       <w:rPr>
         <w:rFonts w:ascii="Wingdings" w:hAnsi="Wingdings" w:hint="default"/>
@@ -6862,9 +9373,9 @@
       <w:lvlJc w:val="left"/>
       <w:pPr>
         <w:tabs>
-          <w:tab w:val="num" w:pos="4320"/>
-        </w:tabs>
-        <w:ind w:left="4320" w:hanging="360"/>
+          <w:tab w:val="num" w:pos="5040"/>
+        </w:tabs>
+        <w:ind w:left="5040" w:hanging="360"/>
       </w:pPr>
       <w:rPr>
         <w:rFonts w:ascii="Wingdings" w:hAnsi="Wingdings" w:hint="default"/>
@@ -6878,9 +9389,9 @@
       <w:lvlJc w:val="left"/>
       <w:pPr>
         <w:tabs>
-          <w:tab w:val="num" w:pos="5040"/>
-        </w:tabs>
-        <w:ind w:left="5040" w:hanging="360"/>
+          <w:tab w:val="num" w:pos="5760"/>
+        </w:tabs>
+        <w:ind w:left="5760" w:hanging="360"/>
       </w:pPr>
       <w:rPr>
         <w:rFonts w:ascii="Wingdings" w:hAnsi="Wingdings" w:hint="default"/>
@@ -6894,9 +9405,9 @@
       <w:lvlJc w:val="left"/>
       <w:pPr>
         <w:tabs>
-          <w:tab w:val="num" w:pos="5760"/>
-        </w:tabs>
-        <w:ind w:left="5760" w:hanging="360"/>
+          <w:tab w:val="num" w:pos="6480"/>
+        </w:tabs>
+        <w:ind w:left="6480" w:hanging="360"/>
       </w:pPr>
       <w:rPr>
         <w:rFonts w:ascii="Wingdings" w:hAnsi="Wingdings" w:hint="default"/>
@@ -6910,9 +9421,9 @@
       <w:lvlJc w:val="left"/>
       <w:pPr>
         <w:tabs>
-          <w:tab w:val="num" w:pos="6480"/>
-        </w:tabs>
-        <w:ind w:left="6480" w:hanging="360"/>
+          <w:tab w:val="num" w:pos="7200"/>
+        </w:tabs>
+        <w:ind w:left="7200" w:hanging="360"/>
       </w:pPr>
       <w:rPr>
         <w:rFonts w:ascii="Wingdings" w:hAnsi="Wingdings" w:hint="default"/>
@@ -6920,7 +9431,179 @@
       </w:rPr>
     </w:lvl>
   </w:abstractNum>
-  <w:abstractNum w:abstractNumId="13" w15:restartNumberingAfterBreak="0">
+  <w:abstractNum w:abstractNumId="47" w15:restartNumberingAfterBreak="0">
+    <w:nsid w:val="77413FDA"/>
+    <w:multiLevelType w:val="multilevel"/>
+    <w:tmpl w:val="0809001F"/>
+    <w:lvl w:ilvl="0">
+      <w:start w:val="1"/>
+      <w:numFmt w:val="decimal"/>
+      <w:lvlText w:val="%1."/>
+      <w:lvlJc w:val="left"/>
+      <w:pPr>
+        <w:ind w:left="360" w:hanging="360"/>
+      </w:pPr>
+    </w:lvl>
+    <w:lvl w:ilvl="1">
+      <w:start w:val="1"/>
+      <w:numFmt w:val="decimal"/>
+      <w:lvlText w:val="%1.%2."/>
+      <w:lvlJc w:val="left"/>
+      <w:pPr>
+        <w:ind w:left="792" w:hanging="432"/>
+      </w:pPr>
+    </w:lvl>
+    <w:lvl w:ilvl="2">
+      <w:start w:val="1"/>
+      <w:numFmt w:val="decimal"/>
+      <w:lvlText w:val="%1.%2.%3."/>
+      <w:lvlJc w:val="left"/>
+      <w:pPr>
+        <w:ind w:left="1224" w:hanging="504"/>
+      </w:pPr>
+    </w:lvl>
+    <w:lvl w:ilvl="3">
+      <w:start w:val="1"/>
+      <w:numFmt w:val="decimal"/>
+      <w:lvlText w:val="%1.%2.%3.%4."/>
+      <w:lvlJc w:val="left"/>
+      <w:pPr>
+        <w:ind w:left="1728" w:hanging="648"/>
+      </w:pPr>
+    </w:lvl>
+    <w:lvl w:ilvl="4">
+      <w:start w:val="1"/>
+      <w:numFmt w:val="decimal"/>
+      <w:lvlText w:val="%1.%2.%3.%4.%5."/>
+      <w:lvlJc w:val="left"/>
+      <w:pPr>
+        <w:ind w:left="2232" w:hanging="792"/>
+      </w:pPr>
+    </w:lvl>
+    <w:lvl w:ilvl="5">
+      <w:start w:val="1"/>
+      <w:numFmt w:val="decimal"/>
+      <w:lvlText w:val="%1.%2.%3.%4.%5.%6."/>
+      <w:lvlJc w:val="left"/>
+      <w:pPr>
+        <w:ind w:left="2736" w:hanging="936"/>
+      </w:pPr>
+    </w:lvl>
+    <w:lvl w:ilvl="6">
+      <w:start w:val="1"/>
+      <w:numFmt w:val="decimal"/>
+      <w:lvlText w:val="%1.%2.%3.%4.%5.%6.%7."/>
+      <w:lvlJc w:val="left"/>
+      <w:pPr>
+        <w:ind w:left="3240" w:hanging="1080"/>
+      </w:pPr>
+    </w:lvl>
+    <w:lvl w:ilvl="7">
+      <w:start w:val="1"/>
+      <w:numFmt w:val="decimal"/>
+      <w:lvlText w:val="%1.%2.%3.%4.%5.%6.%7.%8."/>
+      <w:lvlJc w:val="left"/>
+      <w:pPr>
+        <w:ind w:left="3744" w:hanging="1224"/>
+      </w:pPr>
+    </w:lvl>
+    <w:lvl w:ilvl="8">
+      <w:start w:val="1"/>
+      <w:numFmt w:val="decimal"/>
+      <w:lvlText w:val="%1.%2.%3.%4.%5.%6.%7.%8.%9."/>
+      <w:lvlJc w:val="left"/>
+      <w:pPr>
+        <w:ind w:left="4320" w:hanging="1440"/>
+      </w:pPr>
+    </w:lvl>
+  </w:abstractNum>
+  <w:abstractNum w:abstractNumId="48" w15:restartNumberingAfterBreak="0">
+    <w:nsid w:val="780D6C1C"/>
+    <w:multiLevelType w:val="multilevel"/>
+    <w:tmpl w:val="0809001F"/>
+    <w:lvl w:ilvl="0">
+      <w:start w:val="1"/>
+      <w:numFmt w:val="decimal"/>
+      <w:lvlText w:val="%1."/>
+      <w:lvlJc w:val="left"/>
+      <w:pPr>
+        <w:ind w:left="360" w:hanging="360"/>
+      </w:pPr>
+    </w:lvl>
+    <w:lvl w:ilvl="1">
+      <w:start w:val="1"/>
+      <w:numFmt w:val="decimal"/>
+      <w:lvlText w:val="%1.%2."/>
+      <w:lvlJc w:val="left"/>
+      <w:pPr>
+        <w:ind w:left="792" w:hanging="432"/>
+      </w:pPr>
+    </w:lvl>
+    <w:lvl w:ilvl="2">
+      <w:start w:val="1"/>
+      <w:numFmt w:val="decimal"/>
+      <w:lvlText w:val="%1.%2.%3."/>
+      <w:lvlJc w:val="left"/>
+      <w:pPr>
+        <w:ind w:left="1224" w:hanging="504"/>
+      </w:pPr>
+    </w:lvl>
+    <w:lvl w:ilvl="3">
+      <w:start w:val="1"/>
+      <w:numFmt w:val="decimal"/>
+      <w:lvlText w:val="%1.%2.%3.%4."/>
+      <w:lvlJc w:val="left"/>
+      <w:pPr>
+        <w:ind w:left="1728" w:hanging="648"/>
+      </w:pPr>
+    </w:lvl>
+    <w:lvl w:ilvl="4">
+      <w:start w:val="1"/>
+      <w:numFmt w:val="decimal"/>
+      <w:lvlText w:val="%1.%2.%3.%4.%5."/>
+      <w:lvlJc w:val="left"/>
+      <w:pPr>
+        <w:ind w:left="2232" w:hanging="792"/>
+      </w:pPr>
+    </w:lvl>
+    <w:lvl w:ilvl="5">
+      <w:start w:val="1"/>
+      <w:numFmt w:val="decimal"/>
+      <w:lvlText w:val="%1.%2.%3.%4.%5.%6."/>
+      <w:lvlJc w:val="left"/>
+      <w:pPr>
+        <w:ind w:left="2736" w:hanging="936"/>
+      </w:pPr>
+    </w:lvl>
+    <w:lvl w:ilvl="6">
+      <w:start w:val="1"/>
+      <w:numFmt w:val="decimal"/>
+      <w:lvlText w:val="%1.%2.%3.%4.%5.%6.%7."/>
+      <w:lvlJc w:val="left"/>
+      <w:pPr>
+        <w:ind w:left="3240" w:hanging="1080"/>
+      </w:pPr>
+    </w:lvl>
+    <w:lvl w:ilvl="7">
+      <w:start w:val="1"/>
+      <w:numFmt w:val="decimal"/>
+      <w:lvlText w:val="%1.%2.%3.%4.%5.%6.%7.%8."/>
+      <w:lvlJc w:val="left"/>
+      <w:pPr>
+        <w:ind w:left="3744" w:hanging="1224"/>
+      </w:pPr>
+    </w:lvl>
+    <w:lvl w:ilvl="8">
+      <w:start w:val="1"/>
+      <w:numFmt w:val="decimal"/>
+      <w:lvlText w:val="%1.%2.%3.%4.%5.%6.%7.%8.%9."/>
+      <w:lvlJc w:val="left"/>
+      <w:pPr>
+        <w:ind w:left="4320" w:hanging="1440"/>
+      </w:pPr>
+    </w:lvl>
+  </w:abstractNum>
+  <w:abstractNum w:abstractNumId="49" w15:restartNumberingAfterBreak="0">
     <w:nsid w:val="780F280A"/>
     <w:multiLevelType w:val="multilevel"/>
     <w:tmpl w:val="5EB84924"/>
@@ -7069,47 +9752,538 @@
       </w:rPr>
     </w:lvl>
   </w:abstractNum>
+  <w:abstractNum w:abstractNumId="50" w15:restartNumberingAfterBreak="0">
+    <w:nsid w:val="79E34D02"/>
+    <w:multiLevelType w:val="hybridMultilevel"/>
+    <w:tmpl w:val="3A7E4A54"/>
+    <w:lvl w:ilvl="0" w:tplc="08090001">
+      <w:start w:val="1"/>
+      <w:numFmt w:val="bullet"/>
+      <w:lvlText w:val=""/>
+      <w:lvlJc w:val="left"/>
+      <w:pPr>
+        <w:ind w:left="720" w:hanging="360"/>
+      </w:pPr>
+      <w:rPr>
+        <w:rFonts w:ascii="Symbol" w:hAnsi="Symbol" w:hint="default"/>
+      </w:rPr>
+    </w:lvl>
+    <w:lvl w:ilvl="1" w:tplc="08090003" w:tentative="1">
+      <w:start w:val="1"/>
+      <w:numFmt w:val="bullet"/>
+      <w:lvlText w:val="o"/>
+      <w:lvlJc w:val="left"/>
+      <w:pPr>
+        <w:ind w:left="1440" w:hanging="360"/>
+      </w:pPr>
+      <w:rPr>
+        <w:rFonts w:ascii="Courier New" w:hAnsi="Courier New" w:cs="Courier New" w:hint="default"/>
+      </w:rPr>
+    </w:lvl>
+    <w:lvl w:ilvl="2" w:tplc="08090005" w:tentative="1">
+      <w:start w:val="1"/>
+      <w:numFmt w:val="bullet"/>
+      <w:lvlText w:val=""/>
+      <w:lvlJc w:val="left"/>
+      <w:pPr>
+        <w:ind w:left="2160" w:hanging="360"/>
+      </w:pPr>
+      <w:rPr>
+        <w:rFonts w:ascii="Wingdings" w:hAnsi="Wingdings" w:hint="default"/>
+      </w:rPr>
+    </w:lvl>
+    <w:lvl w:ilvl="3" w:tplc="08090001" w:tentative="1">
+      <w:start w:val="1"/>
+      <w:numFmt w:val="bullet"/>
+      <w:lvlText w:val=""/>
+      <w:lvlJc w:val="left"/>
+      <w:pPr>
+        <w:ind w:left="2880" w:hanging="360"/>
+      </w:pPr>
+      <w:rPr>
+        <w:rFonts w:ascii="Symbol" w:hAnsi="Symbol" w:hint="default"/>
+      </w:rPr>
+    </w:lvl>
+    <w:lvl w:ilvl="4" w:tplc="08090003" w:tentative="1">
+      <w:start w:val="1"/>
+      <w:numFmt w:val="bullet"/>
+      <w:lvlText w:val="o"/>
+      <w:lvlJc w:val="left"/>
+      <w:pPr>
+        <w:ind w:left="3600" w:hanging="360"/>
+      </w:pPr>
+      <w:rPr>
+        <w:rFonts w:ascii="Courier New" w:hAnsi="Courier New" w:cs="Courier New" w:hint="default"/>
+      </w:rPr>
+    </w:lvl>
+    <w:lvl w:ilvl="5" w:tplc="08090005" w:tentative="1">
+      <w:start w:val="1"/>
+      <w:numFmt w:val="bullet"/>
+      <w:lvlText w:val=""/>
+      <w:lvlJc w:val="left"/>
+      <w:pPr>
+        <w:ind w:left="4320" w:hanging="360"/>
+      </w:pPr>
+      <w:rPr>
+        <w:rFonts w:ascii="Wingdings" w:hAnsi="Wingdings" w:hint="default"/>
+      </w:rPr>
+    </w:lvl>
+    <w:lvl w:ilvl="6" w:tplc="08090001" w:tentative="1">
+      <w:start w:val="1"/>
+      <w:numFmt w:val="bullet"/>
+      <w:lvlText w:val=""/>
+      <w:lvlJc w:val="left"/>
+      <w:pPr>
+        <w:ind w:left="5040" w:hanging="360"/>
+      </w:pPr>
+      <w:rPr>
+        <w:rFonts w:ascii="Symbol" w:hAnsi="Symbol" w:hint="default"/>
+      </w:rPr>
+    </w:lvl>
+    <w:lvl w:ilvl="7" w:tplc="08090003" w:tentative="1">
+      <w:start w:val="1"/>
+      <w:numFmt w:val="bullet"/>
+      <w:lvlText w:val="o"/>
+      <w:lvlJc w:val="left"/>
+      <w:pPr>
+        <w:ind w:left="5760" w:hanging="360"/>
+      </w:pPr>
+      <w:rPr>
+        <w:rFonts w:ascii="Courier New" w:hAnsi="Courier New" w:cs="Courier New" w:hint="default"/>
+      </w:rPr>
+    </w:lvl>
+    <w:lvl w:ilvl="8" w:tplc="08090005" w:tentative="1">
+      <w:start w:val="1"/>
+      <w:numFmt w:val="bullet"/>
+      <w:lvlText w:val=""/>
+      <w:lvlJc w:val="left"/>
+      <w:pPr>
+        <w:ind w:left="6480" w:hanging="360"/>
+      </w:pPr>
+      <w:rPr>
+        <w:rFonts w:ascii="Wingdings" w:hAnsi="Wingdings" w:hint="default"/>
+      </w:rPr>
+    </w:lvl>
+  </w:abstractNum>
+  <w:abstractNum w:abstractNumId="51" w15:restartNumberingAfterBreak="0">
+    <w:nsid w:val="7A270102"/>
+    <w:multiLevelType w:val="multilevel"/>
+    <w:tmpl w:val="0809001F"/>
+    <w:lvl w:ilvl="0">
+      <w:start w:val="1"/>
+      <w:numFmt w:val="decimal"/>
+      <w:lvlText w:val="%1."/>
+      <w:lvlJc w:val="left"/>
+      <w:pPr>
+        <w:ind w:left="360" w:hanging="360"/>
+      </w:pPr>
+    </w:lvl>
+    <w:lvl w:ilvl="1">
+      <w:start w:val="1"/>
+      <w:numFmt w:val="decimal"/>
+      <w:lvlText w:val="%1.%2."/>
+      <w:lvlJc w:val="left"/>
+      <w:pPr>
+        <w:ind w:left="792" w:hanging="432"/>
+      </w:pPr>
+    </w:lvl>
+    <w:lvl w:ilvl="2">
+      <w:start w:val="1"/>
+      <w:numFmt w:val="decimal"/>
+      <w:lvlText w:val="%1.%2.%3."/>
+      <w:lvlJc w:val="left"/>
+      <w:pPr>
+        <w:ind w:left="1224" w:hanging="504"/>
+      </w:pPr>
+    </w:lvl>
+    <w:lvl w:ilvl="3">
+      <w:start w:val="1"/>
+      <w:numFmt w:val="decimal"/>
+      <w:lvlText w:val="%1.%2.%3.%4."/>
+      <w:lvlJc w:val="left"/>
+      <w:pPr>
+        <w:ind w:left="1728" w:hanging="648"/>
+      </w:pPr>
+    </w:lvl>
+    <w:lvl w:ilvl="4">
+      <w:start w:val="1"/>
+      <w:numFmt w:val="decimal"/>
+      <w:lvlText w:val="%1.%2.%3.%4.%5."/>
+      <w:lvlJc w:val="left"/>
+      <w:pPr>
+        <w:ind w:left="2232" w:hanging="792"/>
+      </w:pPr>
+    </w:lvl>
+    <w:lvl w:ilvl="5">
+      <w:start w:val="1"/>
+      <w:numFmt w:val="decimal"/>
+      <w:lvlText w:val="%1.%2.%3.%4.%5.%6."/>
+      <w:lvlJc w:val="left"/>
+      <w:pPr>
+        <w:ind w:left="2736" w:hanging="936"/>
+      </w:pPr>
+    </w:lvl>
+    <w:lvl w:ilvl="6">
+      <w:start w:val="1"/>
+      <w:numFmt w:val="decimal"/>
+      <w:lvlText w:val="%1.%2.%3.%4.%5.%6.%7."/>
+      <w:lvlJc w:val="left"/>
+      <w:pPr>
+        <w:ind w:left="3240" w:hanging="1080"/>
+      </w:pPr>
+    </w:lvl>
+    <w:lvl w:ilvl="7">
+      <w:start w:val="1"/>
+      <w:numFmt w:val="decimal"/>
+      <w:lvlText w:val="%1.%2.%3.%4.%5.%6.%7.%8."/>
+      <w:lvlJc w:val="left"/>
+      <w:pPr>
+        <w:ind w:left="3744" w:hanging="1224"/>
+      </w:pPr>
+    </w:lvl>
+    <w:lvl w:ilvl="8">
+      <w:start w:val="1"/>
+      <w:numFmt w:val="decimal"/>
+      <w:lvlText w:val="%1.%2.%3.%4.%5.%6.%7.%8.%9."/>
+      <w:lvlJc w:val="left"/>
+      <w:pPr>
+        <w:ind w:left="4320" w:hanging="1440"/>
+      </w:pPr>
+    </w:lvl>
+  </w:abstractNum>
+  <w:abstractNum w:abstractNumId="52" w15:restartNumberingAfterBreak="0">
+    <w:nsid w:val="7E3A4D23"/>
+    <w:multiLevelType w:val="multilevel"/>
+    <w:tmpl w:val="0809001F"/>
+    <w:lvl w:ilvl="0">
+      <w:start w:val="1"/>
+      <w:numFmt w:val="decimal"/>
+      <w:lvlText w:val="%1."/>
+      <w:lvlJc w:val="left"/>
+      <w:pPr>
+        <w:ind w:left="360" w:hanging="360"/>
+      </w:pPr>
+    </w:lvl>
+    <w:lvl w:ilvl="1">
+      <w:start w:val="1"/>
+      <w:numFmt w:val="decimal"/>
+      <w:lvlText w:val="%1.%2."/>
+      <w:lvlJc w:val="left"/>
+      <w:pPr>
+        <w:ind w:left="792" w:hanging="432"/>
+      </w:pPr>
+    </w:lvl>
+    <w:lvl w:ilvl="2">
+      <w:start w:val="1"/>
+      <w:numFmt w:val="decimal"/>
+      <w:lvlText w:val="%1.%2.%3."/>
+      <w:lvlJc w:val="left"/>
+      <w:pPr>
+        <w:ind w:left="1224" w:hanging="504"/>
+      </w:pPr>
+    </w:lvl>
+    <w:lvl w:ilvl="3">
+      <w:start w:val="1"/>
+      <w:numFmt w:val="decimal"/>
+      <w:lvlText w:val="%1.%2.%3.%4."/>
+      <w:lvlJc w:val="left"/>
+      <w:pPr>
+        <w:ind w:left="1728" w:hanging="648"/>
+      </w:pPr>
+    </w:lvl>
+    <w:lvl w:ilvl="4">
+      <w:start w:val="1"/>
+      <w:numFmt w:val="decimal"/>
+      <w:lvlText w:val="%1.%2.%3.%4.%5."/>
+      <w:lvlJc w:val="left"/>
+      <w:pPr>
+        <w:ind w:left="2232" w:hanging="792"/>
+      </w:pPr>
+    </w:lvl>
+    <w:lvl w:ilvl="5">
+      <w:start w:val="1"/>
+      <w:numFmt w:val="decimal"/>
+      <w:lvlText w:val="%1.%2.%3.%4.%5.%6."/>
+      <w:lvlJc w:val="left"/>
+      <w:pPr>
+        <w:ind w:left="2736" w:hanging="936"/>
+      </w:pPr>
+    </w:lvl>
+    <w:lvl w:ilvl="6">
+      <w:start w:val="1"/>
+      <w:numFmt w:val="decimal"/>
+      <w:lvlText w:val="%1.%2.%3.%4.%5.%6.%7."/>
+      <w:lvlJc w:val="left"/>
+      <w:pPr>
+        <w:ind w:left="3240" w:hanging="1080"/>
+      </w:pPr>
+    </w:lvl>
+    <w:lvl w:ilvl="7">
+      <w:start w:val="1"/>
+      <w:numFmt w:val="decimal"/>
+      <w:lvlText w:val="%1.%2.%3.%4.%5.%6.%7.%8."/>
+      <w:lvlJc w:val="left"/>
+      <w:pPr>
+        <w:ind w:left="3744" w:hanging="1224"/>
+      </w:pPr>
+    </w:lvl>
+    <w:lvl w:ilvl="8">
+      <w:start w:val="1"/>
+      <w:numFmt w:val="decimal"/>
+      <w:lvlText w:val="%1.%2.%3.%4.%5.%6.%7.%8.%9."/>
+      <w:lvlJc w:val="left"/>
+      <w:pPr>
+        <w:ind w:left="4320" w:hanging="1440"/>
+      </w:pPr>
+    </w:lvl>
+  </w:abstractNum>
+  <w:abstractNum w:abstractNumId="53" w15:restartNumberingAfterBreak="0">
+    <w:nsid w:val="7FB04914"/>
+    <w:multiLevelType w:val="multilevel"/>
+    <w:tmpl w:val="0809001F"/>
+    <w:lvl w:ilvl="0">
+      <w:start w:val="1"/>
+      <w:numFmt w:val="decimal"/>
+      <w:lvlText w:val="%1."/>
+      <w:lvlJc w:val="left"/>
+      <w:pPr>
+        <w:ind w:left="360" w:hanging="360"/>
+      </w:pPr>
+    </w:lvl>
+    <w:lvl w:ilvl="1">
+      <w:start w:val="1"/>
+      <w:numFmt w:val="decimal"/>
+      <w:lvlText w:val="%1.%2."/>
+      <w:lvlJc w:val="left"/>
+      <w:pPr>
+        <w:ind w:left="792" w:hanging="432"/>
+      </w:pPr>
+    </w:lvl>
+    <w:lvl w:ilvl="2">
+      <w:start w:val="1"/>
+      <w:numFmt w:val="decimal"/>
+      <w:lvlText w:val="%1.%2.%3."/>
+      <w:lvlJc w:val="left"/>
+      <w:pPr>
+        <w:ind w:left="1224" w:hanging="504"/>
+      </w:pPr>
+    </w:lvl>
+    <w:lvl w:ilvl="3">
+      <w:start w:val="1"/>
+      <w:numFmt w:val="decimal"/>
+      <w:lvlText w:val="%1.%2.%3.%4."/>
+      <w:lvlJc w:val="left"/>
+      <w:pPr>
+        <w:ind w:left="1728" w:hanging="648"/>
+      </w:pPr>
+    </w:lvl>
+    <w:lvl w:ilvl="4">
+      <w:start w:val="1"/>
+      <w:numFmt w:val="decimal"/>
+      <w:lvlText w:val="%1.%2.%3.%4.%5."/>
+      <w:lvlJc w:val="left"/>
+      <w:pPr>
+        <w:ind w:left="2232" w:hanging="792"/>
+      </w:pPr>
+    </w:lvl>
+    <w:lvl w:ilvl="5">
+      <w:start w:val="1"/>
+      <w:numFmt w:val="decimal"/>
+      <w:lvlText w:val="%1.%2.%3.%4.%5.%6."/>
+      <w:lvlJc w:val="left"/>
+      <w:pPr>
+        <w:ind w:left="2736" w:hanging="936"/>
+      </w:pPr>
+    </w:lvl>
+    <w:lvl w:ilvl="6">
+      <w:start w:val="1"/>
+      <w:numFmt w:val="decimal"/>
+      <w:lvlText w:val="%1.%2.%3.%4.%5.%6.%7."/>
+      <w:lvlJc w:val="left"/>
+      <w:pPr>
+        <w:ind w:left="3240" w:hanging="1080"/>
+      </w:pPr>
+    </w:lvl>
+    <w:lvl w:ilvl="7">
+      <w:start w:val="1"/>
+      <w:numFmt w:val="decimal"/>
+      <w:lvlText w:val="%1.%2.%3.%4.%5.%6.%7.%8."/>
+      <w:lvlJc w:val="left"/>
+      <w:pPr>
+        <w:ind w:left="3744" w:hanging="1224"/>
+      </w:pPr>
+    </w:lvl>
+    <w:lvl w:ilvl="8">
+      <w:start w:val="1"/>
+      <w:numFmt w:val="decimal"/>
+      <w:lvlText w:val="%1.%2.%3.%4.%5.%6.%7.%8.%9."/>
+      <w:lvlJc w:val="left"/>
+      <w:pPr>
+        <w:ind w:left="4320" w:hanging="1440"/>
+      </w:pPr>
+    </w:lvl>
+  </w:abstractNum>
   <w:num w:numId="1" w16cid:durableId="526601748">
+    <w:abstractNumId w:val="29"/>
+  </w:num>
+  <w:num w:numId="2" w16cid:durableId="74783580">
+    <w:abstractNumId w:val="13"/>
+  </w:num>
+  <w:num w:numId="3" w16cid:durableId="1972706086">
+    <w:abstractNumId w:val="41"/>
+  </w:num>
+  <w:num w:numId="4" w16cid:durableId="201405911">
+    <w:abstractNumId w:val="35"/>
+  </w:num>
+  <w:num w:numId="5" w16cid:durableId="1689791656">
+    <w:abstractNumId w:val="28"/>
+  </w:num>
+  <w:num w:numId="6" w16cid:durableId="1623077049">
+    <w:abstractNumId w:val="40"/>
+  </w:num>
+  <w:num w:numId="7" w16cid:durableId="223369364">
+    <w:abstractNumId w:val="38"/>
+  </w:num>
+  <w:num w:numId="8" w16cid:durableId="1456603867">
+    <w:abstractNumId w:val="46"/>
+  </w:num>
+  <w:num w:numId="9" w16cid:durableId="1897543607">
+    <w:abstractNumId w:val="36"/>
+  </w:num>
+  <w:num w:numId="10" w16cid:durableId="1035085327">
+    <w:abstractNumId w:val="26"/>
+  </w:num>
+  <w:num w:numId="11" w16cid:durableId="702749831">
+    <w:abstractNumId w:val="32"/>
+  </w:num>
+  <w:num w:numId="12" w16cid:durableId="1991052831">
+    <w:abstractNumId w:val="8"/>
+  </w:num>
+  <w:num w:numId="13" w16cid:durableId="578248497">
+    <w:abstractNumId w:val="49"/>
+  </w:num>
+  <w:num w:numId="14" w16cid:durableId="1468858939">
+    <w:abstractNumId w:val="14"/>
+  </w:num>
+  <w:num w:numId="15" w16cid:durableId="136338759">
+    <w:abstractNumId w:val="20"/>
+  </w:num>
+  <w:num w:numId="16" w16cid:durableId="151337467">
+    <w:abstractNumId w:val="11"/>
+  </w:num>
+  <w:num w:numId="17" w16cid:durableId="260915285">
+    <w:abstractNumId w:val="0"/>
+  </w:num>
+  <w:num w:numId="18" w16cid:durableId="841893899">
+    <w:abstractNumId w:val="33"/>
+  </w:num>
+  <w:num w:numId="19" w16cid:durableId="182911900">
+    <w:abstractNumId w:val="12"/>
+  </w:num>
+  <w:num w:numId="20" w16cid:durableId="1865902127">
+    <w:abstractNumId w:val="7"/>
+  </w:num>
+  <w:num w:numId="21" w16cid:durableId="61300683">
+    <w:abstractNumId w:val="22"/>
+  </w:num>
+  <w:num w:numId="22" w16cid:durableId="1404374553">
+    <w:abstractNumId w:val="2"/>
+  </w:num>
+  <w:num w:numId="23" w16cid:durableId="1415009862">
+    <w:abstractNumId w:val="4"/>
+  </w:num>
+  <w:num w:numId="24" w16cid:durableId="362482353">
+    <w:abstractNumId w:val="45"/>
+  </w:num>
+  <w:num w:numId="25" w16cid:durableId="254554926">
+    <w:abstractNumId w:val="25"/>
+  </w:num>
+  <w:num w:numId="26" w16cid:durableId="981229079">
+    <w:abstractNumId w:val="39"/>
+  </w:num>
+  <w:num w:numId="27" w16cid:durableId="1426267500">
+    <w:abstractNumId w:val="47"/>
+  </w:num>
+  <w:num w:numId="28" w16cid:durableId="357581105">
+    <w:abstractNumId w:val="21"/>
+  </w:num>
+  <w:num w:numId="29" w16cid:durableId="1730107291">
+    <w:abstractNumId w:val="10"/>
+  </w:num>
+  <w:num w:numId="30" w16cid:durableId="621037769">
+    <w:abstractNumId w:val="1"/>
+  </w:num>
+  <w:num w:numId="31" w16cid:durableId="672538940">
+    <w:abstractNumId w:val="15"/>
+  </w:num>
+  <w:num w:numId="32" w16cid:durableId="1837572277">
+    <w:abstractNumId w:val="50"/>
+  </w:num>
+  <w:num w:numId="33" w16cid:durableId="517617730">
+    <w:abstractNumId w:val="52"/>
+  </w:num>
+  <w:num w:numId="34" w16cid:durableId="384064789">
+    <w:abstractNumId w:val="30"/>
+  </w:num>
+  <w:num w:numId="35" w16cid:durableId="302269672">
+    <w:abstractNumId w:val="24"/>
+  </w:num>
+  <w:num w:numId="36" w16cid:durableId="1075512050">
+    <w:abstractNumId w:val="18"/>
+  </w:num>
+  <w:num w:numId="37" w16cid:durableId="423454414">
+    <w:abstractNumId w:val="27"/>
+  </w:num>
+  <w:num w:numId="38" w16cid:durableId="1341470380">
+    <w:abstractNumId w:val="16"/>
+  </w:num>
+  <w:num w:numId="39" w16cid:durableId="1384721039">
+    <w:abstractNumId w:val="42"/>
+  </w:num>
+  <w:num w:numId="40" w16cid:durableId="191848814">
+    <w:abstractNumId w:val="3"/>
+  </w:num>
+  <w:num w:numId="41" w16cid:durableId="2018265359">
+    <w:abstractNumId w:val="53"/>
+  </w:num>
+  <w:num w:numId="42" w16cid:durableId="1332177442">
+    <w:abstractNumId w:val="48"/>
+  </w:num>
+  <w:num w:numId="43" w16cid:durableId="118374957">
+    <w:abstractNumId w:val="44"/>
+  </w:num>
+  <w:num w:numId="44" w16cid:durableId="92165093">
+    <w:abstractNumId w:val="23"/>
+  </w:num>
+  <w:num w:numId="45" w16cid:durableId="537812533">
+    <w:abstractNumId w:val="37"/>
+  </w:num>
+  <w:num w:numId="46" w16cid:durableId="1903172366">
+    <w:abstractNumId w:val="6"/>
+  </w:num>
+  <w:num w:numId="47" w16cid:durableId="1859731260">
     <w:abstractNumId w:val="5"/>
   </w:num>
-  <w:num w:numId="2" w16cid:durableId="74783580">
-    <w:abstractNumId w:val="1"/>
+  <w:num w:numId="48" w16cid:durableId="683938112">
+    <w:abstractNumId w:val="51"/>
   </w:num>
-  <w:num w:numId="3" w16cid:durableId="1972706086">
-    <w:abstractNumId w:val="11"/>
+  <w:num w:numId="49" w16cid:durableId="247545663">
+    <w:abstractNumId w:val="17"/>
   </w:num>
-  <w:num w:numId="4" w16cid:durableId="201405911">
-    <w:abstractNumId w:val="7"/>
+  <w:num w:numId="50" w16cid:durableId="1497379266">
+    <w:abstractNumId w:val="19"/>
   </w:num>
-  <w:num w:numId="5" w16cid:durableId="1689791656">
-    <w:abstractNumId w:val="4"/>
+  <w:num w:numId="51" w16cid:durableId="964046194">
+    <w:abstractNumId w:val="31"/>
   </w:num>
-  <w:num w:numId="6" w16cid:durableId="1623077049">
-    <w:abstractNumId w:val="10"/>
+  <w:num w:numId="52" w16cid:durableId="1447775408">
+    <w:abstractNumId w:val="34"/>
   </w:num>
-  <w:num w:numId="7" w16cid:durableId="223369364">
+  <w:num w:numId="53" w16cid:durableId="879250103">
     <w:abstractNumId w:val="9"/>
   </w:num>
-  <w:num w:numId="8" w16cid:durableId="1456603867">
-    <w:abstractNumId w:val="12"/>
-  </w:num>
-  <w:num w:numId="9" w16cid:durableId="1897543607">
-    <w:abstractNumId w:val="8"/>
-  </w:num>
-  <w:num w:numId="10" w16cid:durableId="1035085327">
-    <w:abstractNumId w:val="3"/>
-  </w:num>
-  <w:num w:numId="11" w16cid:durableId="702749831">
-    <w:abstractNumId w:val="6"/>
-  </w:num>
-  <w:num w:numId="12" w16cid:durableId="1991052831">
-    <w:abstractNumId w:val="0"/>
-  </w:num>
-  <w:num w:numId="13" w16cid:durableId="578248497">
-    <w:abstractNumId w:val="13"/>
-  </w:num>
-  <w:num w:numId="14" w16cid:durableId="1468858939">
-    <w:abstractNumId w:val="2"/>
+  <w:num w:numId="54" w16cid:durableId="509686642">
+    <w:abstractNumId w:val="43"/>
   </w:num>
 </w:numbering>
 </file>
@@ -7555,7 +10729,6 @@
     <w:next w:val="Normal"/>
     <w:link w:val="Heading2Char"/>
     <w:uiPriority w:val="9"/>
-    <w:semiHidden/>
     <w:unhideWhenUsed/>
     <w:qFormat/>
     <w:rsid w:val="00FD40A8"/>
@@ -7753,6 +10926,7 @@
   <w:style w:type="character" w:default="1" w:styleId="DefaultParagraphFont">
     <w:name w:val="Default Paragraph Font"/>
     <w:uiPriority w:val="1"/>
+    <w:semiHidden/>
     <w:unhideWhenUsed/>
   </w:style>
   <w:style w:type="table" w:default="1" w:styleId="TableNormal">
@@ -7794,7 +10968,6 @@
     <w:basedOn w:val="DefaultParagraphFont"/>
     <w:link w:val="Heading2"/>
     <w:uiPriority w:val="9"/>
-    <w:semiHidden/>
     <w:rsid w:val="00FD40A8"/>
     <w:rPr>
       <w:rFonts w:asciiTheme="majorHAnsi" w:eastAsiaTheme="majorEastAsia" w:hAnsiTheme="majorHAnsi" w:cstheme="majorBidi"/>
